--- a/Documents/AnalyseFonctionnelle/Raphael Arseneault Analyse fonctionnelle et organique.docx
+++ b/Documents/AnalyseFonctionnelle/Raphael Arseneault Analyse fonctionnelle et organique.docx
@@ -1454,19 +1454,30 @@
     </w:p>
     <w:p>
       <w:pPr>
-        <w:pStyle w:val="730"/>
         <w:pBdr/>
         <w:spacing/>
         <w:ind/>
         <w:rPr>
-          <w:lang w:val="fr-FR"/>
+          <w:highlight w:val="none"/>
+          <w:lang w:val="fr-FR" w:bidi="fr-FR"/>
         </w:rPr>
       </w:pPr>
       <w:r>
         <w:rPr>
-          <w:lang w:val="fr-FR"/>
+          <w:lang w:val="fr-FR" w:bidi="fr-FR"/>
         </w:rPr>
-        <w:t xml:space="preserve">Exemple de livrable</w:t>
+        <w:t xml:space="preserve">Pseudo code</w:t>
+      </w:r>
+      <w:r>
+        <w:rPr>
+          <w:lang w:val="fr-FR" w:bidi="fr-FR"/>
+        </w:rPr>
+        <w:t xml:space="preserve"> des algorithmes critiques</w:t>
+      </w:r>
+      <w:r>
+        <w:rPr>
+          <w:lang w:val="fr-FR" w:bidi="fr-FR"/>
+        </w:rPr>
       </w:r>
       <w:r>
         <w:rPr>
@@ -1480,213 +1491,1283 @@
         <w:spacing/>
         <w:ind/>
         <w:rPr>
-          <w:lang w:val="fr-FR"/>
+          <w:highlight w:val="none"/>
+          <w:lang w:val="fr-FR" w:bidi="fr-FR"/>
         </w:rPr>
       </w:pPr>
       <w:r>
         <w:rPr>
-          <w:lang w:val="fr-FR"/>
+          <w:highlight w:val="none"/>
+          <w:lang w:val="fr-FR" w:bidi="fr-FR"/>
         </w:rPr>
-        <w:t xml:space="preserve">Lorem ipsum dolor sit amet, consectetuer adipiscing elit. Maecenas porttitor congue massa. Fusce posuere, magna sed pulvinar ultricies, purus lectus malesuada libero, sit amet commodo magna eros quis urna. Nunc viverra imperdiet enim. Fusce est.</w:t>
+        <w:t xml:space="preserve">Algorithme de construction de l’arbre syntaxique abstrait récursif. </w:t>
       </w:r>
       <w:r>
         <w:rPr>
-          <w:lang w:val="fr-FR"/>
+          <w:highlight w:val="none"/>
+          <w:lang w:val="fr-FR" w:bidi="fr-FR"/>
         </w:rPr>
       </w:r>
     </w:p>
     <w:p>
       <w:pPr>
         <w:pBdr/>
+        <w:shd w:val="nil"/>
         <w:spacing/>
         <w:ind/>
         <w:rPr>
-          <w:lang w:val="fr-FR"/>
+          <w:highlight w:val="none"/>
+          <w:lang w:val="fr-FR" w:bidi="fr-FR"/>
         </w:rPr>
       </w:pPr>
       <w:r>
         <w:rPr>
-          <w:lang w:val="fr-FR"/>
+          <w:highlight w:val="none"/>
+          <w:lang w:val="fr-FR" w:bidi="fr-FR"/>
         </w:rPr>
-        <w:t xml:space="preserve">Vivamus a tellus. Pellentesque habitant morbi tristique senectus et netus et malesuada fames ac turpis egestas. Proin pharetra nonummy pede. Mauris et orci. Aenean nec lorem.</w:t>
+        <w:br w:type="page" w:clear="all"/>
       </w:r>
       <w:r>
         <w:rPr>
-          <w:lang w:val="fr-FR"/>
-        </w:rPr>
-      </w:r>
-    </w:p>
-    <w:p>
-      <w:pPr>
-        <w:pBdr/>
-        <w:spacing/>
-        <w:ind/>
-        <w:rPr>
-          <w:lang w:val="fr-FR"/>
-        </w:rPr>
-      </w:pPr>
-      <w:r>
-        <w:rPr>
-          <w:lang w:val="fr-FR"/>
-        </w:rPr>
-        <w:t xml:space="preserve">In porttitor. Donec laoreet nonummy augue. Suspendisse dui purus, scelerisque at, vulputate vitae, pretium mattis, nunc. Mauris eget neque at sem venenatis eleifend. Ut nonummy.</w:t>
-      </w:r>
-      <w:r>
-        <w:rPr>
-          <w:lang w:val="fr-FR"/>
-        </w:rPr>
-      </w:r>
-    </w:p>
-    <w:p>
-      <w:pPr>
-        <w:pBdr/>
-        <w:spacing/>
-        <w:ind/>
-        <w:rPr>
-          <w:lang w:val="fr-FR"/>
-        </w:rPr>
-      </w:pPr>
-      <w:r>
-        <w:rPr>
-          <w:lang w:val="fr-FR"/>
-        </w:rPr>
-        <w:t xml:space="preserve">Fusce aliquet pede non pede. </w:t>
-      </w:r>
-      <w:r>
-        <w:rPr>
-          <w:lang w:val="fr-FR"/>
-        </w:rPr>
-        <w:t xml:space="preserve">Suspendisse dapibus lorem pellentesque magna. Integer nulla. Donec blandit feugiat ligula. Donec hendrerit, felis et imperdiet euismod, purus ipsum pretium metus, in lacinia nulla nisl eget sapien.</w:t>
-      </w:r>
-      <w:r>
-        <w:rPr>
-          <w:lang w:val="fr-FR"/>
-        </w:rPr>
-      </w:r>
-    </w:p>
-    <w:p>
-      <w:pPr>
-        <w:pBdr/>
-        <w:spacing/>
-        <w:ind/>
-        <w:rPr>
-          <w:lang w:val="fr-FR"/>
-        </w:rPr>
-      </w:pPr>
-      <w:r>
-        <w:rPr>
-          <w:lang w:val="fr-FR"/>
-        </w:rPr>
-        <w:t xml:space="preserve">Donec ut est in lectus consequat consequat. Etiam eget dui. Aliquam erat volutpat. Sed at lorem in nunc porta tristique. Proin nec augue.</w:t>
-      </w:r>
-      <w:r>
-        <w:rPr>
-          <w:lang w:val="fr-FR"/>
-        </w:rPr>
-      </w:r>
-    </w:p>
-    <w:p>
-      <w:pPr>
-        <w:pStyle w:val="731"/>
-        <w:pBdr/>
-        <w:spacing/>
-        <w:ind/>
-        <w:rPr>
-          <w:lang w:val="fr-FR"/>
-        </w:rPr>
-      </w:pPr>
-      <w:r>
-        <w:rPr>
-          <w:lang w:val="fr-FR"/>
-        </w:rPr>
-        <w:t xml:space="preserve">Diagramme X</w:t>
-      </w:r>
-      <w:r>
-        <w:rPr>
-          <w:lang w:val="fr-FR"/>
-        </w:rPr>
-        <mc:AlternateContent>
-          <mc:Choice Requires="wpg">
-            <w:drawing>
-              <wp:inline xmlns:wp="http://schemas.openxmlformats.org/drawingml/2006/wordprocessingDrawing" distT="0" distB="0" distL="0" distR="0">
-                <wp:extent cx="5943600" cy="3342691"/>
-                <wp:effectExtent l="0" t="0" r="19050" b="10160"/>
-                <wp:docPr id="3" name="Rectangle 1"/>
-                <wp:cNvGraphicFramePr/>
-                <a:graphic xmlns:a="http://schemas.openxmlformats.org/drawingml/2006/main">
-                  <a:graphicData uri="http://schemas.microsoft.com/office/word/2010/wordprocessingShape">
-                    <wps:wsp>
-                      <wps:cNvPr id="0" name=""/>
-                      <wps:cNvSpPr/>
-                      <wps:spPr bwMode="auto">
-                        <a:xfrm>
-                          <a:off x="0" y="0"/>
-                          <a:ext cx="5943600" cy="3342691"/>
-                        </a:xfrm>
-                        <a:prstGeom prst="rect">
-                          <a:avLst/>
-                        </a:prstGeom>
-                      </wps:spPr>
-                      <wps:style>
-                        <a:lnRef idx="2">
-                          <a:schemeClr val="accent1">
-                            <a:shade val="15000"/>
-                          </a:schemeClr>
-                        </a:lnRef>
-                        <a:fillRef idx="1">
-                          <a:schemeClr val="accent1"/>
-                        </a:fillRef>
-                        <a:effectRef idx="0">
-                          <a:schemeClr val="accent1"/>
-                        </a:effectRef>
-                        <a:fontRef idx="minor">
-                          <a:schemeClr val="lt1"/>
-                        </a:fontRef>
-                      </wps:style>
-                      <wps:bodyPr rot="0">
-                        <a:prstTxWarp prst="textNoShape">
-                          <a:avLst/>
-                        </a:prstTxWarp>
-                        <a:noAutofit/>
-                      </wps:bodyPr>
-                    </wps:wsp>
-                  </a:graphicData>
-                </a:graphic>
-              </wp:inline>
-            </w:drawing>
-          </mc:Choice>
-          <mc:Fallback>
-            <w:pict>
-              <v:shape id="shape 2" o:spid="_x0000_s2" o:spt="1" type="#_x0000_t1" style="width:468.00pt;height:263.20pt;mso-wrap-distance-left:0.00pt;mso-wrap-distance-top:0.00pt;mso-wrap-distance-right:0.00pt;mso-wrap-distance-bottom:0.00pt;visibility:visible;" fillcolor="#156082" strokecolor="#030E13" strokeweight="1.00pt">
-                <v:stroke dashstyle="solid"/>
-              </v:shape>
-            </w:pict>
-          </mc:Fallback>
-        </mc:AlternateContent>
-      </w:r>
-      <w:r>
-        <w:rPr>
-          <w:lang w:val="fr-FR"/>
-        </w:rPr>
-      </w:r>
-    </w:p>
-    <w:p>
-      <w:pPr>
-        <w:pBdr/>
-        <w:spacing/>
-        <w:ind/>
-        <w:rPr>
-          <w:lang w:val="fr-FR"/>
-        </w:rPr>
-      </w:pPr>
-      <w:r>
-        <w:rPr>
+          <w:highlight w:val="none"/>
           <w:lang w:val="fr-FR" w:bidi="fr-FR"/>
         </w:rPr>
       </w:r>
       <w:r>
         <w:rPr>
+          <w:highlight w:val="none"/>
+          <w:lang w:val="fr-FR" w:bidi="fr-FR"/>
+        </w:rPr>
+      </w:r>
+    </w:p>
+    <w:p>
+      <w:pPr>
+        <w:pBdr/>
+        <w:spacing/>
+        <w:ind/>
+        <w:rPr>
+          <w:highlight w:val="none"/>
+          <w:lang w:val="fr-FR" w:bidi="fr-FR"/>
+        </w:rPr>
+      </w:pPr>
+      <w:r>
+        <w:rPr>
+          <w:highlight w:val="none"/>
+          <w:lang w:val="fr-FR" w:bidi="fr-FR"/>
+        </w:rPr>
+        <w:t xml:space="preserve">// algorithme pour atteindre le dernier token d’une instruction</w:t>
+      </w:r>
+      <w:r>
+        <w:rPr>
+          <w:highlight w:val="none"/>
+          <w:lang w:val="fr-FR" w:bidi="fr-FR"/>
+        </w:rPr>
+        <w:t xml:space="preserve"> c’est pour obtenir un intervale entre deux nombre et envoyer cette intervale au enfant pour le traiter</w:t>
+      </w:r>
+      <w:r>
+        <w:rPr>
+          <w:highlight w:val="none"/>
+          <w:lang w:val="fr-FR" w:bidi="fr-FR"/>
+        </w:rPr>
+      </w:r>
+    </w:p>
+    <w:p>
+      <w:pPr>
+        <w:pBdr/>
+        <w:spacing/>
+        <w:ind/>
+        <w:rPr>
+          <w:highlight w:val="none"/>
+          <w:lang w:val="fr-FR" w:bidi="fr-FR"/>
+        </w:rPr>
+      </w:pPr>
+      <w:r>
+        <w:rPr>
+          <w:highlight w:val="none"/>
+          <w:lang w:val="fr-FR" w:bidi="fr-FR"/>
+        </w:rPr>
+        <w:t xml:space="preserve">int avancerFinInstruction(int indexActuelle)</w:t>
+      </w:r>
+      <w:r>
+        <w:rPr>
+          <w:highlight w:val="none"/>
+          <w:lang w:val="fr-FR" w:bidi="fr-FR"/>
+        </w:rPr>
+      </w:r>
+    </w:p>
+    <w:p>
+      <w:pPr>
+        <w:pBdr/>
+        <w:spacing/>
+        <w:ind/>
+        <w:rPr>
+          <w:highlight w:val="none"/>
+          <w:lang w:val="fr-FR" w:bidi="fr-FR"/>
+        </w:rPr>
+      </w:pPr>
+      <w:r>
+        <w:rPr>
+          <w:highlight w:val="none"/>
+          <w:lang w:val="fr-FR" w:bidi="fr-FR"/>
+        </w:rPr>
+        <w:t xml:space="preserve">{</w:t>
+        <w:tab/>
+      </w:r>
+      <w:r>
+        <w:rPr>
+          <w:highlight w:val="none"/>
+          <w:lang w:val="fr-FR" w:bidi="fr-FR"/>
+        </w:rPr>
+      </w:r>
+    </w:p>
+    <w:p>
+      <w:pPr>
+        <w:pBdr/>
+        <w:spacing/>
+        <w:ind/>
+        <w:rPr>
+          <w:highlight w:val="none"/>
+          <w:lang w:val="fr-FR" w:bidi="fr-FR"/>
+        </w:rPr>
+      </w:pPr>
+      <w:r>
+        <w:rPr>
+          <w:highlight w:val="none"/>
+          <w:lang w:val="fr-FR" w:bidi="fr-FR"/>
+        </w:rPr>
+        <w:tab/>
+        <w:t xml:space="preserve">int i = indexActuelle ; </w:t>
+      </w:r>
+      <w:r>
+        <w:rPr>
+          <w:highlight w:val="none"/>
+          <w:lang w:val="fr-FR" w:bidi="fr-FR"/>
+        </w:rPr>
+      </w:r>
+      <w:r>
+        <w:rPr>
+          <w:highlight w:val="none"/>
+          <w:lang w:val="fr-FR" w:bidi="fr-FR"/>
+        </w:rPr>
+      </w:r>
+      <w:r>
+        <w:rPr>
+          <w:highlight w:val="none"/>
+          <w:lang w:val="fr-FR" w:bidi="fr-FR"/>
+        </w:rPr>
+      </w:r>
+      <w:r>
+        <w:rPr>
+          <w:highlight w:val="none"/>
+          <w:lang w:val="fr-FR" w:bidi="fr-FR"/>
+        </w:rPr>
+      </w:r>
+    </w:p>
+    <w:p>
+      <w:pPr>
+        <w:pBdr/>
+        <w:spacing/>
+        <w:ind w:left="709"/>
+        <w:rPr>
+          <w:highlight w:val="none"/>
+          <w:lang w:val="fr-FR" w:bidi="fr-FR"/>
+        </w:rPr>
+      </w:pPr>
+      <w:r>
+        <w:rPr>
+          <w:highlight w:val="none"/>
+          <w:lang w:val="fr-FR" w:bidi="fr-FR"/>
+        </w:rPr>
+        <w:tab/>
+      </w:r>
+      <w:r>
+        <w:rPr>
+          <w:highlight w:val="none"/>
+          <w:lang w:val="fr-FR" w:bidi="fr-FR"/>
+        </w:rPr>
+        <w:t xml:space="preserve">Tant que (token type n’est pas </w:t>
+      </w:r>
+      <w:r>
+        <w:rPr>
+          <w:highlight w:val="none"/>
+          <w:lang w:val="fr-FR" w:bidi="fr-FR"/>
+        </w:rPr>
+        <w:t xml:space="preserve">à la fin d’une instruction indiqué par un ; on continue ; ) </w:t>
+      </w:r>
+      <w:r/>
+      <w:r>
+        <w:rPr>
+          <w:highlight w:val="none"/>
+          <w:lang w:val="fr-FR" w:bidi="fr-FR"/>
+        </w:rPr>
+      </w:r>
+      <w:r>
+        <w:rPr>
+          <w:highlight w:val="none"/>
+          <w:lang w:val="fr-FR" w:bidi="fr-FR"/>
+        </w:rPr>
+      </w:r>
+      <w:r>
+        <w:rPr>
+          <w:highlight w:val="none"/>
+          <w:lang w:val="fr-FR" w:bidi="fr-FR"/>
+        </w:rPr>
+      </w:r>
+      <w:r>
+        <w:rPr>
+          <w:highlight w:val="none"/>
+          <w:lang w:val="fr-FR" w:bidi="fr-FR"/>
+        </w:rPr>
+      </w:r>
+    </w:p>
+    <w:p>
+      <w:pPr>
+        <w:pBdr/>
+        <w:spacing/>
+        <w:ind w:left="709"/>
+        <w:rPr>
+          <w:highlight w:val="none"/>
+          <w:lang w:val="fr-FR" w:bidi="fr-FR"/>
+        </w:rPr>
+      </w:pPr>
+      <w:r>
+        <w:rPr>
+          <w:highlight w:val="none"/>
+          <w:lang w:val="fr-FR" w:bidi="fr-FR"/>
+        </w:rPr>
+        <w:t xml:space="preserve">{</w:t>
+      </w:r>
+      <w:r>
+        <w:rPr>
+          <w:highlight w:val="none"/>
+          <w:lang w:val="fr-FR" w:bidi="fr-FR"/>
+        </w:rPr>
+      </w:r>
+    </w:p>
+    <w:p>
+      <w:pPr>
+        <w:pBdr/>
+        <w:spacing/>
+        <w:ind w:left="709"/>
+        <w:rPr>
+          <w:highlight w:val="none"/>
+          <w:lang w:val="fr-FR" w:bidi="fr-FR"/>
+        </w:rPr>
+      </w:pPr>
+      <w:r>
+        <w:rPr>
+          <w:highlight w:val="none"/>
+          <w:lang w:val="fr-FR" w:bidi="fr-FR"/>
+        </w:rPr>
+        <w:tab/>
+        <w:tab/>
+      </w:r>
+      <w:r>
+        <w:rPr>
+          <w:highlight w:val="none"/>
+          <w:lang w:val="fr-FR" w:bidi="fr-FR"/>
+        </w:rPr>
+        <w:t xml:space="preserve">indexActuelle ++</w:t>
+      </w:r>
+      <w:r/>
+      <w:r>
+        <w:rPr>
+          <w:highlight w:val="none"/>
+          <w:lang w:val="fr-FR" w:bidi="fr-FR"/>
+        </w:rPr>
+        <w:t xml:space="preserve"> ;</w:t>
+      </w:r>
+      <w:r>
+        <w:rPr>
+          <w:highlight w:val="none"/>
+          <w:lang w:val="fr-FR" w:bidi="fr-FR"/>
+        </w:rPr>
+      </w:r>
+      <w:r>
+        <w:rPr>
+          <w:highlight w:val="none"/>
+          <w:lang w:val="fr-FR" w:bidi="fr-FR"/>
+        </w:rPr>
+      </w:r>
+    </w:p>
+    <w:p>
+      <w:pPr>
+        <w:pBdr/>
+        <w:spacing/>
+        <w:ind w:left="709"/>
+        <w:rPr>
+          <w:highlight w:val="none"/>
+          <w:lang w:val="fr-FR" w:bidi="fr-FR"/>
+        </w:rPr>
+      </w:pPr>
+      <w:r>
+        <w:rPr>
+          <w:highlight w:val="none"/>
+          <w:lang w:val="fr-FR" w:bidi="fr-FR"/>
+        </w:rPr>
+        <w:t xml:space="preserve">}</w:t>
+      </w:r>
+      <w:r>
+        <w:rPr>
+          <w:highlight w:val="none"/>
+          <w:lang w:val="fr-FR" w:bidi="fr-FR"/>
+        </w:rPr>
+      </w:r>
+      <w:r>
+        <w:rPr>
+          <w:highlight w:val="none"/>
+          <w:lang w:val="fr-FR" w:bidi="fr-FR"/>
+        </w:rPr>
+      </w:r>
+      <w:r>
+        <w:rPr>
+          <w:highlight w:val="none"/>
+          <w:lang w:val="fr-FR" w:bidi="fr-FR"/>
+        </w:rPr>
+        <w:tab/>
+        <w:tab/>
+      </w:r>
+      <w:r>
+        <w:rPr>
+          <w:highlight w:val="none"/>
+          <w:lang w:val="fr-FR" w:bidi="fr-FR"/>
+        </w:rPr>
+      </w:r>
+      <w:r>
+        <w:rPr>
+          <w:highlight w:val="none"/>
+          <w:lang w:val="fr-FR" w:bidi="fr-FR"/>
+        </w:rPr>
+      </w:r>
+    </w:p>
+    <w:p>
+      <w:pPr>
+        <w:pBdr/>
+        <w:spacing/>
+        <w:ind w:left="709"/>
+        <w:rPr>
+          <w:highlight w:val="none"/>
+          <w:lang w:val="fr-FR" w:bidi="fr-FR"/>
+        </w:rPr>
+      </w:pPr>
+      <w:r>
+        <w:rPr>
+          <w:highlight w:val="none"/>
+          <w:lang w:val="fr-FR" w:bidi="fr-FR"/>
+        </w:rPr>
+        <w:t xml:space="preserve">return indexActuelle ;</w:t>
+      </w:r>
+      <w:r>
+        <w:rPr>
+          <w:highlight w:val="none"/>
+          <w:lang w:val="fr-FR" w:bidi="fr-FR"/>
+        </w:rPr>
+      </w:r>
+      <w:r>
+        <w:rPr>
+          <w:highlight w:val="none"/>
+          <w:lang w:val="fr-FR" w:bidi="fr-FR"/>
+        </w:rPr>
+      </w:r>
+      <w:r>
+        <w:rPr>
+          <w:highlight w:val="none"/>
+          <w:lang w:val="fr-FR" w:bidi="fr-FR"/>
+        </w:rPr>
+      </w:r>
+      <w:r>
+        <w:rPr>
+          <w:highlight w:val="none"/>
+          <w:lang w:val="fr-FR" w:bidi="fr-FR"/>
+        </w:rPr>
+      </w:r>
+      <w:r>
+        <w:rPr>
+          <w:highlight w:val="none"/>
+          <w:lang w:val="fr-FR" w:bidi="fr-FR"/>
+        </w:rPr>
+      </w:r>
+      <w:r>
+        <w:rPr>
+          <w:highlight w:val="none"/>
+          <w:lang w:val="fr-FR" w:bidi="fr-FR"/>
+        </w:rPr>
+      </w:r>
+    </w:p>
+    <w:p>
+      <w:pPr>
+        <w:pBdr/>
+        <w:spacing/>
+        <w:ind/>
+        <w:rPr>
+          <w:highlight w:val="none"/>
+          <w:lang w:val="fr-FR" w:bidi="fr-FR"/>
+        </w:rPr>
+      </w:pPr>
+      <w:r>
+        <w:rPr>
+          <w:highlight w:val="none"/>
+          <w:lang w:val="fr-FR" w:bidi="fr-FR"/>
+        </w:rPr>
+        <w:t xml:space="preserve">}</w:t>
+      </w:r>
+      <w:r>
+        <w:rPr>
+          <w:highlight w:val="none"/>
+          <w:lang w:val="fr-FR" w:bidi="fr-FR"/>
+        </w:rPr>
+      </w:r>
+    </w:p>
+    <w:p>
+      <w:pPr>
+        <w:pBdr/>
+        <w:shd w:val="nil"/>
+        <w:spacing/>
+        <w:ind/>
+        <w:rPr>
+          <w:highlight w:val="none"/>
+          <w:lang w:val="fr-FR" w:bidi="fr-FR"/>
+        </w:rPr>
+      </w:pPr>
+      <w:r>
+        <w:rPr>
+          <w:highlight w:val="none"/>
+          <w:lang w:val="fr-FR" w:bidi="fr-FR"/>
+        </w:rPr>
+        <w:br w:type="page" w:clear="all"/>
+      </w:r>
+      <w:r>
+        <w:rPr>
+          <w:highlight w:val="none"/>
+          <w:lang w:val="fr-FR" w:bidi="fr-FR"/>
+        </w:rPr>
+      </w:r>
+      <w:r>
+        <w:rPr>
+          <w:highlight w:val="none"/>
+          <w:lang w:val="fr-FR" w:bidi="fr-FR"/>
+        </w:rPr>
+      </w:r>
+    </w:p>
+    <w:p>
+      <w:pPr>
+        <w:pBdr/>
+        <w:shd w:val="nil" w:color="000000"/>
+        <w:spacing/>
+        <w:ind/>
+        <w:rPr/>
+      </w:pPr>
+      <w:r>
+        <w:rPr>
+          <w:highlight w:val="none"/>
+          <w:lang w:val="fr-FR" w:bidi="fr-FR"/>
+        </w:rPr>
+        <w:t xml:space="preserve">vecteur&lt;INoeud&gt; obtenirTouteInstructionEnfant(vecteur&lt;Token&gt; tokensIntervalle)</w:t>
+      </w:r>
+      <w:r/>
+    </w:p>
+    <w:p>
+      <w:pPr>
+        <w:pBdr/>
+        <w:shd w:val="nil" w:color="000000"/>
+        <w:spacing/>
+        <w:ind/>
+        <w:rPr/>
+      </w:pPr>
+      <w:r>
+        <w:rPr>
+          <w:highlight w:val="none"/>
+          <w:lang w:val="fr-FR" w:bidi="fr-FR"/>
+        </w:rPr>
+        <w:t xml:space="preserve">{</w:t>
+      </w:r>
+      <w:r/>
+    </w:p>
+    <w:p>
+      <w:pPr>
+        <w:pBdr/>
+        <w:shd w:val="nil" w:color="000000"/>
+        <w:spacing/>
+        <w:ind/>
+        <w:rPr/>
+      </w:pPr>
+      <w:r>
+        <w:rPr>
+          <w:highlight w:val="none"/>
+          <w:lang w:val="fr-FR" w:bidi="fr-FR"/>
+        </w:rPr>
+        <w:tab/>
+        <w:t xml:space="preserve">vecteur&lt;INoeud&gt; listeEnfants ;</w:t>
+      </w:r>
+      <w:r/>
+    </w:p>
+    <w:p>
+      <w:pPr>
+        <w:pBdr/>
+        <w:shd w:val="nil" w:color="000000"/>
+        <w:spacing/>
+        <w:ind/>
+        <w:rPr/>
+      </w:pPr>
+      <w:r>
+        <w:rPr>
+          <w:highlight w:val="none"/>
+          <w:lang w:val="fr-FR" w:bidi="fr-FR"/>
+        </w:rPr>
+        <w:tab/>
+        <w:t xml:space="preserve">int indexLocal = 0 ;</w:t>
+      </w:r>
+      <w:r/>
+    </w:p>
+    <w:p>
+      <w:pPr>
+        <w:pBdr/>
+        <w:shd w:val="nil" w:color="000000"/>
+        <w:spacing/>
+        <w:ind/>
+        <w:rPr/>
+      </w:pPr>
+      <w:r>
+        <w:rPr>
+          <w:highlight w:val="none"/>
+          <w:lang w:val="fr-FR" w:bidi="fr-FR"/>
+        </w:rPr>
+      </w:r>
+      <w:r/>
+    </w:p>
+    <w:p>
+      <w:pPr>
+        <w:pBdr/>
+        <w:shd w:val="nil" w:color="000000"/>
+        <w:spacing/>
+        <w:ind/>
+        <w:rPr/>
+      </w:pPr>
+      <w:r>
+        <w:rPr>
+          <w:highlight w:val="none"/>
+          <w:lang w:val="fr-FR" w:bidi="fr-FR"/>
+        </w:rPr>
+        <w:tab/>
+        <w:t xml:space="preserve">// On parcourt l'intervalle du début (0) jusqu'à la fin de la tranche</w:t>
+      </w:r>
+      <w:r/>
+    </w:p>
+    <w:p>
+      <w:pPr>
+        <w:pBdr/>
+        <w:shd w:val="nil" w:color="000000"/>
+        <w:spacing/>
+        <w:ind/>
+        <w:rPr/>
+      </w:pPr>
+      <w:r>
+        <w:rPr>
+          <w:highlight w:val="none"/>
+          <w:lang w:val="fr-FR" w:bidi="fr-FR"/>
+        </w:rPr>
+        <w:tab/>
+        <w:t xml:space="preserve">Tant que (indexLocal &lt; tokensIntervalle.taille()) </w:t>
+      </w:r>
+      <w:r/>
+    </w:p>
+    <w:p>
+      <w:pPr>
+        <w:pBdr/>
+        <w:shd w:val="nil" w:color="000000"/>
+        <w:spacing/>
+        <w:ind/>
+        <w:rPr/>
+      </w:pPr>
+      <w:r>
+        <w:rPr>
+          <w:highlight w:val="none"/>
+          <w:lang w:val="fr-FR" w:bidi="fr-FR"/>
+        </w:rPr>
+        <w:tab/>
+        <w:t xml:space="preserve">{</w:t>
+      </w:r>
+      <w:r/>
+    </w:p>
+    <w:p>
+      <w:pPr>
+        <w:pBdr/>
+        <w:shd w:val="nil" w:color="000000"/>
+        <w:spacing/>
+        <w:ind/>
+        <w:rPr/>
+      </w:pPr>
+      <w:r>
+        <w:rPr>
+          <w:highlight w:val="none"/>
+          <w:lang w:val="fr-FR" w:bidi="fr-FR"/>
+        </w:rPr>
+        <w:tab/>
+        <w:tab/>
+        <w:t xml:space="preserve">// on construit l'arbre pour chaque instruction trouvée dans l'intervalle de façon récursif </w:t>
+      </w:r>
+      <w:r/>
+    </w:p>
+    <w:p>
+      <w:pPr>
+        <w:pBdr/>
+        <w:shd w:val="nil" w:color="000000"/>
+        <w:spacing/>
+        <w:ind/>
+        <w:rPr/>
+      </w:pPr>
+      <w:r>
+        <w:rPr>
+          <w:highlight w:val="none"/>
+          <w:lang w:val="fr-FR" w:bidi="fr-FR"/>
+        </w:rPr>
+        <w:tab/>
+        <w:tab/>
+        <w:t xml:space="preserve">// L’ index local est passé par référence, donc il avance automatiquement à chaque appel</w:t>
+      </w:r>
+      <w:r/>
+    </w:p>
+    <w:p>
+      <w:pPr>
+        <w:pBdr/>
+        <w:shd w:val="nil" w:color="000000"/>
+        <w:spacing/>
+        <w:ind/>
+        <w:rPr/>
+      </w:pPr>
+      <w:r>
+        <w:rPr>
+          <w:highlight w:val="none"/>
+          <w:lang w:val="fr-FR" w:bidi="fr-FR"/>
+        </w:rPr>
+        <w:tab/>
+        <w:tab/>
+        <w:t xml:space="preserve">INoeud enfant = construireArbreSyntaxique(tokensIntervalle, indexLocal) ;</w:t>
+      </w:r>
+      <w:r/>
+      <w:r>
+        <w:rPr>
+          <w:highlight w:val="none"/>
+          <w:lang w:val="fr-FR" w:bidi="fr-FR"/>
+        </w:rPr>
+      </w:r>
+      <w:r/>
+      <w:r>
+        <w:rPr>
+          <w:highlight w:val="none"/>
+          <w:lang w:val="fr-FR" w:bidi="fr-FR"/>
+        </w:rPr>
+      </w:r>
+    </w:p>
+    <w:p>
+      <w:pPr>
+        <w:pBdr/>
+        <w:shd w:val="nil" w:color="000000"/>
+        <w:spacing/>
+        <w:ind/>
+        <w:rPr/>
+      </w:pPr>
+      <w:r>
+        <w:rPr>
+          <w:highlight w:val="none"/>
+          <w:lang w:val="fr-FR" w:bidi="fr-FR"/>
+        </w:rPr>
+        <w:tab/>
+        <w:tab/>
+        <w:t xml:space="preserve">listeEnfants.ajouter(enfant) ;</w:t>
+      </w:r>
+      <w:r/>
+    </w:p>
+    <w:p>
+      <w:pPr>
+        <w:pBdr/>
+        <w:shd w:val="nil" w:color="000000"/>
+        <w:spacing/>
+        <w:ind/>
+        <w:rPr/>
+      </w:pPr>
+      <w:r>
+        <w:rPr>
+          <w:highlight w:val="none"/>
+          <w:lang w:val="fr-FR" w:bidi="fr-FR"/>
+        </w:rPr>
+        <w:tab/>
+        <w:t xml:space="preserve">}</w:t>
+      </w:r>
+      <w:r/>
+      <w:r>
+        <w:rPr>
+          <w:highlight w:val="none"/>
+          <w:lang w:val="fr-FR" w:bidi="fr-FR"/>
+        </w:rPr>
+      </w:r>
+      <w:r/>
+      <w:r>
+        <w:rPr>
+          <w:highlight w:val="none"/>
+          <w:lang w:val="fr-FR" w:bidi="fr-FR"/>
+        </w:rPr>
+      </w:r>
+    </w:p>
+    <w:p>
+      <w:pPr>
+        <w:pBdr/>
+        <w:shd w:val="nil" w:color="000000"/>
+        <w:spacing/>
+        <w:ind/>
+        <w:rPr/>
+      </w:pPr>
+      <w:r>
+        <w:rPr>
+          <w:highlight w:val="none"/>
+          <w:lang w:val="fr-FR" w:bidi="fr-FR"/>
+        </w:rPr>
+        <w:tab/>
+        <w:t xml:space="preserve">return listeEnfants ;</w:t>
+      </w:r>
+      <w:r/>
+    </w:p>
+    <w:p>
+      <w:pPr>
+        <w:pBdr/>
+        <w:shd w:val="nil"/>
+        <w:spacing/>
+        <w:ind/>
+        <w:rPr>
+          <w:highlight w:val="none"/>
+          <w:lang w:val="fr-FR" w:bidi="fr-FR"/>
+        </w:rPr>
+      </w:pPr>
+      <w:r>
+        <w:rPr>
+          <w:highlight w:val="none"/>
+          <w:lang w:val="fr-FR" w:bidi="fr-FR"/>
+        </w:rPr>
+        <w:t xml:space="preserve">}</w:t>
+      </w:r>
+      <w:r/>
+      <w:r>
+        <w:rPr>
+          <w:highlight w:val="none"/>
+          <w:lang w:val="fr-FR" w:bidi="fr-FR"/>
+        </w:rPr>
+        <w:br w:type="page" w:clear="all"/>
+      </w:r>
+      <w:r>
+        <w:rPr>
+          <w:highlight w:val="none"/>
+          <w:lang w:val="fr-FR" w:bidi="fr-FR"/>
+        </w:rPr>
+      </w:r>
+      <w:r>
+        <w:rPr>
+          <w:highlight w:val="none"/>
+          <w:lang w:val="fr-FR" w:bidi="fr-FR"/>
+        </w:rPr>
+      </w:r>
+    </w:p>
+    <w:p>
+      <w:pPr>
+        <w:pBdr/>
+        <w:spacing/>
+        <w:ind/>
+        <w:rPr>
+          <w:highlight w:val="none"/>
+          <w:lang w:val="fr-FR" w:bidi="fr-FR"/>
+        </w:rPr>
+      </w:pPr>
+      <w:r>
+        <w:rPr>
+          <w:highlight w:val="none"/>
+          <w:lang w:val="fr-FR" w:bidi="fr-FR"/>
+        </w:rPr>
+      </w:r>
+      <w:r>
+        <w:rPr>
+          <w:highlight w:val="none"/>
+          <w:lang w:val="fr-FR" w:bidi="fr-FR"/>
+        </w:rPr>
+      </w:r>
+      <w:r>
+        <w:rPr>
+          <w:highlight w:val="none"/>
+          <w:lang w:val="fr-FR" w:bidi="fr-FR"/>
+        </w:rPr>
+      </w:r>
+    </w:p>
+    <w:p>
+      <w:pPr>
+        <w:pBdr/>
+        <w:spacing/>
+        <w:ind/>
+        <w:rPr>
+          <w:highlight w:val="none"/>
+          <w:lang w:val="fr-FR" w:bidi="fr-FR"/>
+        </w:rPr>
+      </w:pPr>
+      <w:r>
+        <w:rPr>
+          <w:highlight w:val="none"/>
+          <w:lang w:val="fr-FR" w:bidi="fr-FR"/>
+        </w:rPr>
+        <w:t xml:space="preserve">INoeud construireArbreSyntaxique(vecteur&lt;Token&gt; tokens)</w:t>
+      </w:r>
+      <w:r>
+        <w:rPr>
+          <w:highlight w:val="none"/>
+          <w:lang w:val="fr-FR" w:bidi="fr-FR"/>
+        </w:rPr>
+      </w:r>
+    </w:p>
+    <w:p>
+      <w:pPr>
+        <w:pBdr/>
+        <w:spacing/>
+        <w:ind/>
+        <w:rPr>
+          <w:highlight w:val="none"/>
+          <w:lang w:val="fr-FR" w:bidi="fr-FR"/>
+        </w:rPr>
+      </w:pPr>
+      <w:r>
+        <w:rPr>
+          <w:highlight w:val="none"/>
+          <w:lang w:val="fr-FR" w:bidi="fr-FR"/>
+        </w:rPr>
+        <w:t xml:space="preserve">{</w:t>
+        <w:tab/>
+      </w:r>
+      <w:r>
+        <w:rPr>
+          <w:highlight w:val="none"/>
+          <w:lang w:val="fr-FR" w:bidi="fr-FR"/>
+        </w:rPr>
+      </w:r>
+      <w:r>
+        <w:rPr>
+          <w:highlight w:val="none"/>
+          <w:lang w:val="fr-FR" w:bidi="fr-FR"/>
+        </w:rPr>
+      </w:r>
+      <w:r>
+        <w:rPr>
+          <w:highlight w:val="none"/>
+          <w:lang w:val="fr-FR" w:bidi="fr-FR"/>
+        </w:rPr>
+      </w:r>
+      <w:r>
+        <w:rPr>
+          <w:highlight w:val="none"/>
+          <w:lang w:val="fr-FR" w:bidi="fr-FR"/>
+        </w:rPr>
+      </w:r>
+    </w:p>
+    <w:p>
+      <w:pPr>
+        <w:pBdr/>
+        <w:spacing/>
+        <w:ind/>
+        <w:rPr>
+          <w:highlight w:val="none"/>
+          <w:lang w:val="fr-FR" w:bidi="fr-FR"/>
+        </w:rPr>
+      </w:pPr>
+      <w:r>
+        <w:rPr>
+          <w:highlight w:val="none"/>
+          <w:lang w:val="fr-FR" w:bidi="fr-FR"/>
+        </w:rPr>
+        <w:tab/>
+        <w:t xml:space="preserve">// Registre d’instruction contenant une lamda de construction de noeud</w:t>
+      </w:r>
+      <w:r>
+        <w:rPr>
+          <w:highlight w:val="none"/>
+          <w:lang w:val="fr-FR" w:bidi="fr-FR"/>
+        </w:rPr>
+        <w:t xml:space="preserve"> stocké dans un dictionnaire, retourne un noeud </w:t>
+      </w:r>
+      <w:r>
+        <w:rPr>
+          <w:highlight w:val="none"/>
+          <w:lang w:val="fr-FR" w:bidi="fr-FR"/>
+        </w:rPr>
+      </w:r>
+    </w:p>
+    <w:p>
+      <w:pPr>
+        <w:pBdr/>
+        <w:spacing/>
+        <w:ind/>
+        <w:rPr>
+          <w:highlight w:val="none"/>
+          <w:lang w:val="fr-FR" w:bidi="fr-FR"/>
+        </w:rPr>
+      </w:pPr>
+      <w:r>
+        <w:rPr>
+          <w:highlight w:val="none"/>
+          <w:lang w:val="fr-FR" w:bidi="fr-FR"/>
+        </w:rPr>
+        <w:tab/>
+        <w:t xml:space="preserve">noeuds = </w:t>
+      </w:r>
+      <w:r>
+        <w:rPr>
+          <w:highlight w:val="none"/>
+          <w:lang w:val="fr-FR" w:bidi="fr-FR"/>
+        </w:rPr>
+        <w:t xml:space="preserve"> registreInstruction.recuperer(</w:t>
+      </w:r>
+      <w:r>
+        <w:rPr>
+          <w:highlight w:val="none"/>
+          <w:lang w:val="fr-FR" w:bidi="fr-FR"/>
+        </w:rPr>
+        <w:t xml:space="preserve">tokens</w:t>
+      </w:r>
+      <w:r>
+        <w:rPr>
+          <w:highlight w:val="none"/>
+          <w:lang w:val="fr-FR" w:bidi="fr-FR"/>
+        </w:rPr>
+        <w:t xml:space="preserve">[index].type) ;</w:t>
+      </w:r>
+      <w:r>
+        <w:rPr>
+          <w:highlight w:val="none"/>
+          <w:lang w:val="fr-FR" w:bidi="fr-FR"/>
+        </w:rPr>
+      </w:r>
+      <w:r>
+        <w:rPr>
+          <w:highlight w:val="none"/>
+          <w:lang w:val="fr-FR" w:bidi="fr-FR"/>
+        </w:rPr>
+      </w:r>
+    </w:p>
+    <w:p>
+      <w:pPr>
+        <w:pBdr/>
+        <w:spacing/>
+        <w:ind/>
+        <w:rPr>
+          <w:highlight w:val="none"/>
+          <w:lang w:val="fr-FR" w:bidi="fr-FR"/>
+        </w:rPr>
+      </w:pPr>
+      <w:r>
+        <w:rPr>
+          <w:highlight w:val="none"/>
+          <w:lang w:val="fr-FR" w:bidi="fr-FR"/>
+        </w:rPr>
+        <w:tab/>
+        <w:t xml:space="preserve">// Récupérer un vecteur de noeud enfant</w:t>
+      </w:r>
+      <w:r>
+        <w:rPr>
+          <w:highlight w:val="none"/>
+          <w:lang w:val="fr-FR" w:bidi="fr-FR"/>
+        </w:rPr>
+      </w:r>
+    </w:p>
+    <w:p>
+      <w:pPr>
+        <w:pBdr/>
+        <w:spacing/>
+        <w:ind/>
+        <w:rPr>
+          <w:highlight w:val="none"/>
+          <w:lang w:val="fr-FR" w:bidi="fr-FR"/>
+        </w:rPr>
+      </w:pPr>
+      <w:r>
+        <w:rPr>
+          <w:highlight w:val="none"/>
+          <w:lang w:val="fr-FR" w:bidi="fr-FR"/>
+        </w:rPr>
+        <w:tab/>
+        <w:t xml:space="preserve">vecteur&lt;noeud&gt; enfants = obtenirTouteInstructionEnfant()</w:t>
+      </w:r>
+      <w:r>
+        <w:rPr>
+          <w:highlight w:val="none"/>
+          <w:lang w:val="fr-FR" w:bidi="fr-FR"/>
+        </w:rPr>
+      </w:r>
+      <w:r>
+        <w:rPr>
+          <w:highlight w:val="none"/>
+          <w:lang w:val="fr-FR" w:bidi="fr-FR"/>
+        </w:rPr>
+      </w:r>
+    </w:p>
+    <w:p>
+      <w:pPr>
+        <w:pBdr/>
+        <w:spacing/>
+        <w:ind/>
+        <w:rPr>
+          <w:highlight w:val="none"/>
+          <w:lang w:val="fr-FR" w:bidi="fr-FR"/>
+        </w:rPr>
+      </w:pPr>
+      <w:r>
+        <w:rPr>
+          <w:highlight w:val="none"/>
+          <w:lang w:val="fr-FR" w:bidi="fr-FR"/>
+        </w:rPr>
+      </w:r>
+      <w:r>
+        <w:rPr>
+          <w:highlight w:val="none"/>
+          <w:lang w:val="fr-FR" w:bidi="fr-FR"/>
+        </w:rPr>
+        <w:tab/>
+        <w:t xml:space="preserve">// Ajouter les noeud </w:t>
+      </w:r>
+      <w:r>
+        <w:rPr>
+          <w:highlight w:val="none"/>
+          <w:lang w:val="fr-FR" w:bidi="fr-FR"/>
+        </w:rPr>
+        <w:t xml:space="preserve">à l’arbre syntaxique abstrait</w:t>
+      </w:r>
+      <w:r>
+        <w:rPr>
+          <w:highlight w:val="none"/>
+          <w:lang w:val="fr-FR" w:bidi="fr-FR"/>
+        </w:rPr>
+      </w:r>
+      <w:r>
+        <w:rPr>
+          <w:highlight w:val="none"/>
+          <w:lang w:val="fr-FR" w:bidi="fr-FR"/>
+        </w:rPr>
+      </w:r>
+      <w:r>
+        <w:rPr>
+          <w:highlight w:val="none"/>
+          <w:lang w:val="fr-FR" w:bidi="fr-FR"/>
+        </w:rPr>
+      </w:r>
+      <w:r>
+        <w:rPr>
+          <w:highlight w:val="none"/>
+          <w:lang w:val="fr-FR" w:bidi="fr-FR"/>
+        </w:rPr>
+      </w:r>
+    </w:p>
+    <w:p>
+      <w:pPr>
+        <w:pBdr/>
+        <w:spacing/>
+        <w:ind/>
+        <w:rPr>
+          <w:highlight w:val="none"/>
+          <w:lang w:val="fr-FR" w:bidi="fr-FR"/>
+        </w:rPr>
+      </w:pPr>
+      <w:r>
+        <w:rPr>
+          <w:highlight w:val="none"/>
+          <w:lang w:val="fr-FR" w:bidi="fr-FR"/>
+        </w:rPr>
+        <w:tab/>
+        <w:t xml:space="preserve">noeuds.</w:t>
+      </w:r>
+      <w:r>
+        <w:rPr>
+          <w:highlight w:val="none"/>
+          <w:lang w:val="fr-FR" w:bidi="fr-FR"/>
+        </w:rPr>
+        <w:t xml:space="preserve">ajouterInstruction(enfants)</w:t>
+      </w:r>
+      <w:r>
+        <w:rPr>
+          <w:highlight w:val="none"/>
+          <w:lang w:val="fr-FR" w:bidi="fr-FR"/>
+        </w:rPr>
+      </w:r>
+      <w:r>
+        <w:rPr>
+          <w:highlight w:val="none"/>
+          <w:lang w:val="fr-FR" w:bidi="fr-FR"/>
+        </w:rPr>
+      </w:r>
+      <w:r>
+        <w:rPr>
+          <w:highlight w:val="none"/>
+          <w:lang w:val="fr-FR" w:bidi="fr-FR"/>
+        </w:rPr>
+        <w:tab/>
+      </w:r>
+      <w:r>
+        <w:rPr>
+          <w:highlight w:val="none"/>
+          <w:lang w:val="fr-FR" w:bidi="fr-FR"/>
+        </w:rPr>
+      </w:r>
+      <w:r>
+        <w:rPr>
+          <w:highlight w:val="none"/>
+          <w:lang w:val="fr-FR" w:bidi="fr-FR"/>
+        </w:rPr>
+      </w:r>
+      <w:r>
+        <w:rPr>
+          <w:highlight w:val="none"/>
+          <w:lang w:val="fr-FR" w:bidi="fr-FR"/>
+        </w:rPr>
+      </w:r>
+      <w:r>
+        <w:rPr>
+          <w:highlight w:val="none"/>
+          <w:lang w:val="fr-FR" w:bidi="fr-FR"/>
+        </w:rPr>
+        <w:tab/>
+      </w:r>
+      <w:r>
+        <w:rPr>
+          <w:highlight w:val="none"/>
+          <w:lang w:val="fr-FR" w:bidi="fr-FR"/>
+        </w:rPr>
+      </w:r>
+      <w:r>
+        <w:rPr>
+          <w:highlight w:val="none"/>
+          <w:lang w:val="fr-FR" w:bidi="fr-FR"/>
+        </w:rPr>
+      </w:r>
+      <w:r>
+        <w:rPr>
+          <w:highlight w:val="none"/>
+          <w:lang w:val="fr-FR" w:bidi="fr-FR"/>
+        </w:rPr>
+      </w:r>
+      <w:r>
+        <w:rPr>
+          <w:highlight w:val="none"/>
+          <w:lang w:val="fr-FR" w:bidi="fr-FR"/>
+        </w:rPr>
+      </w:r>
+    </w:p>
+    <w:p>
+      <w:pPr>
+        <w:pBdr/>
+        <w:spacing/>
+        <w:ind/>
+        <w:rPr>
+          <w:highlight w:val="none"/>
+          <w:lang w:val="fr-FR" w:bidi="fr-FR"/>
+        </w:rPr>
+      </w:pPr>
+      <w:r>
+        <w:rPr>
+          <w:highlight w:val="none"/>
+          <w:lang w:val="fr-FR" w:bidi="fr-FR"/>
+        </w:rPr>
+        <w:tab/>
+        <w:t xml:space="preserve">return </w:t>
+      </w:r>
+      <w:r>
+        <w:rPr>
+          <w:highlight w:val="none"/>
+          <w:lang w:val="fr-FR" w:bidi="fr-FR"/>
+        </w:rPr>
+        <w:t xml:space="preserve">noeuds ; </w:t>
+      </w:r>
+      <w:r>
+        <w:rPr>
+          <w:highlight w:val="none"/>
+          <w:lang w:val="fr-FR" w:bidi="fr-FR"/>
+        </w:rPr>
+      </w:r>
+    </w:p>
+    <w:p>
+      <w:pPr>
+        <w:pBdr/>
+        <w:spacing/>
+        <w:ind/>
+        <w:rPr>
+          <w:highlight w:val="none"/>
+          <w:lang w:val="fr-FR" w:bidi="fr-FR"/>
+        </w:rPr>
+      </w:pPr>
+      <w:r>
+        <w:rPr>
+          <w:highlight w:val="none"/>
+          <w:lang w:val="fr-FR" w:bidi="fr-FR"/>
+        </w:rPr>
+        <w:t xml:space="preserve">}</w:t>
+      </w:r>
+      <w:r>
+        <w:rPr>
+          <w:highlight w:val="none"/>
+          <w:lang w:val="fr-FR" w:bidi="fr-FR"/>
+        </w:rPr>
+      </w:r>
+      <w:r>
+        <w:rPr>
+          <w:highlight w:val="none"/>
+          <w:lang w:val="fr-FR" w:bidi="fr-FR"/>
+        </w:rPr>
+      </w:r>
+    </w:p>
+    <w:p>
+      <w:pPr>
+        <w:pBdr/>
+        <w:spacing/>
+        <w:ind/>
+        <w:rPr>
           <w:lang w:val="fr-FR"/>
+        </w:rPr>
+      </w:pPr>
+      <w:r>
+        <w:rPr>
+          <w:highlight w:val="none"/>
+          <w:lang w:val="fr-FR" w:bidi="fr-FR"/>
+        </w:rPr>
+      </w:r>
+      <w:r>
+        <w:rPr>
+          <w:highlight w:val="none"/>
+          <w:lang w:val="fr-FR" w:bidi="fr-FR"/>
+        </w:rPr>
+        <w:tab/>
+      </w:r>
+      <w:r>
+        <w:rPr>
+          <w:highlight w:val="none"/>
+          <w:lang w:val="fr-FR" w:bidi="fr-FR"/>
+        </w:rPr>
+      </w:r>
+    </w:p>
+    <w:p>
+      <w:pPr>
+        <w:pBdr/>
+        <w:spacing/>
+        <w:ind/>
+        <w:rPr>
+          <w:lang w:val="fr-FR"/>
+        </w:rPr>
+      </w:pPr>
+      <w:r>
+        <w:rPr>
+          <w:highlight w:val="none"/>
+          <w:lang w:val="fr-FR" w:bidi="fr-FR"/>
+        </w:rPr>
+      </w:r>
+      <w:r>
+        <w:rPr>
+          <w:highlight w:val="none"/>
+          <w:lang w:val="fr-FR" w:bidi="fr-FR"/>
+        </w:rPr>
+      </w:r>
+      <w:r>
+        <w:rPr>
+          <w:highlight w:val="none"/>
+          <w:lang w:val="fr-FR" w:bidi="fr-FR"/>
         </w:rPr>
       </w:r>
     </w:p>

--- a/Documents/AnalyseFonctionnelle/Raphael Arseneault Analyse fonctionnelle et organique.docx
+++ b/Documents/AnalyseFonctionnelle/Raphael Arseneault Analyse fonctionnelle et organique.docx
@@ -1692,20 +1692,7 @@
           <w:highlight w:val="none"/>
           <w:lang w:val="fr-FR" w:bidi="fr-FR"/>
         </w:rPr>
-        <w:t xml:space="preserve">à la fin d’une instruction indiqué par un ; on continue ; ) </w:t>
-      </w:r>
-      <w:r/>
-      <w:r>
-        <w:rPr>
-          <w:highlight w:val="none"/>
-          <w:lang w:val="fr-FR" w:bidi="fr-FR"/>
-        </w:rPr>
-      </w:r>
-      <w:r>
-        <w:rPr>
-          <w:highlight w:val="none"/>
-          <w:lang w:val="fr-FR" w:bidi="fr-FR"/>
-        </w:rPr>
+        <w:t xml:space="preserve">à la fin d’une instruction indiqué par un ; on continue ; )</w:t>
       </w:r>
       <w:r>
         <w:rPr>
@@ -2763,6 +2750,7 @@
           <w:highlight w:val="none"/>
           <w:lang w:val="fr-FR" w:bidi="fr-FR"/>
         </w:rPr>
+        <w:t xml:space="preserve">Diagramme de classe </w:t>
       </w:r>
       <w:r>
         <w:rPr>

--- a/Documents/AnalyseFonctionnelle/Raphael Arseneault Analyse fonctionnelle et organique.docx
+++ b/Documents/AnalyseFonctionnelle/Raphael Arseneault Analyse fonctionnelle et organique.docx
@@ -22,6 +22,7 @@
       </w:r>
       <w:r>
         <w:rPr>
+          <w:color w:val="c00000"/>
           <w:lang w:val="fr-FR"/>
         </w:rPr>
       </w:r>
@@ -315,33 +316,29 @@
         <w:spacing w:after="100" w:afterAutospacing="1" w:before="100" w:beforeAutospacing="1" w:line="240" w:lineRule="auto"/>
         <w:ind/>
         <w:jc w:val="both"/>
+        <w:rPr/>
+      </w:pPr>
+      <w:r>
         <w:rPr>
           <w:lang w:val="fr-FR"/>
         </w:rPr>
-      </w:pPr>
+        <w:t xml:space="preserve">C'est un projet de développement d'un compilateur dont l'objectif sera de traduire un langage de programmation de haut niveau vers un langage intermédiaire LLVM. Le framework LLVM est largement utilisé dans l'industrie pour la compilation de code, notamment</w:t>
+      </w:r>
       <w:r>
         <w:rPr>
           <w:lang w:val="fr-FR"/>
         </w:rPr>
-        <w:t xml:space="preserve">C'</w:t>
+        <w:t xml:space="preserve"> pour les langages comme le C et le C++ incluant Rust. LLVM sera la partie backend du compilateur, tandis que le frontend sera développé par moi. </w:t>
       </w:r>
       <w:r>
         <w:rPr>
           <w:lang w:val="fr-FR"/>
         </w:rPr>
-        <w:t xml:space="preserve">est un</w:t>
       </w:r>
       <w:r>
         <w:rPr>
           <w:lang w:val="fr-FR"/>
         </w:rPr>
-        <w:t xml:space="preserve"> projet de développement d'un compilateur dont l'objectif sera de traduire un langage de programmation de haut niveau vers un langage intermédiaire LLVM. Le framework LLVM est largement utilisé dans l'industrie pour la compilation de code, notamment</w:t>
-      </w:r>
-      <w:r>
-        <w:rPr>
-          <w:lang w:val="fr-FR"/>
-        </w:rPr>
-        <w:t xml:space="preserve"> pour les langages comme le C et le C++ incluant Rust. LLVM sera la partie backend du compilateur, tandis que le frontend sera développé par moi. </w:t>
       </w:r>
       <w:r>
         <w:rPr>
@@ -360,20 +357,13 @@
         <w:spacing w:after="100" w:afterAutospacing="1" w:before="100" w:beforeAutospacing="1" w:line="240" w:lineRule="auto"/>
         <w:ind/>
         <w:jc w:val="both"/>
+        <w:rPr/>
+      </w:pPr>
+      <w:r>
         <w:rPr>
           <w:lang w:val="fr-FR"/>
         </w:rPr>
-      </w:pPr>
-      <w:r>
-        <w:rPr>
-          <w:lang w:val="fr-FR"/>
-        </w:rPr>
         <w:t xml:space="preserve">LLVM résout plusieurs problématiques liées au langage de bas niveau, comme l'assembleur. </w:t>
-      </w:r>
-      <w:r>
-        <w:rPr>
-          <w:lang w:val="fr-FR"/>
-        </w:rPr>
       </w:r>
       <w:r>
         <w:rPr>
@@ -387,20 +377,13 @@
         <w:spacing w:after="100" w:afterAutospacing="1" w:before="100" w:beforeAutospacing="1" w:line="240" w:lineRule="auto"/>
         <w:ind/>
         <w:jc w:val="both"/>
+        <w:rPr/>
+      </w:pPr>
+      <w:r>
         <w:rPr>
           <w:lang w:val="fr-FR"/>
         </w:rPr>
-      </w:pPr>
-      <w:r>
-        <w:rPr>
-          <w:lang w:val="fr-FR"/>
-        </w:rPr>
         <w:t xml:space="preserve"> - permet d'optimiser le code généré pour le rendre plus rapide et efficace en termes de mémoire.</w:t>
-      </w:r>
-      <w:r>
-        <w:rPr>
-          <w:lang w:val="fr-FR"/>
-        </w:rPr>
       </w:r>
       <w:r>
         <w:rPr>
@@ -414,20 +397,13 @@
         <w:spacing w:after="100" w:afterAutospacing="1" w:before="100" w:beforeAutospacing="1" w:line="240" w:lineRule="auto"/>
         <w:ind/>
         <w:jc w:val="both"/>
+        <w:rPr/>
+      </w:pPr>
+      <w:r>
         <w:rPr>
           <w:lang w:val="fr-FR"/>
         </w:rPr>
-      </w:pPr>
-      <w:r>
-        <w:rPr>
-          <w:lang w:val="fr-FR"/>
-        </w:rPr>
         <w:t xml:space="preserve"> - Permet de cibler plusieurs architectures matérielles différentes sans avoir à réécrire le code assembleur généré pour chaque architecture. </w:t>
-      </w:r>
-      <w:r>
-        <w:rPr>
-          <w:lang w:val="fr-FR"/>
-        </w:rPr>
       </w:r>
       <w:r>
         <w:rPr>
@@ -441,20 +417,13 @@
         <w:spacing w:after="100" w:afterAutospacing="1" w:before="100" w:beforeAutospacing="1" w:line="240" w:lineRule="auto"/>
         <w:ind/>
         <w:jc w:val="both"/>
+        <w:rPr/>
+      </w:pPr>
+      <w:r>
         <w:rPr>
           <w:lang w:val="fr-FR"/>
         </w:rPr>
-      </w:pPr>
-      <w:r>
-        <w:rPr>
-          <w:lang w:val="fr-FR"/>
-        </w:rPr>
         <w:t xml:space="preserve"> - résout le problème de registres limités en utilisant une approche de registres virtuels illimités. Il gère d'ailleurs automatiquement l'allocation des registres physiques, leur stockage en mémoire RAM et les libère lorsqu'ils sont nécessaires.</w:t>
-      </w:r>
-      <w:r>
-        <w:rPr>
-          <w:lang w:val="fr-FR"/>
-        </w:rPr>
       </w:r>
       <w:r>
         <w:rPr>
@@ -468,15 +437,23 @@
         <w:spacing w:after="100" w:afterAutospacing="1" w:before="100" w:beforeAutospacing="1" w:line="240" w:lineRule="auto"/>
         <w:ind/>
         <w:jc w:val="both"/>
+        <w:rPr/>
+      </w:pPr>
+      <w:r>
         <w:rPr>
           <w:lang w:val="fr-FR"/>
         </w:rPr>
-      </w:pPr>
+        <w:t xml:space="preserve"> - Gère l'aspect privé de la mémoire en isolant les différentes sections, d'ailleurs on a accès à des fonctions générées par LLVM pour séparer la logique. </w:t>
+      </w:r>
       <w:r>
         <w:rPr>
           <w:lang w:val="fr-FR"/>
         </w:rPr>
-        <w:t xml:space="preserve"> - Gère l'aspect privé de la mémoire en isolant les différentes sections, d'ailleurs on a accès à des fonctions générées par LLVM pour séparer la logique. </w:t>
+      </w:r>
+      <w:r>
+        <w:rPr>
+          <w:lang w:val="fr-FR"/>
+        </w:rPr>
       </w:r>
       <w:r>
         <w:rPr>
@@ -495,15 +472,23 @@
         <w:spacing w:after="100" w:afterAutospacing="1" w:before="100" w:beforeAutospacing="1" w:line="240" w:lineRule="auto"/>
         <w:ind/>
         <w:jc w:val="both"/>
+        <w:rPr/>
+      </w:pPr>
+      <w:r>
         <w:rPr>
           <w:lang w:val="fr-FR"/>
         </w:rPr>
-      </w:pPr>
+        <w:t xml:space="preserve">En somme, le LLVM est un outil qui génère du code intermédiaire avec une syntaxe proche de l'assembleur, mais avec des fonctionnalités avancées qui facilitent la création du compilateur. </w:t>
+      </w:r>
       <w:r>
         <w:rPr>
           <w:lang w:val="fr-FR"/>
         </w:rPr>
-        <w:t xml:space="preserve">En somme, le LLVM est un outil qui génère du code intermédiaire avec une syntaxe proche de l'assembleur, mais avec des fonctionnalités avancées qui facilitent la création du compilateur. </w:t>
+      </w:r>
+      <w:r>
+        <w:rPr>
+          <w:lang w:val="fr-FR"/>
+        </w:rPr>
       </w:r>
       <w:r>
         <w:rPr>
@@ -530,31 +515,24 @@
         <w:rPr>
           <w:lang w:val="fr-FR"/>
         </w:rPr>
-        <w:t xml:space="preserve">P</w:t>
+        <w:t xml:space="preserve">Prysma est un langage de programmation qui inclura des fonctionnalités de base comme les variables, les fonctions, les conditions, les boucles, etc. Le compilateur devra être capable de gérer ces fonctionnalités et de générer du code LLVM correspondant. L'o</w:t>
       </w:r>
       <w:r>
         <w:rPr>
           <w:lang w:val="fr-FR"/>
         </w:rPr>
-        <w:t xml:space="preserve">rysma est un langage de programmation qui inclura des fonctionnalités de base comme les variables, les fonctions, les conditions, les boucles, etc. Le compilateur devra être capable de gérer ces fonctionnalités et de générer du code LLVM correspondant. L'o</w:t>
+        <w:t xml:space="preserve">bjectif est de créer un langage Turing-complet, il y aura donc l'écriture de bibliothèques standard comme la gestion de la mémoire, arbre binaire, liste chaînée, pile, file, graphe, dictionnaire, bibliothèque de manipulation de chaîne de caractères, etc. C'</w:t>
       </w:r>
       <w:r>
         <w:rPr>
           <w:lang w:val="fr-FR"/>
         </w:rPr>
-        <w:t xml:space="preserve">b</w:t>
+        <w:t xml:space="preserve">est un projet évolutif, donc les fonctionnalités ne sont pas en manque, nous pouvons toujours ajouter des fonctionnalités supplémentaires au langage et au compilateur, exemple : l'orienté-objet, faire un garbage collector, des lambdas, etc.</w:t>
       </w:r>
       <w:r>
         <w:rPr>
           <w:lang w:val="fr-FR"/>
         </w:rPr>
-        <w:t xml:space="preserve">jectif est de créer un langage Turing-complet, il y aura donc l'écriture de bibliothèques standard comme la gestion de la mémoire, arbre binaire, liste chaînée, pile, file, graphe, dictionnaire, bibliothèque de manipulation de chaîne de caractères, etc. C'</w:t>
-      </w:r>
-      <w:r>
-        <w:rPr>
-          <w:lang w:val="fr-FR"/>
-        </w:rPr>
-        <w:t xml:space="preserve">est un projet évolutif, donc les fonctionnalités ne sont pas en manque, nous pouvons toujours ajouter des fonctionnalités supplémentaires au langage et au compilateur, exemple : l'orienté-objet, faire un garbage collector, des lambdas, etc.</w:t>
       </w:r>
       <w:r>
         <w:rPr>
@@ -622,6 +600,26 @@
           <w:lang w:val="fr-FR"/>
         </w:rPr>
       </w:r>
+      <w:r>
+        <w:rPr>
+          <w:lang w:val="fr-FR" w:bidi="fr-FR"/>
+        </w:rPr>
+      </w:r>
+      <w:r>
+        <w:rPr>
+          <w:lang w:val="fr-FR"/>
+        </w:rPr>
+      </w:r>
+      <w:r>
+        <w:rPr>
+          <w:lang w:val="fr-FR"/>
+        </w:rPr>
+      </w:r>
+      <w:r>
+        <w:rPr>
+          <w:lang w:val="fr-FR"/>
+        </w:rPr>
+      </w:r>
     </w:p>
     <w:p>
       <w:pPr>
@@ -629,19 +627,13 @@
         <w:spacing w:after="100" w:afterAutospacing="1" w:before="100" w:beforeAutospacing="1" w:line="240" w:lineRule="auto"/>
         <w:ind/>
         <w:jc w:val="both"/>
+        <w:rPr/>
+      </w:pPr>
+      <w:r>
         <w:rPr>
           <w:lang w:val="fr-FR"/>
         </w:rPr>
-      </w:pPr>
-      <w:r>
-        <w:rPr>
-          <w:lang w:val="fr-FR" w:bidi="fr-FR"/>
-        </w:rPr>
-      </w:r>
-      <w:r>
-        <w:rPr>
-          <w:lang w:val="fr-FR"/>
-        </w:rPr>
+        <w:t xml:space="preserve">- Lire des fichiers sources Prysma et les traiter comme du texte</w:t>
       </w:r>
       <w:r>
         <w:rPr>
@@ -655,20 +647,13 @@
         <w:spacing w:after="100" w:afterAutospacing="1" w:before="100" w:beforeAutospacing="1" w:line="240" w:lineRule="auto"/>
         <w:ind/>
         <w:jc w:val="both"/>
+        <w:rPr/>
+      </w:pPr>
+      <w:r>
         <w:rPr>
           <w:lang w:val="fr-FR"/>
         </w:rPr>
-      </w:pPr>
-      <w:r>
-        <w:rPr>
-          <w:lang w:val="fr-FR"/>
-        </w:rPr>
-        <w:t xml:space="preserve">- Écrire une partie de l'arbre syntaxique abstrait, elle contiendra la logique pour construire le code LLVM qui sera généré ensuite. </w:t>
-      </w:r>
-      <w:r>
-        <w:rPr>
-          <w:lang w:val="fr-FR"/>
-        </w:rPr>
+        <w:t xml:space="preserve">- Supporter les types entiers (int), flottants (float), booléens (bool)</w:t>
       </w:r>
       <w:r>
         <w:rPr>
@@ -682,20 +667,13 @@
         <w:spacing w:after="100" w:afterAutospacing="1" w:before="100" w:beforeAutospacing="1" w:line="240" w:lineRule="auto"/>
         <w:ind/>
         <w:jc w:val="both"/>
+        <w:rPr/>
+      </w:pPr>
+      <w:r>
         <w:rPr>
           <w:lang w:val="fr-FR"/>
         </w:rPr>
-      </w:pPr>
-      <w:r>
-        <w:rPr>
-          <w:lang w:val="fr-FR"/>
-        </w:rPr>
-        <w:t xml:space="preserve">- Boucle while, if, variables (int, float, bool)</w:t>
-      </w:r>
-      <w:r>
-        <w:rPr>
-          <w:lang w:val="fr-FR"/>
-        </w:rPr>
+        <w:t xml:space="preserve">- Compiler les opérations arithmétiques de base (+, -, *, /) vers du code LLVM</w:t>
       </w:r>
       <w:r>
         <w:rPr>
@@ -709,20 +687,13 @@
         <w:spacing w:after="100" w:afterAutospacing="1" w:before="100" w:beforeAutospacing="1" w:line="240" w:lineRule="auto"/>
         <w:ind/>
         <w:jc w:val="both"/>
+        <w:rPr/>
+      </w:pPr>
+      <w:r>
         <w:rPr>
           <w:lang w:val="fr-FR"/>
         </w:rPr>
-      </w:pPr>
-      <w:r>
-        <w:rPr>
-          <w:lang w:val="fr-FR"/>
-        </w:rPr>
-        <w:t xml:space="preserve">- Comprendre en profondeur les méthodes de LLVM qui permettent de générer le code source intermédiaire. </w:t>
-      </w:r>
-      <w:r>
-        <w:rPr>
-          <w:lang w:val="fr-FR"/>
-        </w:rPr>
+        <w:t xml:space="preserve">- Permettre au développeur de déclarer des variables et les utiliser dans des expressions</w:t>
       </w:r>
       <w:r>
         <w:rPr>
@@ -736,20 +707,13 @@
         <w:spacing w:after="100" w:afterAutospacing="1" w:before="100" w:beforeAutospacing="1" w:line="240" w:lineRule="auto"/>
         <w:ind/>
         <w:jc w:val="both"/>
+        <w:rPr/>
+      </w:pPr>
+      <w:r>
         <w:rPr>
           <w:lang w:val="fr-FR"/>
         </w:rPr>
-      </w:pPr>
-      <w:r>
-        <w:rPr>
-          <w:lang w:val="fr-FR"/>
-        </w:rPr>
-        <w:t xml:space="preserve">- Écrire le curseur qui orchestre la création des nœuds, les nœuds (while, if, variables (int, float, bool)) serviront pour la génération du code de façon récursive. </w:t>
-      </w:r>
-      <w:r>
-        <w:rPr>
-          <w:lang w:val="fr-FR"/>
-        </w:rPr>
+        <w:t xml:space="preserve">- Valider la syntaxe du code et rejeter les structures invalides via la construction de l'AST</w:t>
       </w:r>
       <w:r>
         <w:rPr>
@@ -759,7 +723,6 @@
     </w:p>
     <w:p>
       <w:pPr>
-        <w:pStyle w:val="888"/>
         <w:pBdr/>
         <w:spacing w:after="100" w:afterAutospacing="1" w:before="100" w:beforeAutospacing="1" w:line="240" w:lineRule="auto"/>
         <w:ind/>
@@ -772,7 +735,12 @@
         <w:rPr>
           <w:lang w:val="fr-FR"/>
         </w:rPr>
-        <w:t xml:space="preserve">Itération 2</w:t>
+        <w:t xml:space="preserve">- Supporter les fonctions, récursive et un type de retour. </w:t>
+      </w:r>
+      <w:r>
+        <w:rPr>
+          <w:lang w:val="fr-FR"/>
+        </w:rPr>
       </w:r>
       <w:r>
         <w:rPr>
@@ -787,6 +755,7 @@
     </w:p>
     <w:p>
       <w:pPr>
+        <w:pStyle w:val="888"/>
         <w:pBdr/>
         <w:spacing w:after="100" w:afterAutospacing="1" w:before="100" w:beforeAutospacing="1" w:line="240" w:lineRule="auto"/>
         <w:ind/>
@@ -799,7 +768,7 @@
         <w:rPr>
           <w:lang w:val="fr-FR"/>
         </w:rPr>
-        <w:t xml:space="preserve">- Logique d'erreur de syntaxe gérée dans le parsing, le curseur de token utilisera la classe d'erreur pour déterminer si la syntaxe est correcte avant de construire l'arbre syntaxique. </w:t>
+        <w:t xml:space="preserve">Itération 2</w:t>
       </w:r>
       <w:r>
         <w:rPr>
@@ -818,20 +787,13 @@
         <w:spacing w:after="100" w:afterAutospacing="1" w:before="100" w:beforeAutospacing="1" w:line="240" w:lineRule="auto"/>
         <w:ind/>
         <w:jc w:val="both"/>
+        <w:rPr/>
+      </w:pPr>
+      <w:r>
         <w:rPr>
           <w:lang w:val="fr-FR"/>
         </w:rPr>
-      </w:pPr>
-      <w:r>
-        <w:rPr>
-          <w:lang w:val="fr-FR"/>
-        </w:rPr>
-        <w:t xml:space="preserve">- Implémenter un système d'affichage (dump) de l'AST et du code IR dans la console pour débogage manuel </w:t>
-      </w:r>
-      <w:r>
-        <w:rPr>
-          <w:lang w:val="fr-FR"/>
-        </w:rPr>
+        <w:t xml:space="preserve">- Signaler les erreurs de syntaxe précisément (numéro de ligne, type d'erreur) plutôt que planter silencieusement</w:t>
       </w:r>
       <w:r>
         <w:rPr>
@@ -845,20 +807,13 @@
         <w:spacing w:after="100" w:afterAutospacing="1" w:before="100" w:beforeAutospacing="1" w:line="240" w:lineRule="auto"/>
         <w:ind/>
         <w:jc w:val="both"/>
+        <w:rPr/>
+      </w:pPr>
+      <w:r>
         <w:rPr>
           <w:lang w:val="fr-FR"/>
         </w:rPr>
-      </w:pPr>
-      <w:r>
-        <w:rPr>
-          <w:lang w:val="fr-FR"/>
-        </w:rPr>
-        <w:t xml:space="preserve">- Coloration syntaxique dans VSCode pour le langage Prysma. </w:t>
-      </w:r>
-      <w:r>
-        <w:rPr>
-          <w:lang w:val="fr-FR"/>
-        </w:rPr>
+        <w:t xml:space="preserve">- Exporter l'AST en format texte et graphique (Graphviz) pour faciliter le débogage</w:t>
       </w:r>
       <w:r>
         <w:rPr>
@@ -868,25 +823,17 @@
     </w:p>
     <w:p>
       <w:pPr>
-        <w:pStyle w:val="888"/>
         <w:pBdr/>
         <w:spacing w:after="100" w:afterAutospacing="1" w:before="100" w:beforeAutospacing="1" w:line="240" w:lineRule="auto"/>
         <w:ind/>
         <w:jc w:val="both"/>
+        <w:rPr/>
+      </w:pPr>
+      <w:r>
         <w:rPr>
           <w:lang w:val="fr-FR"/>
         </w:rPr>
-      </w:pPr>
-      <w:r>
-        <w:rPr>
-          <w:lang w:val="fr-FR"/>
-        </w:rPr>
-        <w:t xml:space="preserve">Itération 3</w:t>
-      </w:r>
-      <w:r>
-        <w:rPr>
-          <w:lang w:val="fr-FR"/>
-        </w:rPr>
+        <w:t xml:space="preserve">- Ajouter la coloration syntaxique du langage Prysma dans Visual Studio Code</w:t>
       </w:r>
       <w:r>
         <w:rPr>
@@ -900,20 +847,13 @@
         <w:spacing w:after="100" w:afterAutospacing="1" w:before="100" w:beforeAutospacing="1" w:line="240" w:lineRule="auto"/>
         <w:ind/>
         <w:jc w:val="both"/>
+        <w:rPr/>
+      </w:pPr>
+      <w:r>
         <w:rPr>
           <w:lang w:val="fr-FR"/>
         </w:rPr>
-      </w:pPr>
-      <w:r>
-        <w:rPr>
-          <w:lang w:val="fr-FR"/>
-        </w:rPr>
-        <w:t xml:space="preserve">- Écrire une librairie mathématique pour le langage Prysma (factorielle, suite de Fibonacci, puissance, PGCD, vérification de nombre premier, etc.).</w:t>
-      </w:r>
-      <w:r>
-        <w:rPr>
-          <w:lang w:val="fr-FR"/>
-        </w:rPr>
+        <w:t xml:space="preserve">- Supporter les types string, j'utilise la librairie natif du C avec un extern</w:t>
       </w:r>
       <w:r>
         <w:rPr>
@@ -935,7 +875,12 @@
         <w:rPr>
           <w:lang w:val="fr-FR"/>
         </w:rPr>
-        <w:t xml:space="preserve">- Correction des bugs, d'ailleurs la programmation de cette librairie servira de test pour valider la gestion de la récursivité (stack frames) et des boucles imbriquées sans avoir à gérer l'allocation dynamique complexe.</w:t>
+        <w:t xml:space="preserve">- Supporter les instructions if, while, passer par la pile avec alloca</w:t>
+      </w:r>
+      <w:r>
+        <w:rPr>
+          <w:lang w:val="fr-FR"/>
+        </w:rPr>
       </w:r>
       <w:r>
         <w:rPr>
@@ -950,66 +895,266 @@
     </w:p>
     <w:p>
       <w:pPr>
+        <w:pStyle w:val="888"/>
         <w:pBdr/>
         <w:spacing w:after="100" w:afterAutospacing="1" w:before="100" w:beforeAutospacing="1" w:line="240" w:lineRule="auto"/>
         <w:ind/>
         <w:jc w:val="both"/>
         <w:rPr>
+          <w:highlight w:val="none"/>
           <w:lang w:val="fr-FR"/>
         </w:rPr>
       </w:pPr>
       <w:r>
         <w:rPr>
+          <w:highlight w:val="none"/>
           <w:lang w:val="fr-FR"/>
         </w:rPr>
-        <w:t xml:space="preserve">- Consolider la logique des opérateurs arithmétiques et des conditions pour s'assurer que le code généré est fiable avant d'aller plus loin.</w:t>
-      </w:r>
-      <w:r>
-        <w:rPr>
+      </w:r>
+      <w:r>
+        <w:rPr>
+          <w:highlight w:val="none"/>
           <w:lang w:val="fr-FR"/>
         </w:rPr>
       </w:r>
       <w:r>
         <w:rPr>
+          <w:highlight w:val="none"/>
           <w:lang w:val="fr-FR"/>
         </w:rPr>
       </w:r>
     </w:p>
     <w:p>
       <w:pPr>
+        <w:pStyle w:val="888"/>
         <w:pBdr/>
         <w:spacing w:after="100" w:afterAutospacing="1" w:before="100" w:beforeAutospacing="1" w:line="240" w:lineRule="auto"/>
         <w:ind/>
         <w:jc w:val="both"/>
         <w:rPr>
+          <w:highlight w:val="none"/>
           <w:lang w:val="fr-FR"/>
         </w:rPr>
       </w:pPr>
       <w:r>
         <w:rPr>
+          <w:highlight w:val="none"/>
           <w:lang w:val="fr-FR"/>
         </w:rPr>
-        <w:t xml:space="preserve">- refactorisation du code source. </w:t>
-      </w:r>
-      <w:r>
-        <w:rPr>
+      </w:r>
+      <w:r>
+        <w:rPr>
+          <w:highlight w:val="none"/>
           <w:lang w:val="fr-FR"/>
         </w:rPr>
-        <w:br w:type="page" w:clear="all"/>
-      </w:r>
-      <w:r>
-        <w:rPr>
-          <w:lang w:val="fr-FR"/>
-        </w:rPr>
-      </w:r>
-      <w:r>
-        <w:rPr>
+      </w:r>
+      <w:r>
+        <w:rPr>
+          <w:highlight w:val="none"/>
           <w:lang w:val="fr-FR"/>
         </w:rPr>
       </w:r>
     </w:p>
     <w:p>
       <w:pPr>
+        <w:pBdr/>
+        <w:shd w:val="nil"/>
+        <w:spacing/>
+        <w:ind/>
+        <w:rPr>
+          <w:highlight w:val="none"/>
+          <w:lang w:val="fr-FR"/>
+        </w:rPr>
+      </w:pPr>
+      <w:r>
+        <w:rPr>
+          <w:highlight w:val="none"/>
+          <w:lang w:val="fr-FR"/>
+        </w:rPr>
+        <w:br w:type="page" w:clear="all"/>
+      </w:r>
+      <w:r>
+        <w:rPr>
+          <w:highlight w:val="none"/>
+          <w:lang w:val="fr-FR"/>
+        </w:rPr>
+      </w:r>
+      <w:r>
+        <w:rPr>
+          <w:highlight w:val="none"/>
+          <w:lang w:val="fr-FR"/>
+        </w:rPr>
+      </w:r>
+    </w:p>
+    <w:p>
+      <w:pPr>
+        <w:pStyle w:val="888"/>
+        <w:pBdr/>
+        <w:spacing w:after="100" w:afterAutospacing="1" w:before="100" w:beforeAutospacing="1" w:line="240" w:lineRule="auto"/>
+        <w:ind/>
+        <w:jc w:val="both"/>
+        <w:rPr>
+          <w:highlight w:val="none"/>
+          <w:lang w:val="fr-FR"/>
+        </w:rPr>
+      </w:pPr>
+      <w:r>
+        <w:rPr>
+          <w:highlight w:val="none"/>
+          <w:lang w:val="fr-FR"/>
+        </w:rPr>
+      </w:r>
+      <w:r>
+        <w:rPr>
+          <w:highlight w:val="none"/>
+          <w:lang w:val="fr-FR"/>
+        </w:rPr>
+      </w:r>
+    </w:p>
+    <w:p>
+      <w:pPr>
+        <w:pStyle w:val="888"/>
+        <w:pBdr/>
+        <w:spacing w:after="100" w:afterAutospacing="1" w:before="100" w:beforeAutospacing="1" w:line="240" w:lineRule="auto"/>
+        <w:ind/>
+        <w:jc w:val="both"/>
+        <w:rPr>
+          <w:highlight w:val="none"/>
+          <w:lang w:val="fr-FR"/>
+        </w:rPr>
+      </w:pPr>
+      <w:r>
+        <w:rPr>
+          <w:lang w:val="fr-FR"/>
+        </w:rPr>
+        <w:t xml:space="preserve">Itération 3</w:t>
+      </w:r>
+      <w:r>
+        <w:rPr>
+          <w:lang w:val="fr-FR"/>
+        </w:rPr>
+      </w:r>
+      <w:r>
+        <w:rPr>
+          <w:lang w:val="fr-FR"/>
+        </w:rPr>
+      </w:r>
+      <w:r>
+        <w:rPr>
+          <w:lang w:val="fr-FR"/>
+        </w:rPr>
+      </w:r>
+      <w:r>
+        <w:rPr>
+          <w:lang w:val="fr-FR"/>
+        </w:rPr>
+      </w:r>
+      <w:r>
+        <w:rPr>
+          <w:lang w:val="fr-FR"/>
+        </w:rPr>
+      </w:r>
+    </w:p>
+    <w:p>
+      <w:pPr>
+        <w:pBdr/>
+        <w:spacing w:after="100" w:afterAutospacing="1" w:before="100" w:beforeAutospacing="1" w:line="240" w:lineRule="auto"/>
+        <w:ind/>
+        <w:jc w:val="both"/>
+        <w:rPr/>
+      </w:pPr>
+      <w:r>
+        <w:rPr>
+          <w:lang w:val="fr-FR"/>
+        </w:rPr>
+        <w:t xml:space="preserve">- Fournir des fonctions natives pour les calculs avancés (puissance, PGCD, vérification de nombres premiers)</w:t>
+      </w:r>
+      <w:r>
+        <w:rPr>
+          <w:lang w:val="fr-FR"/>
+        </w:rPr>
+      </w:r>
+    </w:p>
+    <w:p>
+      <w:pPr>
+        <w:pBdr/>
+        <w:spacing w:after="100" w:afterAutospacing="1" w:before="100" w:beforeAutospacing="1" w:line="240" w:lineRule="auto"/>
+        <w:ind/>
+        <w:jc w:val="both"/>
+        <w:rPr/>
+      </w:pPr>
+      <w:r>
+        <w:rPr>
+          <w:lang w:val="fr-FR"/>
+        </w:rPr>
+        <w:t xml:space="preserve">- supporter la (Factorielle, Fibonacci) avec une gestion appropriée de la pile d'exécution</w:t>
+      </w:r>
+      <w:r>
+        <w:rPr>
+          <w:lang w:val="fr-FR"/>
+        </w:rPr>
+      </w:r>
+    </w:p>
+    <w:p>
+      <w:pPr>
+        <w:pBdr/>
+        <w:spacing w:after="100" w:afterAutospacing="1" w:before="100" w:beforeAutospacing="1" w:line="240" w:lineRule="auto"/>
+        <w:ind/>
+        <w:jc w:val="both"/>
+        <w:rPr/>
+      </w:pPr>
+      <w:r>
+        <w:rPr>
+          <w:lang w:val="fr-FR"/>
+        </w:rPr>
+        <w:t xml:space="preserve">- Supporter les tableau programmer en LLVM IR </w:t>
+      </w:r>
+      <w:r>
+        <w:rPr>
+          <w:lang w:val="fr-FR"/>
+        </w:rPr>
+      </w:r>
+    </w:p>
+    <w:p>
+      <w:pPr>
+        <w:pBdr/>
+        <w:spacing w:after="100" w:afterAutospacing="1" w:before="100" w:beforeAutospacing="1" w:line="240" w:lineRule="auto"/>
+        <w:ind/>
+        <w:jc w:val="both"/>
+        <w:rPr>
+          <w:lang w:val="fr-FR"/>
+        </w:rPr>
+      </w:pPr>
+      <w:r>
+        <w:rPr>
+          <w:lang w:val="fr-FR"/>
+        </w:rPr>
+        <w:t xml:space="preserve">- supporter la boucle for </w:t>
+      </w:r>
+      <w:r>
+        <w:rPr>
+          <w:lang w:val="fr-FR"/>
+        </w:rPr>
+      </w:r>
+      <w:r>
+        <w:rPr>
+          <w:lang w:val="fr-FR"/>
+        </w:rPr>
+        <w:br w:type="page" w:clear="all"/>
+      </w:r>
+      <w:r>
+        <w:rPr>
+          <w:lang w:val="fr-FR"/>
+        </w:rPr>
+      </w:r>
+      <w:r>
+        <w:rPr>
+          <w:lang w:val="fr-FR"/>
+        </w:rPr>
+      </w:r>
+    </w:p>
+    <w:p>
+      <w:pPr>
         <w:pStyle w:val="887"/>
         <w:pBdr/>
         <w:spacing w:after="100" w:afterAutospacing="1" w:before="100" w:beforeAutospacing="1" w:line="240" w:lineRule="auto"/>
@@ -1027,42 +1172,42 @@
       </w:r>
       <w:r>
         <w:rPr>
+          <w:lang w:val="fr-FR"/>
+        </w:rPr>
+      </w:r>
+      <w:r>
+        <w:rPr>
+          <w:lang w:val="fr-FR"/>
+        </w:rPr>
+      </w:r>
+    </w:p>
+    <w:p>
+      <w:pPr>
+        <w:pStyle w:val="887"/>
+        <w:pBdr/>
+        <w:spacing w:after="100" w:afterAutospacing="1" w:before="100" w:beforeAutospacing="1" w:line="240" w:lineRule="auto"/>
+        <w:ind/>
+        <w:jc w:val="both"/>
+        <w:rPr>
           <w:highlight w:val="none"/>
           <w:lang w:val="fr-FR"/>
         </w:rPr>
-      </w:r>
+      </w:pPr>
       <w:r>
         <w:rPr>
           <w:lang w:val="fr-FR"/>
         </w:rPr>
-      </w:r>
-    </w:p>
-    <w:p>
-      <w:pPr>
-        <w:pStyle w:val="887"/>
-        <w:pBdr/>
-        <w:spacing w:after="100" w:afterAutospacing="1" w:before="100" w:beforeAutospacing="1" w:line="240" w:lineRule="auto"/>
-        <w:ind/>
-        <w:jc w:val="both"/>
+        <w:t xml:space="preserve">Analyse </w:t>
+      </w:r>
+      <w:r>
+        <w:rPr>
+          <w:lang w:val="fr-FR"/>
+        </w:rPr>
+        <w:t xml:space="preserve">Fonctionnelle</w:t>
+      </w:r>
+      <w:r>
         <w:rPr>
           <w:highlight w:val="none"/>
-          <w:lang w:val="fr-FR"/>
-        </w:rPr>
-      </w:pPr>
-      <w:r>
-        <w:rPr>
-          <w:lang w:val="fr-FR"/>
-        </w:rPr>
-        <w:t xml:space="preserve">Analyse </w:t>
-      </w:r>
-      <w:r>
-        <w:rPr>
-          <w:lang w:val="fr-FR"/>
-        </w:rPr>
-        <w:t xml:space="preserve">Fonctionnelle</w:t>
-      </w:r>
-      <w:r>
-        <w:rPr>
           <w:lang w:val="fr-FR"/>
         </w:rPr>
       </w:r>
@@ -1272,10 +1417,9 @@
       <w:r>
         <w:rPr>
           <w:rFonts w:asciiTheme="majorHAnsi" w:hAnsiTheme="majorHAnsi" w:eastAsiaTheme="majorEastAsia" w:cstheme="majorBidi"/>
-          <w:color w:val="0f4761" w:themeColor="accent1" w:themeShade="BF"/>
+          <w:color w:val="104861" w:themeColor="accent1" w:themeShade="BF"/>
           <w:sz w:val="40"/>
           <w:szCs w:val="40"/>
-          <w:highlight w:val="none"/>
           <w:lang w:val="fr-FR"/>
         </w:rPr>
       </w:r>
@@ -1319,7 +1463,6 @@
           <w:color w:val="104861" w:themeColor="accent1" w:themeShade="BF"/>
           <w:sz w:val="40"/>
           <w:szCs w:val="40"/>
-          <w:highlight w:val="none"/>
           <w:lang w:val="fr-FR"/>
         </w:rPr>
       </w:r>
@@ -1441,11 +1584,6 @@
       </w:r>
       <w:r>
         <w:rPr>
-          <w:lang w:val="fr-FR"/>
-        </w:rPr>
-      </w:r>
-      <w:r>
-        <w:rPr>
           <w:rFonts w:asciiTheme="majorHAnsi" w:hAnsiTheme="majorHAnsi" w:eastAsiaTheme="majorEastAsia" w:cstheme="majorBidi"/>
           <w:color w:val="104861" w:themeColor="accent1" w:themeShade="BF"/>
           <w:sz w:val="40"/>
@@ -1454,6 +1592,16 @@
           <w:lang w:val="fr-FR"/>
         </w:rPr>
       </w:r>
+      <w:r>
+        <w:rPr>
+          <w:rFonts w:asciiTheme="majorHAnsi" w:hAnsiTheme="majorHAnsi" w:eastAsiaTheme="majorEastAsia" w:cstheme="majorBidi"/>
+          <w:color w:val="104861" w:themeColor="accent1" w:themeShade="BF"/>
+          <w:sz w:val="40"/>
+          <w:szCs w:val="40"/>
+          <w:highlight w:val="none"/>
+          <w:lang w:val="fr-FR"/>
+        </w:rPr>
+      </w:r>
     </w:p>
     <w:p>
       <w:pPr>
@@ -1494,7 +1642,8 @@
           <w:color w:val="104861" w:themeColor="accent1" w:themeShade="BF"/>
           <w:sz w:val="40"/>
           <w:szCs w:val="40"/>
-          <w:lang w:val="fr-FR"/>
+          <w:highlight w:val="none"/>
+          <w:lang w:val="fr-FR" w:bidi="fr-FR"/>
         </w:rPr>
       </w:r>
       <w:r>
@@ -1609,8 +1758,6 @@
         <w:rPr>
           <w:b/>
           <w:bCs/>
-          <w:highlight w:val="none"/>
-          <w:lang w:val="fr-FR" w:bidi="fr-FR"/>
         </w:rPr>
       </w:r>
       <w:r>
@@ -1623,7 +1770,7 @@
     <w:p>
       <w:pPr>
         <w:pBdr/>
-        <w:shd w:val="nil"/>
+        <w:shd w:val="nil" w:color="auto"/>
         <w:spacing/>
         <w:ind/>
         <w:rPr>
@@ -1652,7 +1799,6 @@
           <w:b/>
           <w:bCs/>
           <w:highlight w:val="none"/>
-          <w:lang w:val="fr-FR" w:bidi="fr-FR"/>
         </w:rPr>
       </w:r>
       <w:r>
@@ -1667,15 +1813,17 @@
       <w:pPr>
         <w:pBdr/>
         <w:shd w:val="nil" w:color="000000"/>
-        <w:spacing/>
-        <w:ind/>
-        <w:rPr>
+        <w:spacing w:line="240" w:lineRule="auto"/>
+        <w:ind/>
+        <w:rPr>
+          <w:rFonts w:ascii="Asana" w:hAnsi="Asana" w:cs="Asana"/>
           <w:b w:val="0"/>
           <w:bCs w:val="0"/>
         </w:rPr>
       </w:pPr>
       <w:r>
         <w:rPr>
+          <w:rFonts w:ascii="Asana" w:hAnsi="Asana" w:eastAsia="Asana" w:cs="Asana"/>
           <w:b w:val="0"/>
           <w:bCs w:val="0"/>
           <w:highlight w:val="none"/>
@@ -1685,24 +1833,34 @@
       </w:r>
       <w:r>
         <w:rPr>
+          <w:rFonts w:ascii="Asana" w:hAnsi="Asana" w:eastAsia="Asana" w:cs="Asana"/>
           <w:b w:val="0"/>
           <w:bCs w:val="0"/>
         </w:rPr>
       </w:r>
+      <w:r>
+        <w:rPr>
+          <w:rFonts w:ascii="Asana" w:hAnsi="Asana" w:eastAsia="Asana" w:cs="Asana"/>
+          <w:b w:val="0"/>
+          <w:bCs w:val="0"/>
+        </w:rPr>
+      </w:r>
     </w:p>
     <w:p>
       <w:pPr>
         <w:pBdr/>
         <w:shd w:val="nil" w:color="000000"/>
-        <w:spacing/>
-        <w:ind/>
-        <w:rPr>
+        <w:spacing w:line="240" w:lineRule="auto"/>
+        <w:ind/>
+        <w:rPr>
+          <w:rFonts w:ascii="Asana" w:hAnsi="Asana" w:cs="Asana"/>
           <w:b w:val="0"/>
           <w:bCs w:val="0"/>
         </w:rPr>
       </w:pPr>
       <w:r>
         <w:rPr>
+          <w:rFonts w:ascii="Asana" w:hAnsi="Asana" w:eastAsia="Asana" w:cs="Asana"/>
           <w:b w:val="0"/>
           <w:bCs w:val="0"/>
           <w:highlight w:val="none"/>
@@ -1712,24 +1870,34 @@
       </w:r>
       <w:r>
         <w:rPr>
+          <w:rFonts w:ascii="Asana" w:hAnsi="Asana" w:eastAsia="Asana" w:cs="Asana"/>
           <w:b w:val="0"/>
           <w:bCs w:val="0"/>
         </w:rPr>
       </w:r>
+      <w:r>
+        <w:rPr>
+          <w:rFonts w:ascii="Asana" w:hAnsi="Asana" w:eastAsia="Asana" w:cs="Asana"/>
+          <w:b w:val="0"/>
+          <w:bCs w:val="0"/>
+        </w:rPr>
+      </w:r>
     </w:p>
     <w:p>
       <w:pPr>
         <w:pBdr/>
         <w:shd w:val="nil" w:color="000000"/>
-        <w:spacing/>
-        <w:ind/>
-        <w:rPr>
+        <w:spacing w:line="240" w:lineRule="auto"/>
+        <w:ind/>
+        <w:rPr>
+          <w:rFonts w:ascii="Asana" w:hAnsi="Asana" w:cs="Asana"/>
           <w:b w:val="0"/>
           <w:bCs w:val="0"/>
         </w:rPr>
       </w:pPr>
       <w:r>
         <w:rPr>
+          <w:rFonts w:ascii="Asana" w:hAnsi="Asana" w:eastAsia="Asana" w:cs="Asana"/>
           <w:b w:val="0"/>
           <w:bCs w:val="0"/>
           <w:highlight w:val="none"/>
@@ -1739,24 +1907,34 @@
       </w:r>
       <w:r>
         <w:rPr>
+          <w:rFonts w:ascii="Asana" w:hAnsi="Asana" w:eastAsia="Asana" w:cs="Asana"/>
           <w:b w:val="0"/>
           <w:bCs w:val="0"/>
         </w:rPr>
       </w:r>
+      <w:r>
+        <w:rPr>
+          <w:rFonts w:ascii="Asana" w:hAnsi="Asana" w:eastAsia="Asana" w:cs="Asana"/>
+          <w:b w:val="0"/>
+          <w:bCs w:val="0"/>
+        </w:rPr>
+      </w:r>
     </w:p>
     <w:p>
       <w:pPr>
         <w:pBdr/>
         <w:shd w:val="nil" w:color="000000"/>
-        <w:spacing/>
-        <w:ind/>
-        <w:rPr>
+        <w:spacing w:line="240" w:lineRule="auto"/>
+        <w:ind/>
+        <w:rPr>
+          <w:rFonts w:ascii="Asana" w:hAnsi="Asana" w:cs="Asana"/>
           <w:b w:val="0"/>
           <w:bCs w:val="0"/>
         </w:rPr>
       </w:pPr>
       <w:r>
         <w:rPr>
+          <w:rFonts w:ascii="Asana" w:hAnsi="Asana" w:eastAsia="Asana" w:cs="Asana"/>
           <w:b w:val="0"/>
           <w:bCs w:val="0"/>
           <w:highlight w:val="none"/>
@@ -1766,29 +1944,54 @@
       </w:r>
       <w:r>
         <w:rPr>
+          <w:rFonts w:ascii="Asana" w:hAnsi="Asana" w:eastAsia="Asana" w:cs="Asana"/>
           <w:b w:val="0"/>
           <w:bCs w:val="0"/>
-        </w:rPr>
-      </w:r>
-      <w:r>
-        <w:rPr>
+          <w:highlight w:val="none"/>
+        </w:rPr>
+      </w:r>
+      <w:r>
+        <w:rPr>
+          <w:rFonts w:ascii="Asana" w:hAnsi="Asana" w:eastAsia="Asana" w:cs="Asana"/>
+          <w:b w:val="0"/>
+          <w:bCs w:val="0"/>
+        </w:rPr>
+      </w:r>
+    </w:p>
+    <w:p>
+      <w:pPr>
+        <w:pBdr/>
+        <w:shd w:val="nil" w:color="000000"/>
+        <w:spacing w:line="240" w:lineRule="auto"/>
+        <w:ind/>
+        <w:rPr>
+          <w:rFonts w:ascii="Asana" w:hAnsi="Asana" w:cs="Asana"/>
+          <w:b w:val="0"/>
+          <w:bCs w:val="0"/>
+        </w:rPr>
+      </w:pPr>
+      <w:r>
+        <w:rPr>
+          <w:rFonts w:ascii="Asana" w:hAnsi="Asana" w:eastAsia="Asana" w:cs="Asana"/>
           <w:b w:val="0"/>
           <w:bCs w:val="0"/>
           <w:highlight w:val="none"/>
           <w:lang w:val="fr-FR" w:bidi="fr-FR"/>
         </w:rPr>
-      </w:r>
-      <w:r>
-        <w:rPr>
+        <w:t xml:space="preserve">    // On délègue la tâche de parsing au parseur trouvé (ex: ParserVariable, ParserSi, etc.)</w:t>
+      </w:r>
+      <w:r>
+        <w:rPr>
+          <w:rFonts w:ascii="Asana" w:hAnsi="Asana" w:eastAsia="Asana" w:cs="Asana"/>
           <w:b w:val="0"/>
           <w:bCs w:val="0"/>
         </w:rPr>
       </w:r>
       <w:r>
         <w:rPr>
+          <w:rFonts w:ascii="Asana" w:hAnsi="Asana" w:eastAsia="Asana" w:cs="Asana"/>
           <w:b w:val="0"/>
           <w:bCs w:val="0"/>
-          <w:highlight w:val="none"/>
         </w:rPr>
       </w:r>
     </w:p>
@@ -1796,53 +1999,74 @@
       <w:pPr>
         <w:pBdr/>
         <w:shd w:val="nil" w:color="000000"/>
-        <w:spacing/>
-        <w:ind/>
-        <w:rPr>
+        <w:spacing w:line="240" w:lineRule="auto"/>
+        <w:ind/>
+        <w:rPr>
+          <w:rFonts w:ascii="Asana" w:hAnsi="Asana" w:cs="Asana"/>
           <w:b w:val="0"/>
           <w:bCs w:val="0"/>
         </w:rPr>
       </w:pPr>
       <w:r>
         <w:rPr>
+          <w:rFonts w:ascii="Asana" w:hAnsi="Asana" w:eastAsia="Asana" w:cs="Asana"/>
           <w:b w:val="0"/>
           <w:bCs w:val="0"/>
           <w:highlight w:val="none"/>
           <w:lang w:val="fr-FR" w:bidi="fr-FR"/>
         </w:rPr>
-        <w:t xml:space="preserve">    // On délègue la tâche de parsing au parseur trouvé (ex: ParserVariable, ParserSi, etc.)</w:t>
-      </w:r>
-      <w:r>
-        <w:rPr>
+        <w:t xml:space="preserve">    // On passe le constructeur actuel pour permettre la récursivité</w:t>
+      </w:r>
+      <w:r>
+        <w:rPr>
+          <w:rFonts w:ascii="Asana" w:hAnsi="Asana" w:eastAsia="Asana" w:cs="Asana"/>
           <w:b w:val="0"/>
           <w:bCs w:val="0"/>
         </w:rPr>
       </w:r>
+      <w:r>
+        <w:rPr>
+          <w:rFonts w:ascii="Asana" w:hAnsi="Asana" w:eastAsia="Asana" w:cs="Asana"/>
+          <w:b w:val="0"/>
+          <w:bCs w:val="0"/>
+        </w:rPr>
+      </w:r>
     </w:p>
     <w:p>
       <w:pPr>
         <w:pBdr/>
         <w:shd w:val="nil" w:color="000000"/>
-        <w:spacing/>
-        <w:ind/>
-        <w:rPr>
+        <w:spacing w:line="240" w:lineRule="auto"/>
+        <w:ind/>
+        <w:rPr>
+          <w:rFonts w:ascii="Asana" w:hAnsi="Asana" w:cs="Asana"/>
           <w:b w:val="0"/>
           <w:bCs w:val="0"/>
         </w:rPr>
       </w:pPr>
       <w:r>
         <w:rPr>
+          <w:rFonts w:ascii="Asana" w:hAnsi="Asana" w:eastAsia="Asana" w:cs="Asana"/>
           <w:b w:val="0"/>
           <w:bCs w:val="0"/>
           <w:highlight w:val="none"/>
           <w:lang w:val="fr-FR" w:bidi="fr-FR"/>
         </w:rPr>
-        <w:t xml:space="preserve">    // On passe le constructeur actuel pour permettre la récursivité</w:t>
-      </w:r>
-      <w:r>
-        <w:rPr>
+        <w:t xml:space="preserve">    INoeud enfant = parserAssocie.parser(tokens, index, cetteInstance) ;</w:t>
+      </w:r>
+      <w:r>
+        <w:rPr>
+          <w:rFonts w:ascii="Asana" w:hAnsi="Asana" w:eastAsia="Asana" w:cs="Asana"/>
           <w:b w:val="0"/>
           <w:bCs w:val="0"/>
+          <w:highlight w:val="none"/>
+        </w:rPr>
+      </w:r>
+      <w:r>
+        <w:rPr>
+          <w:rFonts w:ascii="Asana" w:hAnsi="Asana" w:eastAsia="Asana" w:cs="Asana"/>
+          <w:b w:val="0"/>
+          <w:bCs w:val="0"/>
         </w:rPr>
       </w:r>
     </w:p>
@@ -1850,82 +2074,2292 @@
       <w:pPr>
         <w:pBdr/>
         <w:shd w:val="nil" w:color="000000"/>
-        <w:spacing/>
-        <w:ind/>
-        <w:rPr>
+        <w:spacing w:line="240" w:lineRule="auto"/>
+        <w:ind/>
+        <w:rPr>
+          <w:rFonts w:ascii="Asana" w:hAnsi="Asana" w:cs="Asana"/>
           <w:b w:val="0"/>
           <w:bCs w:val="0"/>
         </w:rPr>
       </w:pPr>
       <w:r>
         <w:rPr>
+          <w:rFonts w:ascii="Asana" w:hAnsi="Asana" w:eastAsia="Asana" w:cs="Asana"/>
           <w:b w:val="0"/>
           <w:bCs w:val="0"/>
           <w:highlight w:val="none"/>
           <w:lang w:val="fr-FR" w:bidi="fr-FR"/>
         </w:rPr>
-        <w:t xml:space="preserve">    INoeud enfant = parserAssocie.parser(tokens, index, cetteInstance) ;</w:t>
-      </w:r>
-      <w:r>
-        <w:rPr>
+        <w:t xml:space="preserve">    Retourner enfant ;</w:t>
+      </w:r>
+      <w:r>
+        <w:rPr>
+          <w:rFonts w:ascii="Asana" w:hAnsi="Asana" w:eastAsia="Asana" w:cs="Asana"/>
           <w:b w:val="0"/>
           <w:bCs w:val="0"/>
         </w:rPr>
       </w:r>
       <w:r>
         <w:rPr>
+          <w:rFonts w:ascii="Asana" w:hAnsi="Asana" w:eastAsia="Asana" w:cs="Asana"/>
+          <w:b w:val="0"/>
+          <w:bCs w:val="0"/>
+        </w:rPr>
+      </w:r>
+    </w:p>
+    <w:p>
+      <w:pPr>
+        <w:pBdr/>
+        <w:shd w:val="nil" w:color="000000"/>
+        <w:spacing w:line="240" w:lineRule="auto"/>
+        <w:ind/>
+        <w:rPr>
+          <w:rFonts w:ascii="Asana" w:hAnsi="Asana" w:cs="Asana"/>
+          <w:b/>
+          <w:bCs/>
+          <w:highlight w:val="none"/>
+        </w:rPr>
+      </w:pPr>
+      <w:r>
+        <w:rPr>
+          <w:rFonts w:ascii="Asana" w:hAnsi="Asana" w:eastAsia="Asana" w:cs="Asana"/>
           <w:b w:val="0"/>
           <w:bCs w:val="0"/>
           <w:highlight w:val="none"/>
           <w:lang w:val="fr-FR" w:bidi="fr-FR"/>
         </w:rPr>
-      </w:r>
-      <w:r>
-        <w:rPr>
+        <w:t xml:space="preserve">}</w:t>
+      </w:r>
+      <w:r>
+        <w:rPr>
+          <w:rFonts w:ascii="Asana" w:hAnsi="Asana" w:eastAsia="Asana" w:cs="Asana"/>
+          <w:b/>
+          <w:bCs/>
+          <w:highlight w:val="none"/>
+        </w:rPr>
+      </w:r>
+      <w:r>
+        <w:rPr>
+          <w:rFonts w:ascii="Asana" w:hAnsi="Asana" w:eastAsia="Asana" w:cs="Asana"/>
+          <w:b/>
+          <w:bCs/>
+          <w:highlight w:val="none"/>
+          <w:lang w:val="fr-FR" w:bidi="fr-FR"/>
+        </w:rPr>
+      </w:r>
+    </w:p>
+    <w:p>
+      <w:pPr>
+        <w:pBdr/>
+        <w:shd w:val="nil" w:color="auto"/>
+        <w:spacing/>
+        <w:ind/>
+        <w:rPr>
+          <w:b/>
+          <w:bCs/>
+          <w:highlight w:val="none"/>
+        </w:rPr>
+      </w:pPr>
+      <w:r>
+        <w:rPr>
+          <w:b/>
+          <w:bCs/>
+          <w:highlight w:val="none"/>
+          <w:lang w:val="fr-FR" w:bidi="fr-FR"/>
+        </w:rPr>
+        <w:br w:type="page" w:clear="all"/>
+      </w:r>
+      <w:r>
+        <w:rPr>
+          <w:b/>
+          <w:bCs/>
+          <w:highlight w:val="none"/>
+          <w:lang w:val="fr-FR" w:bidi="fr-FR"/>
+        </w:rPr>
+      </w:r>
+      <w:r>
+        <w:rPr>
+          <w:b/>
+          <w:bCs/>
+          <w:highlight w:val="none"/>
+        </w:rPr>
+      </w:r>
+    </w:p>
+    <w:p>
+      <w:pPr>
+        <w:pBdr/>
+        <w:shd w:val="nil" w:color="000000"/>
+        <w:spacing/>
+        <w:ind/>
+        <w:rPr>
+          <w:b/>
+          <w:bCs/>
+        </w:rPr>
+      </w:pPr>
+      <w:r>
+        <w:rPr>
+          <w:b/>
+          <w:bCs/>
+          <w:highlight w:val="none"/>
+          <w:lang w:val="fr-FR" w:bidi="fr-FR"/>
+        </w:rPr>
+      </w:r>
+      <w:r>
+        <w:rPr>
+          <w:b/>
+          <w:bCs/>
+        </w:rPr>
+        <w:t xml:space="preserve">Algorithme de parsing du noeud principal main</w:t>
+      </w:r>
+      <w:r>
+        <w:rPr>
+          <w:b/>
+          <w:bCs/>
+          <w:highlight w:val="none"/>
+          <w:lang w:val="fr-FR" w:bidi="fr-FR"/>
+        </w:rPr>
+      </w:r>
+      <w:r>
+        <w:rPr>
+          <w:b/>
+          <w:bCs/>
+        </w:rPr>
+      </w:r>
+    </w:p>
+    <w:p>
+      <w:pPr>
+        <w:pBdr/>
+        <w:shd w:val="nil" w:color="000000"/>
+        <w:spacing w:line="240" w:lineRule="auto"/>
+        <w:ind/>
+        <w:rPr>
+          <w:rFonts w:ascii="Asana" w:hAnsi="Asana" w:cs="Asana"/>
+        </w:rPr>
+      </w:pPr>
+      <w:r>
+        <w:rPr>
+          <w:rFonts w:ascii="Asana" w:hAnsi="Asana" w:eastAsia="Asana" w:cs="Asana"/>
+        </w:rPr>
+        <w:t xml:space="preserve">INoeud parser(vecteur&lt;Token&gt;&amp; tokens, int&amp; index, ConstructeurArbreInstruction constructeur)</w:t>
+      </w:r>
+      <w:r>
+        <w:rPr>
+          <w:rFonts w:ascii="Asana" w:hAnsi="Asana" w:eastAsia="Asana" w:cs="Asana"/>
+        </w:rPr>
+      </w:r>
+    </w:p>
+    <w:p>
+      <w:pPr>
+        <w:pBdr/>
+        <w:shd w:val="nil" w:color="000000"/>
+        <w:spacing w:line="240" w:lineRule="auto"/>
+        <w:ind/>
+        <w:rPr>
+          <w:rFonts w:ascii="Asana" w:hAnsi="Asana" w:cs="Asana"/>
+        </w:rPr>
+      </w:pPr>
+      <w:r>
+        <w:rPr>
+          <w:rFonts w:ascii="Asana" w:hAnsi="Asana" w:eastAsia="Asana" w:cs="Asana"/>
+        </w:rPr>
+        <w:t xml:space="preserve">{</w:t>
+      </w:r>
+      <w:r>
+        <w:rPr>
+          <w:rFonts w:ascii="Asana" w:hAnsi="Asana" w:eastAsia="Asana" w:cs="Asana"/>
+        </w:rPr>
+      </w:r>
+    </w:p>
+    <w:p>
+      <w:pPr>
+        <w:pBdr/>
+        <w:shd w:val="nil" w:color="000000"/>
+        <w:spacing w:line="240" w:lineRule="auto"/>
+        <w:ind/>
+        <w:rPr>
+          <w:rFonts w:ascii="Asana" w:hAnsi="Asana" w:cs="Asana"/>
+        </w:rPr>
+      </w:pPr>
+      <w:r>
+        <w:rPr>
+          <w:rFonts w:ascii="Asana" w:hAnsi="Asana" w:eastAsia="Asana" w:cs="Asana"/>
+        </w:rPr>
+        <w:t xml:space="preserve">    NoeudMain noeudMain ;</w:t>
+      </w:r>
+      <w:r>
+        <w:rPr>
+          <w:rFonts w:ascii="Asana" w:hAnsi="Asana" w:eastAsia="Asana" w:cs="Asana"/>
+        </w:rPr>
+      </w:r>
+    </w:p>
+    <w:p>
+      <w:pPr>
+        <w:pBdr/>
+        <w:shd w:val="nil" w:color="000000"/>
+        <w:spacing w:line="240" w:lineRule="auto"/>
+        <w:ind/>
+        <w:rPr>
+          <w:rFonts w:ascii="Asana" w:hAnsi="Asana" w:cs="Asana"/>
+        </w:rPr>
+      </w:pPr>
+      <w:r>
+        <w:rPr>
+          <w:rFonts w:ascii="Asana" w:hAnsi="Asana" w:eastAsia="Asana" w:cs="Asana"/>
+        </w:rPr>
+        <w:t xml:space="preserve">    // On avance l'index de 2 pour sauter le mot-clé 'main' et l'accolade ouvrante '{'</w:t>
+      </w:r>
+      <w:r>
+        <w:rPr>
+          <w:rFonts w:ascii="Asana" w:hAnsi="Asana" w:eastAsia="Asana" w:cs="Asana"/>
+        </w:rPr>
+      </w:r>
+    </w:p>
+    <w:p>
+      <w:pPr>
+        <w:pBdr/>
+        <w:shd w:val="nil" w:color="000000"/>
+        <w:spacing w:line="240" w:lineRule="auto"/>
+        <w:ind/>
+        <w:rPr>
+          <w:rFonts w:ascii="Asana" w:hAnsi="Asana" w:cs="Asana"/>
+        </w:rPr>
+      </w:pPr>
+      <w:r>
+        <w:rPr>
+          <w:rFonts w:ascii="Asana" w:hAnsi="Asana" w:eastAsia="Asana" w:cs="Asana"/>
+        </w:rPr>
+        <w:t xml:space="preserve">    index += 2 ;</w:t>
+      </w:r>
+      <w:r>
+        <w:rPr>
+          <w:rFonts w:ascii="Asana" w:hAnsi="Asana" w:eastAsia="Asana" w:cs="Asana"/>
+        </w:rPr>
+      </w:r>
+    </w:p>
+    <w:p>
+      <w:pPr>
+        <w:pBdr/>
+        <w:shd w:val="nil" w:color="000000"/>
+        <w:spacing w:line="240" w:lineRule="auto"/>
+        <w:ind/>
+        <w:rPr>
+          <w:rFonts w:ascii="Asana" w:hAnsi="Asana" w:cs="Asana"/>
+        </w:rPr>
+      </w:pPr>
+      <w:r>
+        <w:rPr>
+          <w:rFonts w:ascii="Asana" w:hAnsi="Asana" w:eastAsia="Asana" w:cs="Asana"/>
+        </w:rPr>
+        <w:t xml:space="preserve">    // Tant qu'on n'est pas à la fin du fichier et qu'on ne rencontre pas l'accolade fermante '}'</w:t>
+      </w:r>
+      <w:r>
+        <w:rPr>
+          <w:rFonts w:ascii="Asana" w:hAnsi="Asana" w:eastAsia="Asana" w:cs="Asana"/>
+        </w:rPr>
+      </w:r>
+    </w:p>
+    <w:p>
+      <w:pPr>
+        <w:pBdr/>
+        <w:shd w:val="nil" w:color="000000"/>
+        <w:spacing w:line="240" w:lineRule="auto"/>
+        <w:ind/>
+        <w:rPr>
+          <w:rFonts w:ascii="Asana" w:hAnsi="Asana" w:cs="Asana"/>
+        </w:rPr>
+      </w:pPr>
+      <w:r>
+        <w:rPr>
+          <w:rFonts w:ascii="Asana" w:hAnsi="Asana" w:eastAsia="Asana" w:cs="Asana"/>
+        </w:rPr>
+        <w:t xml:space="preserve">    Tant que (index &lt; tokens.taille() ET tokens[index].type != TOKEN_ACCOLADE_FERMEE)</w:t>
+      </w:r>
+      <w:r>
+        <w:rPr>
+          <w:rFonts w:ascii="Asana" w:hAnsi="Asana" w:eastAsia="Asana" w:cs="Asana"/>
+        </w:rPr>
+      </w:r>
+    </w:p>
+    <w:p>
+      <w:pPr>
+        <w:pBdr/>
+        <w:shd w:val="nil" w:color="000000"/>
+        <w:spacing w:line="240" w:lineRule="auto"/>
+        <w:ind/>
+        <w:rPr>
+          <w:rFonts w:ascii="Asana" w:hAnsi="Asana" w:cs="Asana"/>
+        </w:rPr>
+      </w:pPr>
+      <w:r>
+        <w:rPr>
+          <w:rFonts w:ascii="Asana" w:hAnsi="Asana" w:eastAsia="Asana" w:cs="Asana"/>
+        </w:rPr>
+        <w:t xml:space="preserve">    {</w:t>
+      </w:r>
+      <w:r>
+        <w:rPr>
+          <w:rFonts w:ascii="Asana" w:hAnsi="Asana" w:eastAsia="Asana" w:cs="Asana"/>
+        </w:rPr>
+      </w:r>
+    </w:p>
+    <w:p>
+      <w:pPr>
+        <w:pBdr/>
+        <w:shd w:val="nil" w:color="000000"/>
+        <w:spacing w:line="240" w:lineRule="auto"/>
+        <w:ind/>
+        <w:rPr>
+          <w:rFonts w:ascii="Asana" w:hAnsi="Asana" w:cs="Asana"/>
+        </w:rPr>
+      </w:pPr>
+      <w:r>
+        <w:rPr>
+          <w:rFonts w:ascii="Asana" w:hAnsi="Asana" w:eastAsia="Asana" w:cs="Asana"/>
+        </w:rPr>
+        <w:t xml:space="preserve">        // On demande au constructeur de bâtir l'instruction enfant à l'index actuel</w:t>
+      </w:r>
+      <w:r>
+        <w:rPr>
+          <w:rFonts w:ascii="Asana" w:hAnsi="Asana" w:eastAsia="Asana" w:cs="Asana"/>
+        </w:rPr>
+      </w:r>
+    </w:p>
+    <w:p>
+      <w:pPr>
+        <w:pBdr/>
+        <w:shd w:val="nil" w:color="000000"/>
+        <w:spacing w:line="240" w:lineRule="auto"/>
+        <w:ind/>
+        <w:rPr>
+          <w:rFonts w:ascii="Asana" w:hAnsi="Asana" w:cs="Asana"/>
+        </w:rPr>
+      </w:pPr>
+      <w:r>
+        <w:rPr>
+          <w:rFonts w:ascii="Asana" w:hAnsi="Asana" w:eastAsia="Asana" w:cs="Asana"/>
+        </w:rPr>
+        <w:t xml:space="preserve">        INoeud enfant = constructeur.construire(tokens, index) ;</w:t>
+      </w:r>
+      <w:r>
+        <w:rPr>
+          <w:rFonts w:ascii="Asana" w:hAnsi="Asana" w:eastAsia="Asana" w:cs="Asana"/>
+        </w:rPr>
+      </w:r>
+    </w:p>
+    <w:p>
+      <w:pPr>
+        <w:pBdr/>
+        <w:shd w:val="nil" w:color="000000"/>
+        <w:spacing w:line="240" w:lineRule="auto"/>
+        <w:ind/>
+        <w:rPr>
+          <w:rFonts w:ascii="Asana" w:hAnsi="Asana" w:cs="Asana"/>
+        </w:rPr>
+      </w:pPr>
+      <w:r>
+        <w:rPr>
+          <w:rFonts w:ascii="Asana" w:hAnsi="Asana" w:eastAsia="Asana" w:cs="Asana"/>
+        </w:rPr>
+      </w:r>
+      <w:r>
+        <w:rPr>
+          <w:rFonts w:ascii="Asana" w:hAnsi="Asana" w:eastAsia="Asana" w:cs="Asana"/>
+        </w:rPr>
+      </w:r>
+    </w:p>
+    <w:p>
+      <w:pPr>
+        <w:pBdr/>
+        <w:shd w:val="nil" w:color="000000"/>
+        <w:spacing w:line="240" w:lineRule="auto"/>
+        <w:ind/>
+        <w:rPr>
+          <w:rFonts w:ascii="Asana" w:hAnsi="Asana" w:cs="Asana"/>
+        </w:rPr>
+      </w:pPr>
+      <w:r>
+        <w:rPr>
+          <w:rFonts w:ascii="Asana" w:hAnsi="Asana" w:eastAsia="Asana" w:cs="Asana"/>
+        </w:rPr>
+        <w:t xml:space="preserve">        // On ajoute le noeud enfant généré à la liste des instructions du Main</w:t>
+      </w:r>
+      <w:r>
+        <w:rPr>
+          <w:rFonts w:ascii="Asana" w:hAnsi="Asana" w:eastAsia="Asana" w:cs="Asana"/>
+        </w:rPr>
+      </w:r>
+    </w:p>
+    <w:p>
+      <w:pPr>
+        <w:pBdr/>
+        <w:shd w:val="nil" w:color="000000"/>
+        <w:spacing w:line="240" w:lineRule="auto"/>
+        <w:ind/>
+        <w:rPr>
+          <w:rFonts w:ascii="Asana" w:hAnsi="Asana" w:cs="Asana"/>
+        </w:rPr>
+      </w:pPr>
+      <w:r>
+        <w:rPr>
+          <w:rFonts w:ascii="Asana" w:hAnsi="Asana" w:eastAsia="Asana" w:cs="Asana"/>
+        </w:rPr>
+        <w:t xml:space="preserve">        noeudMain.ajouterInstruction(enfant) ;</w:t>
+      </w:r>
+      <w:r>
+        <w:rPr>
+          <w:rFonts w:ascii="Asana" w:hAnsi="Asana" w:eastAsia="Asana" w:cs="Asana"/>
+        </w:rPr>
+      </w:r>
+    </w:p>
+    <w:p>
+      <w:pPr>
+        <w:pBdr/>
+        <w:shd w:val="nil" w:color="000000"/>
+        <w:spacing w:line="240" w:lineRule="auto"/>
+        <w:ind/>
+        <w:rPr>
+          <w:rFonts w:ascii="Asana" w:hAnsi="Asana" w:cs="Asana"/>
+        </w:rPr>
+      </w:pPr>
+      <w:r>
+        <w:rPr>
+          <w:rFonts w:ascii="Asana" w:hAnsi="Asana" w:eastAsia="Asana" w:cs="Asana"/>
+        </w:rPr>
+        <w:t xml:space="preserve">    }</w:t>
+      </w:r>
+      <w:r>
+        <w:rPr>
+          <w:rFonts w:ascii="Asana" w:hAnsi="Asana" w:eastAsia="Asana" w:cs="Asana"/>
+        </w:rPr>
+      </w:r>
+    </w:p>
+    <w:p>
+      <w:pPr>
+        <w:pBdr/>
+        <w:shd w:val="nil" w:color="000000"/>
+        <w:spacing w:line="240" w:lineRule="auto"/>
+        <w:ind/>
+        <w:rPr>
+          <w:rFonts w:ascii="Asana" w:hAnsi="Asana" w:cs="Asana"/>
+        </w:rPr>
+      </w:pPr>
+      <w:r>
+        <w:rPr>
+          <w:rFonts w:ascii="Asana" w:hAnsi="Asana" w:eastAsia="Asana" w:cs="Asana"/>
+        </w:rPr>
+        <w:t xml:space="preserve">    Retourner noeudMain ;</w:t>
+      </w:r>
+      <w:r>
+        <w:rPr>
+          <w:rFonts w:ascii="Asana" w:hAnsi="Asana" w:eastAsia="Asana" w:cs="Asana"/>
+        </w:rPr>
+      </w:r>
+    </w:p>
+    <w:p>
+      <w:pPr>
+        <w:pBdr/>
+        <w:shd w:val="nil" w:color="000000"/>
+        <w:spacing w:line="240" w:lineRule="auto"/>
+        <w:ind/>
+        <w:rPr>
+          <w:rFonts w:ascii="Asana" w:hAnsi="Asana" w:eastAsia="Asana" w:cs="Asana"/>
+          <w:b/>
+          <w:bCs/>
+          <w:highlight w:val="none"/>
+          <w:lang w:val="fr-FR" w:bidi="fr-FR"/>
+        </w:rPr>
+      </w:pPr>
+      <w:r>
+        <w:rPr>
+          <w:rFonts w:ascii="Asana" w:hAnsi="Asana" w:eastAsia="Asana" w:cs="Asana"/>
+        </w:rPr>
+        <w:t xml:space="preserve">}</w:t>
+      </w:r>
+      <w:r>
+        <w:rPr>
+          <w:rFonts w:ascii="Asana" w:hAnsi="Asana" w:eastAsia="Asana" w:cs="Asana"/>
+          <w:b/>
+          <w:bCs/>
+          <w:highlight w:val="none"/>
+          <w:lang w:val="fr-FR" w:bidi="fr-FR"/>
+        </w:rPr>
+      </w:r>
+      <w:r>
+        <w:rPr>
+          <w:rFonts w:ascii="Asana" w:hAnsi="Asana" w:cs="Asana"/>
+          <w:b/>
+          <w:bCs/>
+          <w:highlight w:val="none"/>
+        </w:rPr>
+      </w:r>
+    </w:p>
+    <w:p>
+      <w:pPr>
+        <w:pBdr/>
+        <w:shd w:val="nil"/>
+        <w:spacing/>
+        <w:ind/>
+        <w:rPr>
+          <w:rFonts w:ascii="Asana" w:hAnsi="Asana" w:cs="Asana"/>
+          <w:b/>
+          <w:bCs/>
+          <w:highlight w:val="none"/>
+        </w:rPr>
+      </w:pPr>
+      <w:r>
+        <w:rPr>
+          <w:rFonts w:ascii="Asana" w:hAnsi="Asana" w:cs="Asana"/>
+          <w:b/>
+          <w:bCs/>
+          <w:highlight w:val="none"/>
+        </w:rPr>
+        <w:br w:type="page" w:clear="all"/>
+      </w:r>
+      <w:r>
+        <w:rPr>
+          <w:rFonts w:ascii="Asana" w:hAnsi="Asana" w:cs="Asana"/>
+          <w:b/>
+          <w:bCs/>
+          <w:highlight w:val="none"/>
+        </w:rPr>
+      </w:r>
+      <w:r>
+        <w:rPr>
+          <w:rFonts w:ascii="Asana" w:hAnsi="Asana" w:cs="Asana"/>
+          <w:b/>
+          <w:bCs/>
+          <w:highlight w:val="none"/>
+        </w:rPr>
+      </w:r>
+    </w:p>
+    <w:p>
+      <w:pPr>
+        <w:pBdr/>
+        <w:shd w:val="nil" w:color="000000"/>
+        <w:spacing w:line="240" w:lineRule="auto"/>
+        <w:ind/>
+        <w:rPr>
+          <w:rFonts w:ascii="Asana" w:hAnsi="Asana" w:cs="Asana"/>
+          <w:b/>
+          <w:bCs/>
+          <w:highlight w:val="none"/>
+        </w:rPr>
+      </w:pPr>
+      <w:r>
+        <w:rPr>
+          <w:rFonts w:ascii="Asana" w:hAnsi="Asana" w:eastAsia="Asana" w:cs="Asana"/>
+          <w:b/>
+          <w:bCs/>
+          <w:highlight w:val="none"/>
+          <w:lang w:val="fr-FR" w:bidi="fr-FR"/>
+        </w:rPr>
+      </w:r>
+      <w:r>
+        <w:rPr>
+          <w:rFonts w:ascii="Asana" w:hAnsi="Asana" w:eastAsia="Asana" w:cs="Asana"/>
+          <w:b/>
+          <w:bCs/>
+          <w:highlight w:val="none"/>
+          <w:lang w:val="fr-FR" w:bidi="fr-FR"/>
+        </w:rPr>
+      </w:r>
+      <w:r>
+        <w:rPr>
+          <w:rFonts w:ascii="Asana" w:hAnsi="Asana" w:eastAsia="Asana" w:cs="Asana"/>
+          <w:b/>
+          <w:bCs/>
+          <w:highlight w:val="none"/>
+          <w:lang w:val="fr-FR" w:bidi="fr-FR"/>
+        </w:rPr>
+      </w:r>
+    </w:p>
+    <w:p>
+      <w:pPr>
+        <w:pBdr/>
+        <w:shd w:val="nil" w:color="000000"/>
+        <w:spacing/>
+        <w:ind/>
+        <w:rPr>
+          <w:b/>
+          <w:bCs/>
+          <w:highlight w:val="none"/>
+          <w:lang w:val="fr-FR" w:bidi="fr-FR"/>
+        </w:rPr>
+      </w:pPr>
+      <w:r>
+        <w:rPr>
+          <w:b/>
+          <w:bCs/>
+          <w:highlight w:val="none"/>
+          <w:lang w:val="fr-FR" w:bidi="fr-FR"/>
+        </w:rPr>
+      </w:r>
+      <w:r>
+        <w:rPr>
+          <w:b/>
+          <w:bCs/>
+        </w:rPr>
+        <w:t xml:space="preserve">Algorithme de construction de l'arbre d'équation récursif (ConstructeurArbreEquation)</w:t>
+      </w:r>
+      <w:r>
+        <w:rPr>
+          <w:b/>
+          <w:bCs/>
+          <w:highlight w:val="none"/>
+          <w:lang w:val="fr-FR" w:bidi="fr-FR"/>
+        </w:rPr>
+      </w:r>
+      <w:r>
+        <w:rPr>
+          <w:b/>
+          <w:bCs/>
+          <w:highlight w:val="none"/>
+          <w:lang w:val="fr-FR" w:bidi="fr-FR"/>
+        </w:rPr>
+      </w:r>
+    </w:p>
+    <w:p>
+      <w:pPr>
+        <w:pBdr/>
+        <w:shd w:val="nil" w:color="000000"/>
+        <w:spacing w:line="240" w:lineRule="auto"/>
+        <w:ind/>
+        <w:rPr>
+          <w:rFonts w:ascii="Asana" w:hAnsi="Asana" w:cs="Asana"/>
           <w:b w:val="0"/>
           <w:bCs w:val="0"/>
         </w:rPr>
-      </w:r>
-      <w:r>
-        <w:rPr>
-          <w:b w:val="0"/>
-          <w:bCs w:val="0"/>
-          <w:highlight w:val="none"/>
-        </w:rPr>
-      </w:r>
-    </w:p>
-    <w:p>
-      <w:pPr>
-        <w:pBdr/>
-        <w:shd w:val="nil" w:color="000000"/>
-        <w:spacing/>
-        <w:ind/>
-        <w:rPr>
-          <w:b w:val="0"/>
-          <w:bCs w:val="0"/>
-        </w:rPr>
-      </w:pPr>
-      <w:r>
-        <w:rPr>
+      </w:pPr>
+      <w:r>
+        <w:rPr>
+          <w:rFonts w:ascii="Asana" w:hAnsi="Asana" w:eastAsia="Asana" w:cs="Asana"/>
           <w:b w:val="0"/>
           <w:bCs w:val="0"/>
           <w:highlight w:val="none"/>
           <w:lang w:val="fr-FR" w:bidi="fr-FR"/>
         </w:rPr>
-        <w:t xml:space="preserve">    Retourner enfant ;</w:t>
-      </w:r>
-      <w:r>
-        <w:rPr>
+        <w:t xml:space="preserve">INoeud construire(vecteur&lt;Token&gt;&amp; equation)</w:t>
+      </w:r>
+      <w:r>
+        <w:rPr>
+          <w:rFonts w:ascii="Asana" w:hAnsi="Asana" w:eastAsia="Asana" w:cs="Asana"/>
           <w:b w:val="0"/>
           <w:bCs w:val="0"/>
         </w:rPr>
       </w:r>
+      <w:r>
+        <w:rPr>
+          <w:rFonts w:ascii="Asana" w:hAnsi="Asana" w:eastAsia="Asana" w:cs="Asana"/>
+          <w:b w:val="0"/>
+          <w:bCs w:val="0"/>
+        </w:rPr>
+      </w:r>
     </w:p>
     <w:p>
       <w:pPr>
         <w:pBdr/>
         <w:shd w:val="nil" w:color="000000"/>
-        <w:spacing/>
+        <w:spacing w:line="240" w:lineRule="auto"/>
+        <w:ind/>
+        <w:rPr>
+          <w:rFonts w:ascii="Asana" w:hAnsi="Asana" w:cs="Asana"/>
+          <w:b w:val="0"/>
+          <w:bCs w:val="0"/>
+        </w:rPr>
+      </w:pPr>
+      <w:r>
+        <w:rPr>
+          <w:rFonts w:ascii="Asana" w:hAnsi="Asana" w:eastAsia="Asana" w:cs="Asana"/>
+          <w:b w:val="0"/>
+          <w:bCs w:val="0"/>
+          <w:highlight w:val="none"/>
+          <w:lang w:val="fr-FR" w:bidi="fr-FR"/>
+        </w:rPr>
+        <w:t xml:space="preserve">{</w:t>
+      </w:r>
+      <w:r>
+        <w:rPr>
+          <w:rFonts w:ascii="Asana" w:hAnsi="Asana" w:eastAsia="Asana" w:cs="Asana"/>
+          <w:b w:val="0"/>
+          <w:bCs w:val="0"/>
+        </w:rPr>
+      </w:r>
+      <w:r>
+        <w:rPr>
+          <w:rFonts w:ascii="Asana" w:hAnsi="Asana" w:eastAsia="Asana" w:cs="Asana"/>
+          <w:b w:val="0"/>
+          <w:bCs w:val="0"/>
+        </w:rPr>
+      </w:r>
+    </w:p>
+    <w:p>
+      <w:pPr>
+        <w:pBdr/>
+        <w:shd w:val="nil" w:color="000000"/>
+        <w:spacing w:line="240" w:lineRule="auto"/>
+        <w:ind/>
+        <w:rPr>
+          <w:rFonts w:ascii="Asana" w:hAnsi="Asana" w:cs="Asana"/>
+          <w:b w:val="0"/>
+          <w:bCs w:val="0"/>
+        </w:rPr>
+      </w:pPr>
+      <w:r>
+        <w:rPr>
+          <w:rFonts w:ascii="Asana" w:hAnsi="Asana" w:eastAsia="Asana" w:cs="Asana"/>
+          <w:b w:val="0"/>
+          <w:bCs w:val="0"/>
+          <w:highlight w:val="none"/>
+          <w:lang w:val="fr-FR" w:bidi="fr-FR"/>
+        </w:rPr>
+        <w:t xml:space="preserve">    // On nettoie l'équation en retirant les parenthèses inutiles autour de l'expression</w:t>
+      </w:r>
+      <w:r>
+        <w:rPr>
+          <w:rFonts w:ascii="Asana" w:hAnsi="Asana" w:eastAsia="Asana" w:cs="Asana"/>
+          <w:b w:val="0"/>
+          <w:bCs w:val="0"/>
+        </w:rPr>
+      </w:r>
+      <w:r>
+        <w:rPr>
+          <w:rFonts w:ascii="Asana" w:hAnsi="Asana" w:eastAsia="Asana" w:cs="Asana"/>
+          <w:b w:val="0"/>
+          <w:bCs w:val="0"/>
+        </w:rPr>
+      </w:r>
+    </w:p>
+    <w:p>
+      <w:pPr>
+        <w:pBdr/>
+        <w:shd w:val="nil" w:color="000000"/>
+        <w:spacing w:line="240" w:lineRule="auto"/>
+        <w:ind/>
+        <w:rPr>
+          <w:rFonts w:ascii="Asana" w:hAnsi="Asana" w:cs="Asana"/>
+          <w:b w:val="0"/>
+          <w:bCs w:val="0"/>
+        </w:rPr>
+      </w:pPr>
+      <w:r>
+        <w:rPr>
+          <w:rFonts w:ascii="Asana" w:hAnsi="Asana" w:eastAsia="Asana" w:cs="Asana"/>
+          <w:b w:val="0"/>
+          <w:bCs w:val="0"/>
+          <w:highlight w:val="none"/>
+          <w:lang w:val="fr-FR" w:bidi="fr-FR"/>
+        </w:rPr>
+        <w:t xml:space="preserve">    vecteur&lt;Token&gt; equationSansParentheses = _gestionnaireParenthese.enleverParenthesesEnglobantes(equation) ;</w:t>
+      </w:r>
+      <w:r>
+        <w:rPr>
+          <w:rFonts w:ascii="Asana" w:hAnsi="Asana" w:eastAsia="Asana" w:cs="Asana"/>
+          <w:b w:val="0"/>
+          <w:bCs w:val="0"/>
+        </w:rPr>
+      </w:r>
+      <w:r>
+        <w:rPr>
+          <w:rFonts w:ascii="Asana" w:hAnsi="Asana" w:eastAsia="Asana" w:cs="Asana"/>
+          <w:b w:val="0"/>
+          <w:bCs w:val="0"/>
+        </w:rPr>
+      </w:r>
+    </w:p>
+    <w:p>
+      <w:pPr>
+        <w:pBdr/>
+        <w:shd w:val="nil" w:color="000000"/>
+        <w:spacing w:line="240" w:lineRule="auto"/>
+        <w:ind/>
+        <w:rPr>
+          <w:rFonts w:ascii="Asana" w:hAnsi="Asana" w:cs="Asana"/>
+          <w:b w:val="0"/>
+          <w:bCs w:val="0"/>
+        </w:rPr>
+      </w:pPr>
+      <w:r>
+        <w:rPr>
+          <w:rFonts w:ascii="Asana" w:hAnsi="Asana" w:eastAsia="Asana" w:cs="Asana"/>
+          <w:b w:val="0"/>
+          <w:bCs w:val="0"/>
+          <w:highlight w:val="none"/>
+          <w:lang w:val="fr-FR" w:bidi="fr-FR"/>
+        </w:rPr>
+        <w:t xml:space="preserve">    equation = equationSansParentheses ;</w:t>
+      </w:r>
+      <w:r>
+        <w:rPr>
+          <w:rFonts w:ascii="Asana" w:hAnsi="Asana" w:eastAsia="Asana" w:cs="Asana"/>
+          <w:b w:val="0"/>
+          <w:bCs w:val="0"/>
+        </w:rPr>
+      </w:r>
+      <w:r>
+        <w:rPr>
+          <w:rFonts w:ascii="Asana" w:hAnsi="Asana" w:eastAsia="Asana" w:cs="Asana"/>
+          <w:b w:val="0"/>
+          <w:bCs w:val="0"/>
+        </w:rPr>
+      </w:r>
+    </w:p>
+    <w:p>
+      <w:pPr>
+        <w:pBdr/>
+        <w:shd w:val="nil" w:color="000000"/>
+        <w:spacing w:line="240" w:lineRule="auto"/>
+        <w:ind/>
+        <w:rPr>
+          <w:rFonts w:ascii="Asana" w:hAnsi="Asana" w:cs="Asana"/>
+          <w:b w:val="0"/>
+          <w:bCs w:val="0"/>
+        </w:rPr>
+      </w:pPr>
+      <w:r>
+        <w:rPr>
+          <w:rFonts w:ascii="Asana" w:hAnsi="Asana" w:eastAsia="Asana" w:cs="Asana"/>
+          <w:b w:val="0"/>
+          <w:bCs w:val="0"/>
+          <w:highlight w:val="none"/>
+          <w:lang w:val="fr-FR" w:bidi="fr-FR"/>
+        </w:rPr>
+      </w:r>
+      <w:r>
+        <w:rPr>
+          <w:rFonts w:ascii="Asana" w:hAnsi="Asana" w:eastAsia="Asana" w:cs="Asana"/>
+          <w:b w:val="0"/>
+          <w:bCs w:val="0"/>
+        </w:rPr>
+      </w:r>
+      <w:r>
+        <w:rPr>
+          <w:rFonts w:ascii="Asana" w:hAnsi="Asana" w:eastAsia="Asana" w:cs="Asana"/>
+          <w:b w:val="0"/>
+          <w:bCs w:val="0"/>
+        </w:rPr>
+      </w:r>
+    </w:p>
+    <w:p>
+      <w:pPr>
+        <w:pBdr/>
+        <w:shd w:val="nil" w:color="000000"/>
+        <w:spacing w:line="240" w:lineRule="auto"/>
+        <w:ind/>
+        <w:rPr>
+          <w:rFonts w:ascii="Asana" w:hAnsi="Asana" w:cs="Asana"/>
+          <w:b w:val="0"/>
+          <w:bCs w:val="0"/>
+        </w:rPr>
+      </w:pPr>
+      <w:r>
+        <w:rPr>
+          <w:rFonts w:ascii="Asana" w:hAnsi="Asana" w:eastAsia="Asana" w:cs="Asana"/>
+          <w:b w:val="0"/>
+          <w:bCs w:val="0"/>
+          <w:highlight w:val="none"/>
+          <w:lang w:val="fr-FR" w:bidi="fr-FR"/>
+        </w:rPr>
+        <w:t xml:space="preserve">    Si (equation.estVide())</w:t>
+      </w:r>
+      <w:r>
+        <w:rPr>
+          <w:rFonts w:ascii="Asana" w:hAnsi="Asana" w:eastAsia="Asana" w:cs="Asana"/>
+          <w:b w:val="0"/>
+          <w:bCs w:val="0"/>
+        </w:rPr>
+      </w:r>
+      <w:r>
+        <w:rPr>
+          <w:rFonts w:ascii="Asana" w:hAnsi="Asana" w:eastAsia="Asana" w:cs="Asana"/>
+          <w:b w:val="0"/>
+          <w:bCs w:val="0"/>
+        </w:rPr>
+      </w:r>
+    </w:p>
+    <w:p>
+      <w:pPr>
+        <w:pBdr/>
+        <w:shd w:val="nil" w:color="000000"/>
+        <w:spacing w:line="240" w:lineRule="auto"/>
+        <w:ind/>
+        <w:rPr>
+          <w:rFonts w:ascii="Asana" w:hAnsi="Asana" w:cs="Asana"/>
+          <w:b w:val="0"/>
+          <w:bCs w:val="0"/>
+        </w:rPr>
+      </w:pPr>
+      <w:r>
+        <w:rPr>
+          <w:rFonts w:ascii="Asana" w:hAnsi="Asana" w:eastAsia="Asana" w:cs="Asana"/>
+          <w:b w:val="0"/>
+          <w:bCs w:val="0"/>
+          <w:highlight w:val="none"/>
+          <w:lang w:val="fr-FR" w:bidi="fr-FR"/>
+        </w:rPr>
+        <w:t xml:space="preserve">    {</w:t>
+      </w:r>
+      <w:r>
+        <w:rPr>
+          <w:rFonts w:ascii="Asana" w:hAnsi="Asana" w:eastAsia="Asana" w:cs="Asana"/>
+          <w:b w:val="0"/>
+          <w:bCs w:val="0"/>
+        </w:rPr>
+      </w:r>
+      <w:r>
+        <w:rPr>
+          <w:rFonts w:ascii="Asana" w:hAnsi="Asana" w:eastAsia="Asana" w:cs="Asana"/>
+          <w:b w:val="0"/>
+          <w:bCs w:val="0"/>
+        </w:rPr>
+      </w:r>
+    </w:p>
+    <w:p>
+      <w:pPr>
+        <w:pBdr/>
+        <w:shd w:val="nil" w:color="000000"/>
+        <w:spacing w:line="240" w:lineRule="auto"/>
+        <w:ind/>
+        <w:rPr>
+          <w:rFonts w:ascii="Asana" w:hAnsi="Asana" w:cs="Asana"/>
+          <w:b w:val="0"/>
+          <w:bCs w:val="0"/>
+        </w:rPr>
+      </w:pPr>
+      <w:r>
+        <w:rPr>
+          <w:rFonts w:ascii="Asana" w:hAnsi="Asana" w:eastAsia="Asana" w:cs="Asana"/>
+          <w:b w:val="0"/>
+          <w:bCs w:val="0"/>
+          <w:highlight w:val="none"/>
+          <w:lang w:val="fr-FR" w:bidi="fr-FR"/>
+        </w:rPr>
+        <w:t xml:space="preserve">        Lancer Exception("Erreur: équation vide") ;</w:t>
+      </w:r>
+      <w:r>
+        <w:rPr>
+          <w:rFonts w:ascii="Asana" w:hAnsi="Asana" w:eastAsia="Asana" w:cs="Asana"/>
+          <w:b w:val="0"/>
+          <w:bCs w:val="0"/>
+        </w:rPr>
+      </w:r>
+      <w:r>
+        <w:rPr>
+          <w:rFonts w:ascii="Asana" w:hAnsi="Asana" w:eastAsia="Asana" w:cs="Asana"/>
+          <w:b w:val="0"/>
+          <w:bCs w:val="0"/>
+        </w:rPr>
+      </w:r>
+    </w:p>
+    <w:p>
+      <w:pPr>
+        <w:pBdr/>
+        <w:shd w:val="nil" w:color="000000"/>
+        <w:spacing w:line="240" w:lineRule="auto"/>
+        <w:ind/>
+        <w:rPr>
+          <w:rFonts w:ascii="Asana" w:hAnsi="Asana" w:cs="Asana"/>
+          <w:b w:val="0"/>
+          <w:bCs w:val="0"/>
+        </w:rPr>
+      </w:pPr>
+      <w:r>
+        <w:rPr>
+          <w:rFonts w:ascii="Asana" w:hAnsi="Asana" w:eastAsia="Asana" w:cs="Asana"/>
+          <w:b w:val="0"/>
+          <w:bCs w:val="0"/>
+          <w:highlight w:val="none"/>
+          <w:lang w:val="fr-FR" w:bidi="fr-FR"/>
+        </w:rPr>
+        <w:t xml:space="preserve">    }</w:t>
+      </w:r>
+      <w:r>
+        <w:rPr>
+          <w:rFonts w:ascii="Asana" w:hAnsi="Asana" w:eastAsia="Asana" w:cs="Asana"/>
+          <w:b w:val="0"/>
+          <w:bCs w:val="0"/>
+        </w:rPr>
+      </w:r>
+      <w:r>
+        <w:rPr>
+          <w:rFonts w:ascii="Asana" w:hAnsi="Asana" w:eastAsia="Asana" w:cs="Asana"/>
+          <w:b w:val="0"/>
+          <w:bCs w:val="0"/>
+        </w:rPr>
+      </w:r>
+    </w:p>
+    <w:p>
+      <w:pPr>
+        <w:pBdr/>
+        <w:shd w:val="nil"/>
+        <w:spacing/>
+        <w:ind/>
+        <w:rPr>
+          <w:rFonts w:ascii="Asana" w:hAnsi="Asana" w:cs="Asana"/>
+          <w:b w:val="0"/>
+          <w:bCs w:val="0"/>
+        </w:rPr>
+      </w:pPr>
+      <w:r>
+        <w:rPr>
+          <w:rFonts w:ascii="Asana" w:hAnsi="Asana" w:cs="Asana"/>
+          <w:b w:val="0"/>
+          <w:bCs w:val="0"/>
+        </w:rPr>
+        <w:br w:type="page" w:clear="all"/>
+      </w:r>
+      <w:r>
+        <w:rPr>
+          <w:rFonts w:ascii="Asana" w:hAnsi="Asana" w:cs="Asana"/>
+          <w:b w:val="0"/>
+          <w:bCs w:val="0"/>
+        </w:rPr>
+      </w:r>
+      <w:r>
+        <w:rPr>
+          <w:rFonts w:ascii="Asana" w:hAnsi="Asana" w:cs="Asana"/>
+          <w:b w:val="0"/>
+          <w:bCs w:val="0"/>
+        </w:rPr>
+      </w:r>
+    </w:p>
+    <w:p>
+      <w:pPr>
+        <w:pBdr/>
+        <w:shd w:val="nil" w:color="000000"/>
+        <w:spacing w:line="240" w:lineRule="auto"/>
+        <w:ind/>
+        <w:rPr>
+          <w:rFonts w:ascii="Asana" w:hAnsi="Asana" w:cs="Asana"/>
+          <w:b w:val="0"/>
+          <w:bCs w:val="0"/>
+        </w:rPr>
+      </w:pPr>
+      <w:r>
+        <w:rPr>
+          <w:rFonts w:ascii="Asana" w:hAnsi="Asana" w:eastAsia="Asana" w:cs="Asana"/>
+          <w:b w:val="0"/>
+          <w:bCs w:val="0"/>
+        </w:rPr>
+      </w:r>
+      <w:r>
+        <w:rPr>
+          <w:rFonts w:ascii="Asana" w:hAnsi="Asana" w:eastAsia="Asana" w:cs="Asana"/>
+          <w:b w:val="0"/>
+          <w:bCs w:val="0"/>
+        </w:rPr>
+      </w:r>
+    </w:p>
+    <w:p>
+      <w:pPr>
+        <w:pBdr/>
+        <w:shd w:val="nil" w:color="000000"/>
+        <w:spacing w:line="240" w:lineRule="auto"/>
+        <w:ind/>
+        <w:rPr>
+          <w:rFonts w:ascii="Asana" w:hAnsi="Asana" w:cs="Asana"/>
+          <w:b w:val="0"/>
+          <w:bCs w:val="0"/>
+        </w:rPr>
+      </w:pPr>
+      <w:r>
+        <w:rPr>
+          <w:rFonts w:ascii="Asana" w:hAnsi="Asana" w:eastAsia="Asana" w:cs="Asana"/>
+          <w:b w:val="0"/>
+          <w:bCs w:val="0"/>
+          <w:highlight w:val="none"/>
+          <w:lang w:val="fr-FR" w:bidi="fr-FR"/>
+        </w:rPr>
+        <w:t xml:space="preserve">    // On cherche l'opérateur avec la priorité la plus faible (racine actuelle)</w:t>
+      </w:r>
+      <w:r>
+        <w:rPr>
+          <w:rFonts w:ascii="Asana" w:hAnsi="Asana" w:eastAsia="Asana" w:cs="Asana"/>
+          <w:b w:val="0"/>
+          <w:bCs w:val="0"/>
+        </w:rPr>
+      </w:r>
+      <w:r>
+        <w:rPr>
+          <w:rFonts w:ascii="Asana" w:hAnsi="Asana" w:eastAsia="Asana" w:cs="Asana"/>
+          <w:b w:val="0"/>
+          <w:bCs w:val="0"/>
+        </w:rPr>
+      </w:r>
+    </w:p>
+    <w:p>
+      <w:pPr>
+        <w:pBdr/>
+        <w:shd w:val="nil" w:color="000000"/>
+        <w:spacing w:line="240" w:lineRule="auto"/>
+        <w:ind/>
+        <w:rPr>
+          <w:rFonts w:ascii="Asana" w:hAnsi="Asana" w:cs="Asana"/>
+          <w:b w:val="0"/>
+          <w:bCs w:val="0"/>
+        </w:rPr>
+      </w:pPr>
+      <w:r>
+        <w:rPr>
+          <w:rFonts w:ascii="Asana" w:hAnsi="Asana" w:eastAsia="Asana" w:cs="Asana"/>
+          <w:b w:val="0"/>
+          <w:bCs w:val="0"/>
+          <w:highlight w:val="none"/>
+          <w:lang w:val="fr-FR" w:bidi="fr-FR"/>
+        </w:rPr>
+        <w:t xml:space="preserve">    int indice = _chaineResponsabilite.trouverOperateur(equation) ;</w:t>
+      </w:r>
+      <w:r>
+        <w:rPr>
+          <w:rFonts w:ascii="Asana" w:hAnsi="Asana" w:eastAsia="Asana" w:cs="Asana"/>
+          <w:b w:val="0"/>
+          <w:bCs w:val="0"/>
+        </w:rPr>
+      </w:r>
+      <w:r>
+        <w:rPr>
+          <w:rFonts w:ascii="Asana" w:hAnsi="Asana" w:eastAsia="Asana" w:cs="Asana"/>
+          <w:b w:val="0"/>
+          <w:bCs w:val="0"/>
+        </w:rPr>
+      </w:r>
+    </w:p>
+    <w:p>
+      <w:pPr>
+        <w:pBdr/>
+        <w:shd w:val="nil" w:color="000000"/>
+        <w:spacing w:line="240" w:lineRule="auto"/>
+        <w:ind/>
+        <w:rPr>
+          <w:rFonts w:ascii="Asana" w:hAnsi="Asana" w:cs="Asana"/>
+          <w:b w:val="0"/>
+          <w:bCs w:val="0"/>
+        </w:rPr>
+      </w:pPr>
+      <w:r>
+        <w:rPr>
+          <w:rFonts w:ascii="Asana" w:hAnsi="Asana" w:eastAsia="Asana" w:cs="Asana"/>
+          <w:b w:val="0"/>
+          <w:bCs w:val="0"/>
+          <w:highlight w:val="none"/>
+          <w:lang w:val="fr-FR" w:bidi="fr-FR"/>
+        </w:rPr>
+      </w:r>
+      <w:r>
+        <w:rPr>
+          <w:rFonts w:ascii="Asana" w:hAnsi="Asana" w:eastAsia="Asana" w:cs="Asana"/>
+          <w:b w:val="0"/>
+          <w:bCs w:val="0"/>
+        </w:rPr>
+      </w:r>
+      <w:r>
+        <w:rPr>
+          <w:rFonts w:ascii="Asana" w:hAnsi="Asana" w:eastAsia="Asana" w:cs="Asana"/>
+          <w:b w:val="0"/>
+          <w:bCs w:val="0"/>
+        </w:rPr>
+      </w:r>
+    </w:p>
+    <w:p>
+      <w:pPr>
+        <w:pBdr/>
+        <w:shd w:val="nil" w:color="000000"/>
+        <w:spacing w:line="240" w:lineRule="auto"/>
+        <w:ind/>
+        <w:rPr>
+          <w:rFonts w:ascii="Asana" w:hAnsi="Asana" w:cs="Asana"/>
+          <w:b w:val="0"/>
+          <w:bCs w:val="0"/>
+        </w:rPr>
+      </w:pPr>
+      <w:r>
+        <w:rPr>
+          <w:rFonts w:ascii="Asana" w:hAnsi="Asana" w:eastAsia="Asana" w:cs="Asana"/>
+          <w:b w:val="0"/>
+          <w:bCs w:val="0"/>
+          <w:highlight w:val="none"/>
+          <w:lang w:val="fr-FR" w:bidi="fr-FR"/>
+        </w:rPr>
+        <w:t xml:space="preserve">    // Cas de base : Aucun opérateur trouvé, c'est une valeur numérique (feuille)</w:t>
+      </w:r>
+      <w:r>
+        <w:rPr>
+          <w:rFonts w:ascii="Asana" w:hAnsi="Asana" w:eastAsia="Asana" w:cs="Asana"/>
+          <w:b w:val="0"/>
+          <w:bCs w:val="0"/>
+        </w:rPr>
+      </w:r>
+      <w:r>
+        <w:rPr>
+          <w:rFonts w:ascii="Asana" w:hAnsi="Asana" w:eastAsia="Asana" w:cs="Asana"/>
+          <w:b w:val="0"/>
+          <w:bCs w:val="0"/>
+        </w:rPr>
+      </w:r>
+    </w:p>
+    <w:p>
+      <w:pPr>
+        <w:pBdr/>
+        <w:shd w:val="nil" w:color="000000"/>
+        <w:spacing w:line="240" w:lineRule="auto"/>
+        <w:ind/>
+        <w:rPr>
+          <w:rFonts w:ascii="Asana" w:hAnsi="Asana" w:cs="Asana"/>
+          <w:b w:val="0"/>
+          <w:bCs w:val="0"/>
+        </w:rPr>
+      </w:pPr>
+      <w:r>
+        <w:rPr>
+          <w:rFonts w:ascii="Asana" w:hAnsi="Asana" w:eastAsia="Asana" w:cs="Asana"/>
+          <w:b w:val="0"/>
+          <w:bCs w:val="0"/>
+          <w:highlight w:val="none"/>
+          <w:lang w:val="fr-FR" w:bidi="fr-FR"/>
+        </w:rPr>
+        <w:t xml:space="preserve">    Si (indice == -1)</w:t>
+      </w:r>
+      <w:r>
+        <w:rPr>
+          <w:rFonts w:ascii="Asana" w:hAnsi="Asana" w:eastAsia="Asana" w:cs="Asana"/>
+          <w:b w:val="0"/>
+          <w:bCs w:val="0"/>
+        </w:rPr>
+      </w:r>
+      <w:r>
+        <w:rPr>
+          <w:rFonts w:ascii="Asana" w:hAnsi="Asana" w:eastAsia="Asana" w:cs="Asana"/>
+          <w:b w:val="0"/>
+          <w:bCs w:val="0"/>
+        </w:rPr>
+      </w:r>
+    </w:p>
+    <w:p>
+      <w:pPr>
+        <w:pBdr/>
+        <w:shd w:val="nil" w:color="000000"/>
+        <w:spacing w:line="240" w:lineRule="auto"/>
+        <w:ind/>
+        <w:rPr>
+          <w:rFonts w:ascii="Asana" w:hAnsi="Asana" w:cs="Asana"/>
+          <w:b w:val="0"/>
+          <w:bCs w:val="0"/>
+        </w:rPr>
+      </w:pPr>
+      <w:r>
+        <w:rPr>
+          <w:rFonts w:ascii="Asana" w:hAnsi="Asana" w:eastAsia="Asana" w:cs="Asana"/>
+          <w:b w:val="0"/>
+          <w:bCs w:val="0"/>
+          <w:highlight w:val="none"/>
+          <w:lang w:val="fr-FR" w:bidi="fr-FR"/>
+        </w:rPr>
+        <w:t xml:space="preserve">    {</w:t>
+      </w:r>
+      <w:r>
+        <w:rPr>
+          <w:rFonts w:ascii="Asana" w:hAnsi="Asana" w:eastAsia="Asana" w:cs="Asana"/>
+          <w:b w:val="0"/>
+          <w:bCs w:val="0"/>
+        </w:rPr>
+      </w:r>
+      <w:r>
+        <w:rPr>
+          <w:rFonts w:ascii="Asana" w:hAnsi="Asana" w:eastAsia="Asana" w:cs="Asana"/>
+          <w:b w:val="0"/>
+          <w:bCs w:val="0"/>
+        </w:rPr>
+      </w:r>
+    </w:p>
+    <w:p>
+      <w:pPr>
+        <w:pBdr/>
+        <w:shd w:val="nil" w:color="000000"/>
+        <w:spacing w:line="240" w:lineRule="auto"/>
+        <w:ind/>
+        <w:rPr>
+          <w:rFonts w:ascii="Asana" w:hAnsi="Asana" w:cs="Asana"/>
+          <w:b w:val="0"/>
+          <w:bCs w:val="0"/>
+        </w:rPr>
+      </w:pPr>
+      <w:r>
+        <w:rPr>
+          <w:rFonts w:ascii="Asana" w:hAnsi="Asana" w:eastAsia="Asana" w:cs="Asana"/>
+          <w:b w:val="0"/>
+          <w:bCs w:val="0"/>
+          <w:highlight w:val="none"/>
+          <w:lang w:val="fr-FR" w:bidi="fr-FR"/>
+        </w:rPr>
+        <w:t xml:space="preserve">        Essayer</w:t>
+      </w:r>
+      <w:r>
+        <w:rPr>
+          <w:rFonts w:ascii="Asana" w:hAnsi="Asana" w:eastAsia="Asana" w:cs="Asana"/>
+          <w:b w:val="0"/>
+          <w:bCs w:val="0"/>
+        </w:rPr>
+      </w:r>
+      <w:r>
+        <w:rPr>
+          <w:rFonts w:ascii="Asana" w:hAnsi="Asana" w:eastAsia="Asana" w:cs="Asana"/>
+          <w:b w:val="0"/>
+          <w:bCs w:val="0"/>
+        </w:rPr>
+      </w:r>
+    </w:p>
+    <w:p>
+      <w:pPr>
+        <w:pBdr/>
+        <w:shd w:val="nil" w:color="000000"/>
+        <w:spacing w:line="240" w:lineRule="auto"/>
+        <w:ind/>
+        <w:rPr>
+          <w:rFonts w:ascii="Asana" w:hAnsi="Asana" w:cs="Asana"/>
+          <w:b w:val="0"/>
+          <w:bCs w:val="0"/>
+        </w:rPr>
+      </w:pPr>
+      <w:r>
+        <w:rPr>
+          <w:rFonts w:ascii="Asana" w:hAnsi="Asana" w:eastAsia="Asana" w:cs="Asana"/>
+          <w:b w:val="0"/>
+          <w:bCs w:val="0"/>
+          <w:highlight w:val="none"/>
+          <w:lang w:val="fr-FR" w:bidi="fr-FR"/>
+        </w:rPr>
+        <w:t xml:space="preserve">        {</w:t>
+      </w:r>
+      <w:r>
+        <w:rPr>
+          <w:rFonts w:ascii="Asana" w:hAnsi="Asana" w:eastAsia="Asana" w:cs="Asana"/>
+          <w:b w:val="0"/>
+          <w:bCs w:val="0"/>
+        </w:rPr>
+      </w:r>
+      <w:r>
+        <w:rPr>
+          <w:rFonts w:ascii="Asana" w:hAnsi="Asana" w:eastAsia="Asana" w:cs="Asana"/>
+          <w:b w:val="0"/>
+          <w:bCs w:val="0"/>
+        </w:rPr>
+      </w:r>
+    </w:p>
+    <w:p>
+      <w:pPr>
+        <w:pBdr/>
+        <w:shd w:val="nil" w:color="000000"/>
+        <w:spacing w:line="240" w:lineRule="auto"/>
+        <w:ind/>
+        <w:rPr>
+          <w:rFonts w:ascii="Asana" w:hAnsi="Asana" w:cs="Asana"/>
+          <w:b w:val="0"/>
+          <w:bCs w:val="0"/>
+        </w:rPr>
+      </w:pPr>
+      <w:r>
+        <w:rPr>
+          <w:rFonts w:ascii="Asana" w:hAnsi="Asana" w:eastAsia="Asana" w:cs="Asana"/>
+          <w:b w:val="0"/>
+          <w:bCs w:val="0"/>
+          <w:highlight w:val="none"/>
+          <w:lang w:val="fr-FR" w:bidi="fr-FR"/>
+        </w:rPr>
+        <w:t xml:space="preserve">            float valeurFloat = convertirEnFloat(equation[0].value) ;</w:t>
+      </w:r>
+      <w:r>
+        <w:rPr>
+          <w:rFonts w:ascii="Asana" w:hAnsi="Asana" w:eastAsia="Asana" w:cs="Asana"/>
+          <w:b w:val="0"/>
+          <w:bCs w:val="0"/>
+        </w:rPr>
+      </w:r>
+      <w:r>
+        <w:rPr>
+          <w:rFonts w:ascii="Asana" w:hAnsi="Asana" w:eastAsia="Asana" w:cs="Asana"/>
+          <w:b w:val="0"/>
+          <w:bCs w:val="0"/>
+        </w:rPr>
+      </w:r>
+    </w:p>
+    <w:p>
+      <w:pPr>
+        <w:pBdr/>
+        <w:shd w:val="nil" w:color="000000"/>
+        <w:spacing w:line="240" w:lineRule="auto"/>
+        <w:ind/>
+        <w:rPr>
+          <w:rFonts w:ascii="Asana" w:hAnsi="Asana" w:cs="Asana"/>
+          <w:b w:val="0"/>
+          <w:bCs w:val="0"/>
+        </w:rPr>
+      </w:pPr>
+      <w:r>
+        <w:rPr>
+          <w:rFonts w:ascii="Asana" w:hAnsi="Asana" w:eastAsia="Asana" w:cs="Asana"/>
+          <w:b w:val="0"/>
+          <w:bCs w:val="0"/>
+          <w:highlight w:val="none"/>
+          <w:lang w:val="fr-FR" w:bidi="fr-FR"/>
+        </w:rPr>
+        <w:t xml:space="preserve">            INoeud noeudValeur = creerNoeudValeur(valeurFloat) ;</w:t>
+      </w:r>
+      <w:r>
+        <w:rPr>
+          <w:rFonts w:ascii="Asana" w:hAnsi="Asana" w:eastAsia="Asana" w:cs="Asana"/>
+          <w:b w:val="0"/>
+          <w:bCs w:val="0"/>
+        </w:rPr>
+      </w:r>
+      <w:r>
+        <w:rPr>
+          <w:rFonts w:ascii="Asana" w:hAnsi="Asana" w:eastAsia="Asana" w:cs="Asana"/>
+          <w:b w:val="0"/>
+          <w:bCs w:val="0"/>
+        </w:rPr>
+      </w:r>
+    </w:p>
+    <w:p>
+      <w:pPr>
+        <w:pBdr/>
+        <w:shd w:val="nil" w:color="000000"/>
+        <w:spacing w:line="240" w:lineRule="auto"/>
+        <w:ind/>
+        <w:rPr>
+          <w:rFonts w:ascii="Asana" w:hAnsi="Asana" w:cs="Asana"/>
+          <w:b w:val="0"/>
+          <w:bCs w:val="0"/>
+        </w:rPr>
+      </w:pPr>
+      <w:r>
+        <w:rPr>
+          <w:rFonts w:ascii="Asana" w:hAnsi="Asana" w:eastAsia="Asana" w:cs="Asana"/>
+          <w:b w:val="0"/>
+          <w:bCs w:val="0"/>
+          <w:highlight w:val="none"/>
+          <w:lang w:val="fr-FR" w:bidi="fr-FR"/>
+        </w:rPr>
+        <w:t xml:space="preserve">            Retourner noeudValeur ;</w:t>
+      </w:r>
+      <w:r>
+        <w:rPr>
+          <w:rFonts w:ascii="Asana" w:hAnsi="Asana" w:eastAsia="Asana" w:cs="Asana"/>
+          <w:b w:val="0"/>
+          <w:bCs w:val="0"/>
+        </w:rPr>
+      </w:r>
+      <w:r>
+        <w:rPr>
+          <w:rFonts w:ascii="Asana" w:hAnsi="Asana" w:eastAsia="Asana" w:cs="Asana"/>
+          <w:b w:val="0"/>
+          <w:bCs w:val="0"/>
+        </w:rPr>
+      </w:r>
+    </w:p>
+    <w:p>
+      <w:pPr>
+        <w:pBdr/>
+        <w:shd w:val="nil" w:color="000000"/>
+        <w:spacing w:line="240" w:lineRule="auto"/>
+        <w:ind/>
+        <w:rPr>
+          <w:rFonts w:ascii="Asana" w:hAnsi="Asana" w:cs="Asana"/>
+          <w:b w:val="0"/>
+          <w:bCs w:val="0"/>
+        </w:rPr>
+      </w:pPr>
+      <w:r>
+        <w:rPr>
+          <w:rFonts w:ascii="Asana" w:hAnsi="Asana" w:eastAsia="Asana" w:cs="Asana"/>
+          <w:b w:val="0"/>
+          <w:bCs w:val="0"/>
+          <w:highlight w:val="none"/>
+          <w:lang w:val="fr-FR" w:bidi="fr-FR"/>
+        </w:rPr>
+        <w:t xml:space="preserve">        }</w:t>
+      </w:r>
+      <w:r>
+        <w:rPr>
+          <w:rFonts w:ascii="Asana" w:hAnsi="Asana" w:eastAsia="Asana" w:cs="Asana"/>
+          <w:b w:val="0"/>
+          <w:bCs w:val="0"/>
+        </w:rPr>
+      </w:r>
+      <w:r>
+        <w:rPr>
+          <w:rFonts w:ascii="Asana" w:hAnsi="Asana" w:eastAsia="Asana" w:cs="Asana"/>
+          <w:b w:val="0"/>
+          <w:bCs w:val="0"/>
+        </w:rPr>
+      </w:r>
+    </w:p>
+    <w:p>
+      <w:pPr>
+        <w:pBdr/>
+        <w:shd w:val="nil" w:color="000000"/>
+        <w:spacing w:line="240" w:lineRule="auto"/>
+        <w:ind/>
+        <w:rPr>
+          <w:rFonts w:ascii="Asana" w:hAnsi="Asana" w:cs="Asana"/>
+          <w:b w:val="0"/>
+          <w:bCs w:val="0"/>
+        </w:rPr>
+      </w:pPr>
+      <w:r>
+        <w:rPr>
+          <w:rFonts w:ascii="Asana" w:hAnsi="Asana" w:eastAsia="Asana" w:cs="Asana"/>
+          <w:b w:val="0"/>
+          <w:bCs w:val="0"/>
+          <w:highlight w:val="none"/>
+          <w:lang w:val="fr-FR" w:bidi="fr-FR"/>
+        </w:rPr>
+        <w:t xml:space="preserve">        Attraper (Exception e)</w:t>
+      </w:r>
+      <w:r>
+        <w:rPr>
+          <w:rFonts w:ascii="Asana" w:hAnsi="Asana" w:eastAsia="Asana" w:cs="Asana"/>
+          <w:b w:val="0"/>
+          <w:bCs w:val="0"/>
+        </w:rPr>
+      </w:r>
+      <w:r>
+        <w:rPr>
+          <w:rFonts w:ascii="Asana" w:hAnsi="Asana" w:eastAsia="Asana" w:cs="Asana"/>
+          <w:b w:val="0"/>
+          <w:bCs w:val="0"/>
+        </w:rPr>
+      </w:r>
+    </w:p>
+    <w:p>
+      <w:pPr>
+        <w:pBdr/>
+        <w:shd w:val="nil" w:color="000000"/>
+        <w:spacing w:line="240" w:lineRule="auto"/>
+        <w:ind/>
+        <w:rPr>
+          <w:rFonts w:ascii="Asana" w:hAnsi="Asana" w:cs="Asana"/>
+          <w:b w:val="0"/>
+          <w:bCs w:val="0"/>
+        </w:rPr>
+      </w:pPr>
+      <w:r>
+        <w:rPr>
+          <w:rFonts w:ascii="Asana" w:hAnsi="Asana" w:eastAsia="Asana" w:cs="Asana"/>
+          <w:b w:val="0"/>
+          <w:bCs w:val="0"/>
+          <w:highlight w:val="none"/>
+          <w:lang w:val="fr-FR" w:bidi="fr-FR"/>
+        </w:rPr>
+        <w:t xml:space="preserve">        {</w:t>
+      </w:r>
+      <w:r>
+        <w:rPr>
+          <w:rFonts w:ascii="Asana" w:hAnsi="Asana" w:eastAsia="Asana" w:cs="Asana"/>
+          <w:b w:val="0"/>
+          <w:bCs w:val="0"/>
+        </w:rPr>
+      </w:r>
+      <w:r>
+        <w:rPr>
+          <w:rFonts w:ascii="Asana" w:hAnsi="Asana" w:eastAsia="Asana" w:cs="Asana"/>
+          <w:b w:val="0"/>
+          <w:bCs w:val="0"/>
+        </w:rPr>
+      </w:r>
+    </w:p>
+    <w:p>
+      <w:pPr>
+        <w:pBdr/>
+        <w:shd w:val="nil" w:color="000000"/>
+        <w:spacing w:line="240" w:lineRule="auto"/>
+        <w:ind/>
+        <w:rPr>
+          <w:rFonts w:ascii="Asana" w:hAnsi="Asana" w:cs="Asana"/>
+          <w:b w:val="0"/>
+          <w:bCs w:val="0"/>
+        </w:rPr>
+      </w:pPr>
+      <w:r>
+        <w:rPr>
+          <w:rFonts w:ascii="Asana" w:hAnsi="Asana" w:eastAsia="Asana" w:cs="Asana"/>
+          <w:b w:val="0"/>
+          <w:bCs w:val="0"/>
+          <w:highlight w:val="none"/>
+          <w:lang w:val="fr-FR" w:bidi="fr-FR"/>
+        </w:rPr>
+        <w:t xml:space="preserve">            Lancer Exception("Erreur: impossible de convertir en nombre") ;</w:t>
+      </w:r>
+      <w:r>
+        <w:rPr>
+          <w:rFonts w:ascii="Asana" w:hAnsi="Asana" w:eastAsia="Asana" w:cs="Asana"/>
+          <w:b w:val="0"/>
+          <w:bCs w:val="0"/>
+        </w:rPr>
+      </w:r>
+      <w:r>
+        <w:rPr>
+          <w:rFonts w:ascii="Asana" w:hAnsi="Asana" w:eastAsia="Asana" w:cs="Asana"/>
+          <w:b w:val="0"/>
+          <w:bCs w:val="0"/>
+        </w:rPr>
+      </w:r>
+    </w:p>
+    <w:p>
+      <w:pPr>
+        <w:pBdr/>
+        <w:shd w:val="nil" w:color="000000"/>
+        <w:spacing w:line="240" w:lineRule="auto"/>
+        <w:ind/>
+        <w:rPr>
+          <w:rFonts w:ascii="Asana" w:hAnsi="Asana" w:cs="Asana"/>
+          <w:b w:val="0"/>
+          <w:bCs w:val="0"/>
+        </w:rPr>
+      </w:pPr>
+      <w:r>
+        <w:rPr>
+          <w:rFonts w:ascii="Asana" w:hAnsi="Asana" w:eastAsia="Asana" w:cs="Asana"/>
+          <w:b w:val="0"/>
+          <w:bCs w:val="0"/>
+          <w:highlight w:val="none"/>
+          <w:lang w:val="fr-FR" w:bidi="fr-FR"/>
+        </w:rPr>
+        <w:t xml:space="preserve">        }</w:t>
+      </w:r>
+      <w:r>
+        <w:rPr>
+          <w:rFonts w:ascii="Asana" w:hAnsi="Asana" w:eastAsia="Asana" w:cs="Asana"/>
+          <w:b w:val="0"/>
+          <w:bCs w:val="0"/>
+        </w:rPr>
+      </w:r>
+      <w:r>
+        <w:rPr>
+          <w:rFonts w:ascii="Asana" w:hAnsi="Asana" w:eastAsia="Asana" w:cs="Asana"/>
+          <w:b w:val="0"/>
+          <w:bCs w:val="0"/>
+        </w:rPr>
+      </w:r>
+    </w:p>
+    <w:p>
+      <w:pPr>
+        <w:pBdr/>
+        <w:shd w:val="nil" w:color="000000"/>
+        <w:spacing w:line="240" w:lineRule="auto"/>
+        <w:ind/>
+        <w:rPr>
+          <w:rFonts w:ascii="Asana" w:hAnsi="Asana" w:cs="Asana"/>
+          <w:b w:val="0"/>
+          <w:bCs w:val="0"/>
+        </w:rPr>
+      </w:pPr>
+      <w:r>
+        <w:rPr>
+          <w:rFonts w:ascii="Asana" w:hAnsi="Asana" w:eastAsia="Asana" w:cs="Asana"/>
+          <w:b w:val="0"/>
+          <w:bCs w:val="0"/>
+          <w:highlight w:val="none"/>
+          <w:lang w:val="fr-FR" w:bidi="fr-FR"/>
+        </w:rPr>
+        <w:t xml:space="preserve">    }</w:t>
+      </w:r>
+      <w:r>
+        <w:rPr>
+          <w:rFonts w:ascii="Asana" w:hAnsi="Asana" w:eastAsia="Asana" w:cs="Asana"/>
+          <w:b w:val="0"/>
+          <w:bCs w:val="0"/>
+        </w:rPr>
+      </w:r>
+      <w:r>
+        <w:rPr>
+          <w:rFonts w:ascii="Asana" w:hAnsi="Asana" w:eastAsia="Asana" w:cs="Asana"/>
+          <w:b w:val="0"/>
+          <w:bCs w:val="0"/>
+        </w:rPr>
+      </w:r>
+    </w:p>
+    <w:p>
+      <w:pPr>
+        <w:pBdr/>
+        <w:shd w:val="nil"/>
+        <w:spacing/>
+        <w:ind/>
+        <w:rPr>
+          <w:rFonts w:ascii="Asana" w:hAnsi="Asana" w:cs="Asana"/>
+          <w:b w:val="0"/>
+          <w:bCs w:val="0"/>
+        </w:rPr>
+      </w:pPr>
+      <w:r>
+        <w:rPr>
+          <w:rFonts w:ascii="Asana" w:hAnsi="Asana" w:cs="Asana"/>
+          <w:b w:val="0"/>
+          <w:bCs w:val="0"/>
+        </w:rPr>
+        <w:br w:type="page" w:clear="all"/>
+      </w:r>
+      <w:r>
+        <w:rPr>
+          <w:rFonts w:ascii="Asana" w:hAnsi="Asana" w:cs="Asana"/>
+          <w:b w:val="0"/>
+          <w:bCs w:val="0"/>
+        </w:rPr>
+      </w:r>
+      <w:r>
+        <w:rPr>
+          <w:rFonts w:ascii="Asana" w:hAnsi="Asana" w:cs="Asana"/>
+          <w:b w:val="0"/>
+          <w:bCs w:val="0"/>
+        </w:rPr>
+      </w:r>
+    </w:p>
+    <w:p>
+      <w:pPr>
+        <w:pBdr/>
+        <w:shd w:val="nil" w:color="000000"/>
+        <w:spacing w:line="240" w:lineRule="auto"/>
+        <w:ind/>
+        <w:rPr>
+          <w:rFonts w:ascii="Asana" w:hAnsi="Asana" w:cs="Asana"/>
+          <w:b w:val="0"/>
+          <w:bCs w:val="0"/>
+        </w:rPr>
+      </w:pPr>
+      <w:r>
+        <w:rPr>
+          <w:rFonts w:ascii="Asana" w:hAnsi="Asana" w:eastAsia="Asana" w:cs="Asana"/>
+          <w:b w:val="0"/>
+          <w:bCs w:val="0"/>
+        </w:rPr>
+      </w:r>
+      <w:r>
+        <w:rPr>
+          <w:rFonts w:ascii="Asana" w:hAnsi="Asana" w:eastAsia="Asana" w:cs="Asana"/>
+          <w:b w:val="0"/>
+          <w:bCs w:val="0"/>
+        </w:rPr>
+      </w:r>
+    </w:p>
+    <w:p>
+      <w:pPr>
+        <w:pBdr/>
+        <w:shd w:val="nil" w:color="000000"/>
+        <w:spacing w:line="240" w:lineRule="auto"/>
+        <w:ind/>
+        <w:rPr>
+          <w:rFonts w:ascii="Asana" w:hAnsi="Asana" w:cs="Asana"/>
+          <w:b w:val="0"/>
+          <w:bCs w:val="0"/>
+        </w:rPr>
+      </w:pPr>
+      <w:r>
+        <w:rPr>
+          <w:rFonts w:ascii="Asana" w:hAnsi="Asana" w:eastAsia="Asana" w:cs="Asana"/>
+          <w:b w:val="0"/>
+          <w:bCs w:val="0"/>
+          <w:highlight w:val="none"/>
+          <w:lang w:val="fr-FR" w:bidi="fr-FR"/>
+        </w:rPr>
+        <w:t xml:space="preserve">    // Cas récursif : On récupère le noeud correspondant à l'opérateur trouvé</w:t>
+      </w:r>
+      <w:r>
+        <w:rPr>
+          <w:rFonts w:ascii="Asana" w:hAnsi="Asana" w:eastAsia="Asana" w:cs="Asana"/>
+          <w:b w:val="0"/>
+          <w:bCs w:val="0"/>
+        </w:rPr>
+      </w:r>
+      <w:r>
+        <w:rPr>
+          <w:rFonts w:ascii="Asana" w:hAnsi="Asana" w:eastAsia="Asana" w:cs="Asana"/>
+          <w:b w:val="0"/>
+          <w:bCs w:val="0"/>
+        </w:rPr>
+      </w:r>
+    </w:p>
+    <w:p>
+      <w:pPr>
+        <w:pBdr/>
+        <w:shd w:val="nil" w:color="000000"/>
+        <w:spacing w:line="240" w:lineRule="auto"/>
+        <w:ind/>
+        <w:rPr>
+          <w:rFonts w:ascii="Asana" w:hAnsi="Asana" w:cs="Asana"/>
+          <w:b w:val="0"/>
+          <w:bCs w:val="0"/>
+        </w:rPr>
+      </w:pPr>
+      <w:r>
+        <w:rPr>
+          <w:rFonts w:ascii="Asana" w:hAnsi="Asana" w:eastAsia="Asana" w:cs="Asana"/>
+          <w:b w:val="0"/>
+          <w:bCs w:val="0"/>
+          <w:highlight w:val="none"/>
+          <w:lang w:val="fr-FR" w:bidi="fr-FR"/>
+        </w:rPr>
+        <w:t xml:space="preserve">    IExpression noeud = _registreSymbole.recupererNoeud(equation[indice].type) ;</w:t>
+      </w:r>
+      <w:r>
+        <w:rPr>
+          <w:rFonts w:ascii="Asana" w:hAnsi="Asana" w:eastAsia="Asana" w:cs="Asana"/>
+          <w:b w:val="0"/>
+          <w:bCs w:val="0"/>
+        </w:rPr>
+      </w:r>
+      <w:r>
+        <w:rPr>
+          <w:rFonts w:ascii="Asana" w:hAnsi="Asana" w:eastAsia="Asana" w:cs="Asana"/>
+          <w:b w:val="0"/>
+          <w:bCs w:val="0"/>
+        </w:rPr>
+      </w:r>
+    </w:p>
+    <w:p>
+      <w:pPr>
+        <w:pBdr/>
+        <w:shd w:val="nil" w:color="000000"/>
+        <w:spacing w:line="240" w:lineRule="auto"/>
+        <w:ind/>
+        <w:rPr>
+          <w:rFonts w:ascii="Asana" w:hAnsi="Asana" w:cs="Asana"/>
+          <w:b w:val="0"/>
+          <w:bCs w:val="0"/>
+        </w:rPr>
+      </w:pPr>
+      <w:r>
+        <w:rPr>
+          <w:rFonts w:ascii="Asana" w:hAnsi="Asana" w:eastAsia="Asana" w:cs="Asana"/>
+          <w:b w:val="0"/>
+          <w:bCs w:val="0"/>
+          <w:highlight w:val="none"/>
+          <w:lang w:val="fr-FR" w:bidi="fr-FR"/>
+        </w:rPr>
+      </w:r>
+      <w:r>
+        <w:rPr>
+          <w:rFonts w:ascii="Asana" w:hAnsi="Asana" w:eastAsia="Asana" w:cs="Asana"/>
+          <w:b w:val="0"/>
+          <w:bCs w:val="0"/>
+        </w:rPr>
+      </w:r>
+      <w:r>
+        <w:rPr>
+          <w:rFonts w:ascii="Asana" w:hAnsi="Asana" w:eastAsia="Asana" w:cs="Asana"/>
+          <w:b w:val="0"/>
+          <w:bCs w:val="0"/>
+        </w:rPr>
+      </w:r>
+    </w:p>
+    <w:p>
+      <w:pPr>
+        <w:pBdr/>
+        <w:shd w:val="nil" w:color="000000"/>
+        <w:spacing w:line="240" w:lineRule="auto"/>
+        <w:ind/>
+        <w:rPr>
+          <w:rFonts w:ascii="Asana" w:hAnsi="Asana" w:cs="Asana"/>
+          <w:b w:val="0"/>
+          <w:bCs w:val="0"/>
+        </w:rPr>
+      </w:pPr>
+      <w:r>
+        <w:rPr>
+          <w:rFonts w:ascii="Asana" w:hAnsi="Asana" w:eastAsia="Asana" w:cs="Asana"/>
+          <w:b w:val="0"/>
+          <w:bCs w:val="0"/>
+          <w:highlight w:val="none"/>
+          <w:lang w:val="fr-FR" w:bidi="fr-FR"/>
+        </w:rPr>
+        <w:t xml:space="preserve">    // On divise les tokens en deux parties : gauche et droite de l'opérateur</w:t>
+      </w:r>
+      <w:r>
+        <w:rPr>
+          <w:rFonts w:ascii="Asana" w:hAnsi="Asana" w:eastAsia="Asana" w:cs="Asana"/>
+          <w:b w:val="0"/>
+          <w:bCs w:val="0"/>
+        </w:rPr>
+      </w:r>
+      <w:r>
+        <w:rPr>
+          <w:rFonts w:ascii="Asana" w:hAnsi="Asana" w:eastAsia="Asana" w:cs="Asana"/>
+          <w:b w:val="0"/>
+          <w:bCs w:val="0"/>
+        </w:rPr>
+      </w:r>
+    </w:p>
+    <w:p>
+      <w:pPr>
+        <w:pBdr/>
+        <w:shd w:val="nil" w:color="000000"/>
+        <w:spacing w:line="240" w:lineRule="auto"/>
+        <w:ind/>
+        <w:rPr>
+          <w:rFonts w:ascii="Asana" w:hAnsi="Asana" w:cs="Asana"/>
+          <w:b w:val="0"/>
+          <w:bCs w:val="0"/>
+        </w:rPr>
+      </w:pPr>
+      <w:r>
+        <w:rPr>
+          <w:rFonts w:ascii="Asana" w:hAnsi="Asana" w:eastAsia="Asana" w:cs="Asana"/>
+          <w:b w:val="0"/>
+          <w:bCs w:val="0"/>
+          <w:highlight w:val="none"/>
+          <w:lang w:val="fr-FR" w:bidi="fr-FR"/>
+        </w:rPr>
+        <w:t xml:space="preserve">    vecteur&lt;Token&gt; gauche = extraireSousVecteur(equation, 0, indice) ;</w:t>
+      </w:r>
+      <w:r>
+        <w:rPr>
+          <w:rFonts w:ascii="Asana" w:hAnsi="Asana" w:eastAsia="Asana" w:cs="Asana"/>
+          <w:b w:val="0"/>
+          <w:bCs w:val="0"/>
+        </w:rPr>
+      </w:r>
+      <w:r>
+        <w:rPr>
+          <w:rFonts w:ascii="Asana" w:hAnsi="Asana" w:eastAsia="Asana" w:cs="Asana"/>
+          <w:b w:val="0"/>
+          <w:bCs w:val="0"/>
+        </w:rPr>
+      </w:r>
+    </w:p>
+    <w:p>
+      <w:pPr>
+        <w:pBdr/>
+        <w:shd w:val="nil" w:color="000000"/>
+        <w:spacing w:line="240" w:lineRule="auto"/>
+        <w:ind/>
+        <w:rPr>
+          <w:rFonts w:ascii="Asana" w:hAnsi="Asana" w:cs="Asana"/>
+          <w:b w:val="0"/>
+          <w:bCs w:val="0"/>
+        </w:rPr>
+      </w:pPr>
+      <w:r>
+        <w:rPr>
+          <w:rFonts w:ascii="Asana" w:hAnsi="Asana" w:eastAsia="Asana" w:cs="Asana"/>
+          <w:b w:val="0"/>
+          <w:bCs w:val="0"/>
+          <w:highlight w:val="none"/>
+          <w:lang w:val="fr-FR" w:bidi="fr-FR"/>
+        </w:rPr>
+        <w:t xml:space="preserve">    vecteur&lt;Token&gt; droite = extraireSousVecteur(equation, indice + 1, equation.fin()) ;</w:t>
+      </w:r>
+      <w:r>
+        <w:rPr>
+          <w:rFonts w:ascii="Asana" w:hAnsi="Asana" w:eastAsia="Asana" w:cs="Asana"/>
+          <w:b w:val="0"/>
+          <w:bCs w:val="0"/>
+        </w:rPr>
+      </w:r>
+      <w:r>
+        <w:rPr>
+          <w:rFonts w:ascii="Asana" w:hAnsi="Asana" w:eastAsia="Asana" w:cs="Asana"/>
+          <w:b w:val="0"/>
+          <w:bCs w:val="0"/>
+        </w:rPr>
+      </w:r>
+    </w:p>
+    <w:p>
+      <w:pPr>
+        <w:pBdr/>
+        <w:shd w:val="nil" w:color="000000"/>
+        <w:spacing w:line="240" w:lineRule="auto"/>
+        <w:ind/>
+        <w:rPr>
+          <w:rFonts w:ascii="Asana" w:hAnsi="Asana" w:cs="Asana"/>
+          <w:b w:val="0"/>
+          <w:bCs w:val="0"/>
+        </w:rPr>
+      </w:pPr>
+      <w:r>
+        <w:rPr>
+          <w:rFonts w:ascii="Asana" w:hAnsi="Asana" w:eastAsia="Asana" w:cs="Asana"/>
+          <w:b w:val="0"/>
+          <w:bCs w:val="0"/>
+          <w:highlight w:val="none"/>
+          <w:lang w:val="fr-FR" w:bidi="fr-FR"/>
+        </w:rPr>
+      </w:r>
+      <w:r>
+        <w:rPr>
+          <w:rFonts w:ascii="Asana" w:hAnsi="Asana" w:eastAsia="Asana" w:cs="Asana"/>
+          <w:b w:val="0"/>
+          <w:bCs w:val="0"/>
+        </w:rPr>
+      </w:r>
+      <w:r>
+        <w:rPr>
+          <w:rFonts w:ascii="Asana" w:hAnsi="Asana" w:eastAsia="Asana" w:cs="Asana"/>
+          <w:b w:val="0"/>
+          <w:bCs w:val="0"/>
+        </w:rPr>
+      </w:r>
+    </w:p>
+    <w:p>
+      <w:pPr>
+        <w:pBdr/>
+        <w:shd w:val="nil" w:color="000000"/>
+        <w:spacing w:line="240" w:lineRule="auto"/>
+        <w:ind/>
+        <w:rPr>
+          <w:rFonts w:ascii="Asana" w:hAnsi="Asana" w:cs="Asana"/>
+          <w:b w:val="0"/>
+          <w:bCs w:val="0"/>
+        </w:rPr>
+      </w:pPr>
+      <w:r>
+        <w:rPr>
+          <w:rFonts w:ascii="Asana" w:hAnsi="Asana" w:eastAsia="Asana" w:cs="Asana"/>
+          <w:b w:val="0"/>
+          <w:bCs w:val="0"/>
+          <w:highlight w:val="none"/>
+          <w:lang w:val="fr-FR" w:bidi="fr-FR"/>
+        </w:rPr>
+        <w:t xml:space="preserve">    // Appels récursifs pour construire les sous-arbres</w:t>
+      </w:r>
+      <w:r>
+        <w:rPr>
+          <w:rFonts w:ascii="Asana" w:hAnsi="Asana" w:eastAsia="Asana" w:cs="Asana"/>
+          <w:b w:val="0"/>
+          <w:bCs w:val="0"/>
+        </w:rPr>
+      </w:r>
+      <w:r>
+        <w:rPr>
+          <w:rFonts w:ascii="Asana" w:hAnsi="Asana" w:eastAsia="Asana" w:cs="Asana"/>
+          <w:b w:val="0"/>
+          <w:bCs w:val="0"/>
+        </w:rPr>
+      </w:r>
+    </w:p>
+    <w:p>
+      <w:pPr>
+        <w:pBdr/>
+        <w:shd w:val="nil" w:color="000000"/>
+        <w:spacing w:line="240" w:lineRule="auto"/>
+        <w:ind/>
+        <w:rPr>
+          <w:rFonts w:ascii="Asana" w:hAnsi="Asana" w:cs="Asana"/>
+          <w:b w:val="0"/>
+          <w:bCs w:val="0"/>
+        </w:rPr>
+      </w:pPr>
+      <w:r>
+        <w:rPr>
+          <w:rFonts w:ascii="Asana" w:hAnsi="Asana" w:eastAsia="Asana" w:cs="Asana"/>
+          <w:b w:val="0"/>
+          <w:bCs w:val="0"/>
+          <w:highlight w:val="none"/>
+          <w:lang w:val="fr-FR" w:bidi="fr-FR"/>
+        </w:rPr>
+        <w:t xml:space="preserve">    INoeud exprGauche = construire(gauche) ;</w:t>
+      </w:r>
+      <w:r>
+        <w:rPr>
+          <w:rFonts w:ascii="Asana" w:hAnsi="Asana" w:eastAsia="Asana" w:cs="Asana"/>
+          <w:b w:val="0"/>
+          <w:bCs w:val="0"/>
+        </w:rPr>
+      </w:r>
+      <w:r>
+        <w:rPr>
+          <w:rFonts w:ascii="Asana" w:hAnsi="Asana" w:eastAsia="Asana" w:cs="Asana"/>
+          <w:b w:val="0"/>
+          <w:bCs w:val="0"/>
+        </w:rPr>
+      </w:r>
+    </w:p>
+    <w:p>
+      <w:pPr>
+        <w:pBdr/>
+        <w:shd w:val="nil" w:color="000000"/>
+        <w:spacing w:line="240" w:lineRule="auto"/>
+        <w:ind/>
+        <w:rPr>
+          <w:rFonts w:ascii="Asana" w:hAnsi="Asana" w:cs="Asana"/>
+          <w:b w:val="0"/>
+          <w:bCs w:val="0"/>
+        </w:rPr>
+      </w:pPr>
+      <w:r>
+        <w:rPr>
+          <w:rFonts w:ascii="Asana" w:hAnsi="Asana" w:eastAsia="Asana" w:cs="Asana"/>
+          <w:b w:val="0"/>
+          <w:bCs w:val="0"/>
+          <w:highlight w:val="none"/>
+          <w:lang w:val="fr-FR" w:bidi="fr-FR"/>
+        </w:rPr>
+        <w:t xml:space="preserve">    INoeud exprDroite = construire(droite) ;</w:t>
+      </w:r>
+      <w:r>
+        <w:rPr>
+          <w:rFonts w:ascii="Asana" w:hAnsi="Asana" w:eastAsia="Asana" w:cs="Asana"/>
+          <w:b w:val="0"/>
+          <w:bCs w:val="0"/>
+        </w:rPr>
+      </w:r>
+      <w:r>
+        <w:rPr>
+          <w:rFonts w:ascii="Asana" w:hAnsi="Asana" w:eastAsia="Asana" w:cs="Asana"/>
+          <w:b w:val="0"/>
+          <w:bCs w:val="0"/>
+        </w:rPr>
+      </w:r>
+    </w:p>
+    <w:p>
+      <w:pPr>
+        <w:pBdr/>
+        <w:shd w:val="nil" w:color="000000"/>
+        <w:spacing w:line="240" w:lineRule="auto"/>
+        <w:ind/>
+        <w:rPr>
+          <w:rFonts w:ascii="Asana" w:hAnsi="Asana" w:cs="Asana"/>
+          <w:b w:val="0"/>
+          <w:bCs w:val="0"/>
+        </w:rPr>
+      </w:pPr>
+      <w:r>
+        <w:rPr>
+          <w:rFonts w:ascii="Asana" w:hAnsi="Asana" w:eastAsia="Asana" w:cs="Asana"/>
+          <w:b w:val="0"/>
+          <w:bCs w:val="0"/>
+          <w:highlight w:val="none"/>
+          <w:lang w:val="fr-FR" w:bidi="fr-FR"/>
+        </w:rPr>
+      </w:r>
+      <w:r>
+        <w:rPr>
+          <w:rFonts w:ascii="Asana" w:hAnsi="Asana" w:eastAsia="Asana" w:cs="Asana"/>
+          <w:b w:val="0"/>
+          <w:bCs w:val="0"/>
+        </w:rPr>
+      </w:r>
+      <w:r>
+        <w:rPr>
+          <w:rFonts w:ascii="Asana" w:hAnsi="Asana" w:eastAsia="Asana" w:cs="Asana"/>
+          <w:b w:val="0"/>
+          <w:bCs w:val="0"/>
+        </w:rPr>
+      </w:r>
+    </w:p>
+    <w:p>
+      <w:pPr>
+        <w:pBdr/>
+        <w:shd w:val="nil" w:color="000000"/>
+        <w:spacing w:line="240" w:lineRule="auto"/>
+        <w:ind/>
+        <w:rPr>
+          <w:rFonts w:ascii="Asana" w:hAnsi="Asana" w:cs="Asana"/>
+          <w:b w:val="0"/>
+          <w:bCs w:val="0"/>
+        </w:rPr>
+      </w:pPr>
+      <w:r>
+        <w:rPr>
+          <w:rFonts w:ascii="Asana" w:hAnsi="Asana" w:eastAsia="Asana" w:cs="Asana"/>
+          <w:b w:val="0"/>
+          <w:bCs w:val="0"/>
+          <w:highlight w:val="none"/>
+          <w:lang w:val="fr-FR" w:bidi="fr-FR"/>
+        </w:rPr>
+        <w:t xml:space="preserve">    // On lie les deux sous-arbres au noeud opérateur</w:t>
+      </w:r>
+      <w:r>
+        <w:rPr>
+          <w:rFonts w:ascii="Asana" w:hAnsi="Asana" w:eastAsia="Asana" w:cs="Asana"/>
+          <w:b w:val="0"/>
+          <w:bCs w:val="0"/>
+        </w:rPr>
+      </w:r>
+      <w:r>
+        <w:rPr>
+          <w:rFonts w:ascii="Asana" w:hAnsi="Asana" w:eastAsia="Asana" w:cs="Asana"/>
+          <w:b w:val="0"/>
+          <w:bCs w:val="0"/>
+        </w:rPr>
+      </w:r>
+    </w:p>
+    <w:p>
+      <w:pPr>
+        <w:pBdr/>
+        <w:shd w:val="nil" w:color="000000"/>
+        <w:spacing w:line="240" w:lineRule="auto"/>
+        <w:ind/>
+        <w:rPr>
+          <w:rFonts w:ascii="Asana" w:hAnsi="Asana" w:cs="Asana"/>
+          <w:b w:val="0"/>
+          <w:bCs w:val="0"/>
+        </w:rPr>
+      </w:pPr>
+      <w:r>
+        <w:rPr>
+          <w:rFonts w:ascii="Asana" w:hAnsi="Asana" w:eastAsia="Asana" w:cs="Asana"/>
+          <w:b w:val="0"/>
+          <w:bCs w:val="0"/>
+          <w:highlight w:val="none"/>
+          <w:lang w:val="fr-FR" w:bidi="fr-FR"/>
+        </w:rPr>
+        <w:t xml:space="preserve">    noeud.ajouterExpression(exprGauche, exprDroite) ;</w:t>
+      </w:r>
+      <w:r>
+        <w:rPr>
+          <w:rFonts w:ascii="Asana" w:hAnsi="Asana" w:eastAsia="Asana" w:cs="Asana"/>
+          <w:b w:val="0"/>
+          <w:bCs w:val="0"/>
+          <w:highlight w:val="none"/>
+        </w:rPr>
+      </w:r>
+      <w:r>
+        <w:rPr>
+          <w:rFonts w:ascii="Asana" w:hAnsi="Asana" w:eastAsia="Asana" w:cs="Asana"/>
+          <w:b w:val="0"/>
+          <w:bCs w:val="0"/>
+        </w:rPr>
+      </w:r>
+    </w:p>
+    <w:p>
+      <w:pPr>
+        <w:pBdr/>
+        <w:shd w:val="nil" w:color="000000"/>
+        <w:spacing w:line="240" w:lineRule="auto"/>
+        <w:ind/>
+        <w:rPr>
+          <w:rFonts w:ascii="Asana" w:hAnsi="Asana" w:cs="Asana"/>
+          <w:b w:val="0"/>
+          <w:bCs w:val="0"/>
+        </w:rPr>
+      </w:pPr>
+      <w:r>
+        <w:rPr>
+          <w:rFonts w:ascii="Asana" w:hAnsi="Asana" w:eastAsia="Asana" w:cs="Asana"/>
+          <w:b w:val="0"/>
+          <w:bCs w:val="0"/>
+          <w:highlight w:val="none"/>
+          <w:lang w:val="fr-FR" w:bidi="fr-FR"/>
+        </w:rPr>
+        <w:t xml:space="preserve">    Retourner noeud ;</w:t>
+      </w:r>
+      <w:r>
+        <w:rPr>
+          <w:rFonts w:ascii="Asana" w:hAnsi="Asana" w:eastAsia="Asana" w:cs="Asana"/>
+          <w:b w:val="0"/>
+          <w:bCs w:val="0"/>
+        </w:rPr>
+      </w:r>
+      <w:r>
+        <w:rPr>
+          <w:rFonts w:ascii="Asana" w:hAnsi="Asana" w:eastAsia="Asana" w:cs="Asana"/>
+          <w:b w:val="0"/>
+          <w:bCs w:val="0"/>
+        </w:rPr>
+      </w:r>
+    </w:p>
+    <w:p>
+      <w:pPr>
+        <w:pBdr/>
+        <w:shd w:val="nil" w:color="000000"/>
+        <w:spacing w:line="240" w:lineRule="auto"/>
         <w:ind/>
         <w:rPr>
           <w:b/>
@@ -1936,6 +4370,7 @@
       </w:pPr>
       <w:r>
         <w:rPr>
+          <w:rFonts w:ascii="Asana" w:hAnsi="Asana" w:eastAsia="Asana" w:cs="Asana"/>
           <w:b w:val="0"/>
           <w:bCs w:val="0"/>
           <w:highlight w:val="none"/>
@@ -1950,27 +4385,8 @@
           <w:highlight w:val="none"/>
           <w:lang w:val="fr-FR" w:bidi="fr-FR"/>
         </w:rPr>
-      </w:r>
-      <w:r>
-        <w:rPr>
-          <w:b/>
-          <w:bCs/>
-          <w:highlight w:val="none"/>
-        </w:rPr>
-      </w:r>
-    </w:p>
-    <w:p>
-      <w:pPr>
-        <w:pBdr/>
-        <w:shd w:val="nil"/>
-        <w:spacing/>
-        <w:ind/>
-        <w:rPr>
-          <w:b/>
-          <w:bCs/>
-          <w:highlight w:val="none"/>
-        </w:rPr>
-      </w:pPr>
+        <w:br w:type="page" w:clear="all"/>
+      </w:r>
       <w:r>
         <w:rPr>
           <w:b/>
@@ -1978,16 +4394,20 @@
           <w:highlight w:val="none"/>
           <w:lang w:val="fr-FR" w:bidi="fr-FR"/>
         </w:rPr>
-        <w:br w:type="page" w:clear="all"/>
-      </w:r>
-      <w:r>
+      </w:r>
+    </w:p>
+    <w:p>
+      <w:pPr>
+        <w:pBdr/>
+        <w:spacing/>
+        <w:ind/>
         <w:rPr>
           <w:b/>
           <w:bCs/>
           <w:highlight w:val="none"/>
           <w:lang w:val="fr-FR" w:bidi="fr-FR"/>
         </w:rPr>
-      </w:r>
+      </w:pPr>
       <w:r>
         <w:rPr>
           <w:b/>
@@ -1995,1567 +4415,21 @@
           <w:highlight w:val="none"/>
           <w:lang w:val="fr-FR" w:bidi="fr-FR"/>
         </w:rPr>
-      </w:r>
-    </w:p>
-    <w:p>
-      <w:pPr>
-        <w:pBdr/>
-        <w:shd w:val="nil" w:color="000000"/>
-        <w:spacing/>
-        <w:ind/>
+        <w:t xml:space="preserve">Explication des entrées sortie. </w:t>
+      </w:r>
+      <w:r>
         <w:rPr>
           <w:b/>
           <w:bCs/>
-        </w:rPr>
-      </w:pPr>
+          <w:highlight w:val="none"/>
+        </w:rPr>
+      </w:r>
       <w:r>
         <w:rPr>
           <w:b/>
           <w:bCs/>
           <w:highlight w:val="none"/>
           <w:lang w:val="fr-FR" w:bidi="fr-FR"/>
-        </w:rPr>
-      </w:r>
-      <w:r>
-        <w:rPr>
-          <w:b/>
-          <w:bCs/>
-        </w:rPr>
-        <w:t xml:space="preserve">Algorithme de parsing du noeud principal main</w:t>
-      </w:r>
-      <w:r>
-        <w:rPr>
-          <w:b/>
-          <w:bCs/>
-          <w:highlight w:val="none"/>
-          <w:lang w:val="fr-FR" w:bidi="fr-FR"/>
-        </w:rPr>
-      </w:r>
-    </w:p>
-    <w:p>
-      <w:pPr>
-        <w:pBdr/>
-        <w:shd w:val="nil" w:color="000000"/>
-        <w:spacing/>
-        <w:ind/>
-        <w:rPr/>
-      </w:pPr>
-      <w:r>
-        <w:t xml:space="preserve">INoeud parser(vecteur&lt;Token&gt;&amp; tokens, int&amp; index, ConstructeurArbreInstruction constructeur)</w:t>
-      </w:r>
-      <w:r/>
-    </w:p>
-    <w:p>
-      <w:pPr>
-        <w:pBdr/>
-        <w:shd w:val="nil" w:color="000000"/>
-        <w:spacing/>
-        <w:ind/>
-        <w:rPr/>
-      </w:pPr>
-      <w:r>
-        <w:t xml:space="preserve">{</w:t>
-      </w:r>
-      <w:r/>
-    </w:p>
-    <w:p>
-      <w:pPr>
-        <w:pBdr/>
-        <w:shd w:val="nil" w:color="000000"/>
-        <w:spacing/>
-        <w:ind/>
-        <w:rPr/>
-      </w:pPr>
-      <w:r>
-        <w:t xml:space="preserve">    NoeudMain noeudMain ;</w:t>
-      </w:r>
-      <w:r/>
-      <w:r/>
-      <w:r/>
-      <w:r/>
-    </w:p>
-    <w:p>
-      <w:pPr>
-        <w:pBdr/>
-        <w:shd w:val="nil" w:color="000000"/>
-        <w:spacing/>
-        <w:ind/>
-        <w:rPr/>
-      </w:pPr>
-      <w:r>
-        <w:t xml:space="preserve">    // On avance l'index de 2 pour sauter le mot-clé 'main' et l'accolade ouvrante '{'</w:t>
-      </w:r>
-      <w:r/>
-    </w:p>
-    <w:p>
-      <w:pPr>
-        <w:pBdr/>
-        <w:shd w:val="nil" w:color="000000"/>
-        <w:spacing/>
-        <w:ind/>
-        <w:rPr/>
-      </w:pPr>
-      <w:r>
-        <w:t xml:space="preserve">    index += 2 ;</w:t>
-      </w:r>
-      <w:r/>
-      <w:r/>
-      <w:r/>
-      <w:r/>
-    </w:p>
-    <w:p>
-      <w:pPr>
-        <w:pBdr/>
-        <w:shd w:val="nil" w:color="000000"/>
-        <w:spacing/>
-        <w:ind/>
-        <w:rPr/>
-      </w:pPr>
-      <w:r>
-        <w:t xml:space="preserve">    // Tant qu'on n'est pas à la fin du fichier et qu'on ne rencontre pas l'accolade fermante '}'</w:t>
-      </w:r>
-      <w:r/>
-    </w:p>
-    <w:p>
-      <w:pPr>
-        <w:pBdr/>
-        <w:shd w:val="nil" w:color="000000"/>
-        <w:spacing/>
-        <w:ind/>
-        <w:rPr/>
-      </w:pPr>
-      <w:r>
-        <w:t xml:space="preserve">    Tant que (index &lt; tokens.taille() ET tokens[index].type != TOKEN_ACCOLADE_FERMEE)</w:t>
-      </w:r>
-      <w:r/>
-    </w:p>
-    <w:p>
-      <w:pPr>
-        <w:pBdr/>
-        <w:shd w:val="nil" w:color="000000"/>
-        <w:spacing/>
-        <w:ind/>
-        <w:rPr/>
-      </w:pPr>
-      <w:r>
-        <w:t xml:space="preserve">    {</w:t>
-      </w:r>
-      <w:r/>
-    </w:p>
-    <w:p>
-      <w:pPr>
-        <w:pBdr/>
-        <w:shd w:val="nil" w:color="000000"/>
-        <w:spacing/>
-        <w:ind/>
-        <w:rPr/>
-      </w:pPr>
-      <w:r>
-        <w:t xml:space="preserve">        // On demande au constructeur de bâtir l'instruction enfant à l'index actuel</w:t>
-      </w:r>
-      <w:r/>
-    </w:p>
-    <w:p>
-      <w:pPr>
-        <w:pBdr/>
-        <w:shd w:val="nil" w:color="000000"/>
-        <w:spacing/>
-        <w:ind/>
-        <w:rPr/>
-      </w:pPr>
-      <w:r>
-        <w:t xml:space="preserve">        INoeud enfant = constructeur.construire(tokens, index) ;</w:t>
-      </w:r>
-      <w:r/>
-    </w:p>
-    <w:p>
-      <w:pPr>
-        <w:pBdr/>
-        <w:shd w:val="nil" w:color="000000"/>
-        <w:spacing/>
-        <w:ind/>
-        <w:rPr/>
-      </w:pPr>
-      <w:r/>
-      <w:r/>
-    </w:p>
-    <w:p>
-      <w:pPr>
-        <w:pBdr/>
-        <w:shd w:val="nil" w:color="000000"/>
-        <w:spacing/>
-        <w:ind/>
-        <w:rPr/>
-      </w:pPr>
-      <w:r>
-        <w:t xml:space="preserve">        // On ajoute le noeud enfant généré à la liste des instructions du Main</w:t>
-      </w:r>
-      <w:r/>
-    </w:p>
-    <w:p>
-      <w:pPr>
-        <w:pBdr/>
-        <w:shd w:val="nil" w:color="000000"/>
-        <w:spacing/>
-        <w:ind/>
-        <w:rPr/>
-      </w:pPr>
-      <w:r>
-        <w:t xml:space="preserve">        noeudMain.ajouterInstruction(enfant) ;</w:t>
-      </w:r>
-      <w:r/>
-    </w:p>
-    <w:p>
-      <w:pPr>
-        <w:pBdr/>
-        <w:shd w:val="nil" w:color="000000"/>
-        <w:spacing/>
-        <w:ind/>
-        <w:rPr/>
-      </w:pPr>
-      <w:r>
-        <w:t xml:space="preserve">    }</w:t>
-      </w:r>
-      <w:r/>
-      <w:r/>
-      <w:r/>
-      <w:r/>
-    </w:p>
-    <w:p>
-      <w:pPr>
-        <w:pBdr/>
-        <w:shd w:val="nil" w:color="000000"/>
-        <w:spacing/>
-        <w:ind/>
-        <w:rPr/>
-      </w:pPr>
-      <w:r>
-        <w:t xml:space="preserve">    Retourner noeudMain ;</w:t>
-      </w:r>
-      <w:r/>
-    </w:p>
-    <w:p>
-      <w:pPr>
-        <w:pBdr/>
-        <w:shd w:val="nil" w:color="000000"/>
-        <w:spacing/>
-        <w:ind/>
-        <w:rPr>
-          <w:b/>
-          <w:bCs/>
-          <w:highlight w:val="none"/>
-          <w:lang w:val="fr-FR" w:bidi="fr-FR"/>
-        </w:rPr>
-      </w:pPr>
-      <w:r>
-        <w:t xml:space="preserve">}</w:t>
-      </w:r>
-      <w:r/>
-      <w:r/>
-      <w:r>
-        <w:rPr>
-          <w:b/>
-          <w:bCs/>
-          <w:highlight w:val="none"/>
-          <w:lang w:val="fr-FR" w:bidi="fr-FR"/>
-        </w:rPr>
-      </w:r>
-      <w:r>
-        <w:rPr>
-          <w:b/>
-          <w:bCs/>
-          <w:highlight w:val="none"/>
-          <w:lang w:val="fr-FR" w:bidi="fr-FR"/>
-        </w:rPr>
-      </w:r>
-    </w:p>
-    <w:p>
-      <w:pPr>
-        <w:pBdr/>
-        <w:shd w:val="nil" w:color="000000"/>
-        <w:spacing/>
-        <w:ind/>
-        <w:rPr>
-          <w:b/>
-          <w:bCs/>
-          <w:highlight w:val="none"/>
-          <w:lang w:val="fr-FR" w:bidi="fr-FR"/>
-        </w:rPr>
-      </w:pPr>
-      <w:r>
-        <w:rPr>
-          <w:b/>
-          <w:bCs/>
-          <w:highlight w:val="none"/>
-          <w:lang w:val="fr-FR" w:bidi="fr-FR"/>
-        </w:rPr>
-      </w:r>
-      <w:r>
-        <w:rPr>
-          <w:b/>
-          <w:bCs/>
-        </w:rPr>
-        <w:t xml:space="preserve">Algorithme de construction de l'arbre d'équation récursif (ConstructeurArbreEquation)</w:t>
-      </w:r>
-      <w:r>
-        <w:rPr>
-          <w:b/>
-          <w:bCs/>
-          <w:highlight w:val="none"/>
-          <w:lang w:val="fr-FR" w:bidi="fr-FR"/>
-        </w:rPr>
-      </w:r>
-      <w:r>
-        <w:rPr>
-          <w:b/>
-          <w:bCs/>
-          <w:highlight w:val="none"/>
-          <w:lang w:val="fr-FR" w:bidi="fr-FR"/>
-        </w:rPr>
-      </w:r>
-    </w:p>
-    <w:p>
-      <w:pPr>
-        <w:pBdr/>
-        <w:shd w:val="nil" w:color="000000"/>
-        <w:spacing/>
-        <w:ind/>
-        <w:rPr>
-          <w:b w:val="0"/>
-          <w:bCs w:val="0"/>
-        </w:rPr>
-      </w:pPr>
-      <w:r>
-        <w:rPr>
-          <w:b w:val="0"/>
-          <w:bCs w:val="0"/>
-          <w:highlight w:val="none"/>
-          <w:lang w:val="fr-FR" w:bidi="fr-FR"/>
-        </w:rPr>
-        <w:t xml:space="preserve">INoeud construire(vecteur&lt;Token&gt;&amp; equation)</w:t>
-      </w:r>
-      <w:r>
-        <w:rPr>
-          <w:b w:val="0"/>
-          <w:bCs w:val="0"/>
-        </w:rPr>
-      </w:r>
-    </w:p>
-    <w:p>
-      <w:pPr>
-        <w:pBdr/>
-        <w:shd w:val="nil" w:color="000000"/>
-        <w:spacing/>
-        <w:ind/>
-        <w:rPr>
-          <w:b w:val="0"/>
-          <w:bCs w:val="0"/>
-        </w:rPr>
-      </w:pPr>
-      <w:r>
-        <w:rPr>
-          <w:b w:val="0"/>
-          <w:bCs w:val="0"/>
-          <w:highlight w:val="none"/>
-          <w:lang w:val="fr-FR" w:bidi="fr-FR"/>
-        </w:rPr>
-        <w:t xml:space="preserve">{</w:t>
-      </w:r>
-      <w:r>
-        <w:rPr>
-          <w:b w:val="0"/>
-          <w:bCs w:val="0"/>
-        </w:rPr>
-      </w:r>
-    </w:p>
-    <w:p>
-      <w:pPr>
-        <w:pBdr/>
-        <w:shd w:val="nil" w:color="000000"/>
-        <w:spacing/>
-        <w:ind/>
-        <w:rPr>
-          <w:b w:val="0"/>
-          <w:bCs w:val="0"/>
-        </w:rPr>
-      </w:pPr>
-      <w:r>
-        <w:rPr>
-          <w:b w:val="0"/>
-          <w:bCs w:val="0"/>
-          <w:highlight w:val="none"/>
-          <w:lang w:val="fr-FR" w:bidi="fr-FR"/>
-        </w:rPr>
-        <w:t xml:space="preserve">    // On nettoie l'équation en retirant les parenthèses inutiles autour de l'expression</w:t>
-      </w:r>
-      <w:r>
-        <w:rPr>
-          <w:b w:val="0"/>
-          <w:bCs w:val="0"/>
-        </w:rPr>
-      </w:r>
-    </w:p>
-    <w:p>
-      <w:pPr>
-        <w:pBdr/>
-        <w:shd w:val="nil" w:color="000000"/>
-        <w:spacing/>
-        <w:ind/>
-        <w:rPr>
-          <w:b w:val="0"/>
-          <w:bCs w:val="0"/>
-        </w:rPr>
-      </w:pPr>
-      <w:r>
-        <w:rPr>
-          <w:b w:val="0"/>
-          <w:bCs w:val="0"/>
-          <w:highlight w:val="none"/>
-          <w:lang w:val="fr-FR" w:bidi="fr-FR"/>
-        </w:rPr>
-        <w:t xml:space="preserve">    vecteur&lt;Token&gt; equationSansParentheses = _gestionnaireParenthese.enleverParenthesesEnglobantes(equation) ;</w:t>
-      </w:r>
-      <w:r>
-        <w:rPr>
-          <w:b w:val="0"/>
-          <w:bCs w:val="0"/>
-        </w:rPr>
-      </w:r>
-    </w:p>
-    <w:p>
-      <w:pPr>
-        <w:pBdr/>
-        <w:shd w:val="nil" w:color="000000"/>
-        <w:spacing/>
-        <w:ind/>
-        <w:rPr>
-          <w:b w:val="0"/>
-          <w:bCs w:val="0"/>
-        </w:rPr>
-      </w:pPr>
-      <w:r>
-        <w:rPr>
-          <w:b w:val="0"/>
-          <w:bCs w:val="0"/>
-          <w:highlight w:val="none"/>
-          <w:lang w:val="fr-FR" w:bidi="fr-FR"/>
-        </w:rPr>
-        <w:t xml:space="preserve">    equation = equationSansParentheses ;</w:t>
-      </w:r>
-      <w:r>
-        <w:rPr>
-          <w:b w:val="0"/>
-          <w:bCs w:val="0"/>
-        </w:rPr>
-      </w:r>
-    </w:p>
-    <w:p>
-      <w:pPr>
-        <w:pBdr/>
-        <w:shd w:val="nil" w:color="000000"/>
-        <w:spacing/>
-        <w:ind/>
-        <w:rPr>
-          <w:b w:val="0"/>
-          <w:bCs w:val="0"/>
-        </w:rPr>
-      </w:pPr>
-      <w:r>
-        <w:rPr>
-          <w:b w:val="0"/>
-          <w:bCs w:val="0"/>
-          <w:highlight w:val="none"/>
-          <w:lang w:val="fr-FR" w:bidi="fr-FR"/>
-        </w:rPr>
-      </w:r>
-      <w:r>
-        <w:rPr>
-          <w:b w:val="0"/>
-          <w:bCs w:val="0"/>
-        </w:rPr>
-      </w:r>
-    </w:p>
-    <w:p>
-      <w:pPr>
-        <w:pBdr/>
-        <w:shd w:val="nil" w:color="000000"/>
-        <w:spacing/>
-        <w:ind/>
-        <w:rPr>
-          <w:b w:val="0"/>
-          <w:bCs w:val="0"/>
-        </w:rPr>
-      </w:pPr>
-      <w:r>
-        <w:rPr>
-          <w:b w:val="0"/>
-          <w:bCs w:val="0"/>
-          <w:highlight w:val="none"/>
-          <w:lang w:val="fr-FR" w:bidi="fr-FR"/>
-        </w:rPr>
-        <w:t xml:space="preserve">    Si (equation.estVide())</w:t>
-      </w:r>
-      <w:r>
-        <w:rPr>
-          <w:b w:val="0"/>
-          <w:bCs w:val="0"/>
-        </w:rPr>
-      </w:r>
-    </w:p>
-    <w:p>
-      <w:pPr>
-        <w:pBdr/>
-        <w:shd w:val="nil" w:color="000000"/>
-        <w:spacing/>
-        <w:ind/>
-        <w:rPr>
-          <w:b w:val="0"/>
-          <w:bCs w:val="0"/>
-        </w:rPr>
-      </w:pPr>
-      <w:r>
-        <w:rPr>
-          <w:b w:val="0"/>
-          <w:bCs w:val="0"/>
-          <w:highlight w:val="none"/>
-          <w:lang w:val="fr-FR" w:bidi="fr-FR"/>
-        </w:rPr>
-        <w:t xml:space="preserve">    {</w:t>
-      </w:r>
-      <w:r>
-        <w:rPr>
-          <w:b w:val="0"/>
-          <w:bCs w:val="0"/>
-        </w:rPr>
-      </w:r>
-    </w:p>
-    <w:p>
-      <w:pPr>
-        <w:pBdr/>
-        <w:shd w:val="nil" w:color="000000"/>
-        <w:spacing/>
-        <w:ind/>
-        <w:rPr>
-          <w:b w:val="0"/>
-          <w:bCs w:val="0"/>
-        </w:rPr>
-      </w:pPr>
-      <w:r>
-        <w:rPr>
-          <w:b w:val="0"/>
-          <w:bCs w:val="0"/>
-          <w:highlight w:val="none"/>
-          <w:lang w:val="fr-FR" w:bidi="fr-FR"/>
-        </w:rPr>
-        <w:t xml:space="preserve">        Lancer Exception("Erreur: équation vide") ;</w:t>
-      </w:r>
-      <w:r>
-        <w:rPr>
-          <w:b w:val="0"/>
-          <w:bCs w:val="0"/>
-        </w:rPr>
-      </w:r>
-    </w:p>
-    <w:p>
-      <w:pPr>
-        <w:pBdr/>
-        <w:shd w:val="nil" w:color="000000"/>
-        <w:spacing/>
-        <w:ind/>
-        <w:rPr>
-          <w:b w:val="0"/>
-          <w:bCs w:val="0"/>
-        </w:rPr>
-      </w:pPr>
-      <w:r>
-        <w:rPr>
-          <w:b w:val="0"/>
-          <w:bCs w:val="0"/>
-          <w:highlight w:val="none"/>
-          <w:lang w:val="fr-FR" w:bidi="fr-FR"/>
-        </w:rPr>
-        <w:t xml:space="preserve">    }</w:t>
-      </w:r>
-      <w:r>
-        <w:rPr>
-          <w:b w:val="0"/>
-          <w:bCs w:val="0"/>
-        </w:rPr>
-      </w:r>
-    </w:p>
-    <w:p>
-      <w:pPr>
-        <w:pBdr/>
-        <w:shd w:val="nil" w:color="000000"/>
-        <w:spacing/>
-        <w:ind/>
-        <w:rPr>
-          <w:b w:val="0"/>
-          <w:bCs w:val="0"/>
-        </w:rPr>
-      </w:pPr>
-      <w:r>
-        <w:rPr>
-          <w:b w:val="0"/>
-          <w:bCs w:val="0"/>
-          <w:highlight w:val="none"/>
-          <w:lang w:val="fr-FR" w:bidi="fr-FR"/>
-        </w:rPr>
-      </w:r>
-      <w:r>
-        <w:rPr>
-          <w:b w:val="0"/>
-          <w:bCs w:val="0"/>
-        </w:rPr>
-      </w:r>
-    </w:p>
-    <w:p>
-      <w:pPr>
-        <w:pBdr/>
-        <w:shd w:val="nil" w:color="000000"/>
-        <w:spacing/>
-        <w:ind/>
-        <w:rPr>
-          <w:b w:val="0"/>
-          <w:bCs w:val="0"/>
-        </w:rPr>
-      </w:pPr>
-      <w:r>
-        <w:rPr>
-          <w:b w:val="0"/>
-          <w:bCs w:val="0"/>
-          <w:highlight w:val="none"/>
-          <w:lang w:val="fr-FR" w:bidi="fr-FR"/>
-        </w:rPr>
-        <w:t xml:space="preserve">    // On cherche l'opérateur avec la priorité la plus faible (racine actuelle)</w:t>
-      </w:r>
-      <w:r>
-        <w:rPr>
-          <w:b w:val="0"/>
-          <w:bCs w:val="0"/>
-        </w:rPr>
-      </w:r>
-    </w:p>
-    <w:p>
-      <w:pPr>
-        <w:pBdr/>
-        <w:shd w:val="nil" w:color="000000"/>
-        <w:spacing/>
-        <w:ind/>
-        <w:rPr>
-          <w:b w:val="0"/>
-          <w:bCs w:val="0"/>
-        </w:rPr>
-      </w:pPr>
-      <w:r>
-        <w:rPr>
-          <w:b w:val="0"/>
-          <w:bCs w:val="0"/>
-          <w:highlight w:val="none"/>
-          <w:lang w:val="fr-FR" w:bidi="fr-FR"/>
-        </w:rPr>
-        <w:t xml:space="preserve">    int indice = _chaineResponsabilite.trouverOperateur(equation) ;</w:t>
-      </w:r>
-      <w:r>
-        <w:rPr>
-          <w:b w:val="0"/>
-          <w:bCs w:val="0"/>
-        </w:rPr>
-      </w:r>
-    </w:p>
-    <w:p>
-      <w:pPr>
-        <w:pBdr/>
-        <w:shd w:val="nil" w:color="000000"/>
-        <w:spacing/>
-        <w:ind/>
-        <w:rPr>
-          <w:b w:val="0"/>
-          <w:bCs w:val="0"/>
-        </w:rPr>
-      </w:pPr>
-      <w:r>
-        <w:rPr>
-          <w:b w:val="0"/>
-          <w:bCs w:val="0"/>
-          <w:highlight w:val="none"/>
-          <w:lang w:val="fr-FR" w:bidi="fr-FR"/>
-        </w:rPr>
-      </w:r>
-      <w:r>
-        <w:rPr>
-          <w:b w:val="0"/>
-          <w:bCs w:val="0"/>
-        </w:rPr>
-      </w:r>
-    </w:p>
-    <w:p>
-      <w:pPr>
-        <w:pBdr/>
-        <w:shd w:val="nil" w:color="000000"/>
-        <w:spacing/>
-        <w:ind/>
-        <w:rPr>
-          <w:b w:val="0"/>
-          <w:bCs w:val="0"/>
-        </w:rPr>
-      </w:pPr>
-      <w:r>
-        <w:rPr>
-          <w:b w:val="0"/>
-          <w:bCs w:val="0"/>
-          <w:highlight w:val="none"/>
-          <w:lang w:val="fr-FR" w:bidi="fr-FR"/>
-        </w:rPr>
-        <w:t xml:space="preserve">    // Cas de base : Aucun opérateur trouvé, c'est une valeur numérique (feuille)</w:t>
-      </w:r>
-      <w:r>
-        <w:rPr>
-          <w:b w:val="0"/>
-          <w:bCs w:val="0"/>
-        </w:rPr>
-      </w:r>
-    </w:p>
-    <w:p>
-      <w:pPr>
-        <w:pBdr/>
-        <w:shd w:val="nil" w:color="000000"/>
-        <w:spacing/>
-        <w:ind/>
-        <w:rPr>
-          <w:b w:val="0"/>
-          <w:bCs w:val="0"/>
-        </w:rPr>
-      </w:pPr>
-      <w:r>
-        <w:rPr>
-          <w:b w:val="0"/>
-          <w:bCs w:val="0"/>
-          <w:highlight w:val="none"/>
-          <w:lang w:val="fr-FR" w:bidi="fr-FR"/>
-        </w:rPr>
-        <w:t xml:space="preserve">    Si (indice == -1)</w:t>
-      </w:r>
-      <w:r>
-        <w:rPr>
-          <w:b w:val="0"/>
-          <w:bCs w:val="0"/>
-        </w:rPr>
-      </w:r>
-    </w:p>
-    <w:p>
-      <w:pPr>
-        <w:pBdr/>
-        <w:shd w:val="nil" w:color="000000"/>
-        <w:spacing/>
-        <w:ind/>
-        <w:rPr>
-          <w:b w:val="0"/>
-          <w:bCs w:val="0"/>
-        </w:rPr>
-      </w:pPr>
-      <w:r>
-        <w:rPr>
-          <w:b w:val="0"/>
-          <w:bCs w:val="0"/>
-          <w:highlight w:val="none"/>
-          <w:lang w:val="fr-FR" w:bidi="fr-FR"/>
-        </w:rPr>
-        <w:t xml:space="preserve">    {</w:t>
-      </w:r>
-      <w:r>
-        <w:rPr>
-          <w:b w:val="0"/>
-          <w:bCs w:val="0"/>
-        </w:rPr>
-      </w:r>
-    </w:p>
-    <w:p>
-      <w:pPr>
-        <w:pBdr/>
-        <w:shd w:val="nil" w:color="000000"/>
-        <w:spacing/>
-        <w:ind/>
-        <w:rPr>
-          <w:b w:val="0"/>
-          <w:bCs w:val="0"/>
-        </w:rPr>
-      </w:pPr>
-      <w:r>
-        <w:rPr>
-          <w:b w:val="0"/>
-          <w:bCs w:val="0"/>
-          <w:highlight w:val="none"/>
-          <w:lang w:val="fr-FR" w:bidi="fr-FR"/>
-        </w:rPr>
-        <w:t xml:space="preserve">        Essayer</w:t>
-      </w:r>
-      <w:r>
-        <w:rPr>
-          <w:b w:val="0"/>
-          <w:bCs w:val="0"/>
-        </w:rPr>
-      </w:r>
-    </w:p>
-    <w:p>
-      <w:pPr>
-        <w:pBdr/>
-        <w:shd w:val="nil" w:color="000000"/>
-        <w:spacing/>
-        <w:ind/>
-        <w:rPr>
-          <w:b w:val="0"/>
-          <w:bCs w:val="0"/>
-        </w:rPr>
-      </w:pPr>
-      <w:r>
-        <w:rPr>
-          <w:b w:val="0"/>
-          <w:bCs w:val="0"/>
-          <w:highlight w:val="none"/>
-          <w:lang w:val="fr-FR" w:bidi="fr-FR"/>
-        </w:rPr>
-        <w:t xml:space="preserve">        {</w:t>
-      </w:r>
-      <w:r>
-        <w:rPr>
-          <w:b w:val="0"/>
-          <w:bCs w:val="0"/>
-        </w:rPr>
-      </w:r>
-    </w:p>
-    <w:p>
-      <w:pPr>
-        <w:pBdr/>
-        <w:shd w:val="nil" w:color="000000"/>
-        <w:spacing/>
-        <w:ind/>
-        <w:rPr>
-          <w:b w:val="0"/>
-          <w:bCs w:val="0"/>
-        </w:rPr>
-      </w:pPr>
-      <w:r>
-        <w:rPr>
-          <w:b w:val="0"/>
-          <w:bCs w:val="0"/>
-          <w:highlight w:val="none"/>
-          <w:lang w:val="fr-FR" w:bidi="fr-FR"/>
-        </w:rPr>
-        <w:t xml:space="preserve">            float valeurFloat = convertirEnFloat(equation[0].value) ;</w:t>
-      </w:r>
-      <w:r>
-        <w:rPr>
-          <w:b w:val="0"/>
-          <w:bCs w:val="0"/>
-        </w:rPr>
-      </w:r>
-    </w:p>
-    <w:p>
-      <w:pPr>
-        <w:pBdr/>
-        <w:shd w:val="nil" w:color="000000"/>
-        <w:spacing/>
-        <w:ind/>
-        <w:rPr>
-          <w:b w:val="0"/>
-          <w:bCs w:val="0"/>
-        </w:rPr>
-      </w:pPr>
-      <w:r>
-        <w:rPr>
-          <w:b w:val="0"/>
-          <w:bCs w:val="0"/>
-          <w:highlight w:val="none"/>
-          <w:lang w:val="fr-FR" w:bidi="fr-FR"/>
-        </w:rPr>
-        <w:t xml:space="preserve">            INoeud noeudValeur = creerNoeudValeur(valeurFloat) ;</w:t>
-      </w:r>
-      <w:r>
-        <w:rPr>
-          <w:b w:val="0"/>
-          <w:bCs w:val="0"/>
-        </w:rPr>
-      </w:r>
-    </w:p>
-    <w:p>
-      <w:pPr>
-        <w:pBdr/>
-        <w:shd w:val="nil" w:color="000000"/>
-        <w:spacing/>
-        <w:ind/>
-        <w:rPr>
-          <w:b w:val="0"/>
-          <w:bCs w:val="0"/>
-        </w:rPr>
-      </w:pPr>
-      <w:r>
-        <w:rPr>
-          <w:b w:val="0"/>
-          <w:bCs w:val="0"/>
-          <w:highlight w:val="none"/>
-          <w:lang w:val="fr-FR" w:bidi="fr-FR"/>
-        </w:rPr>
-        <w:t xml:space="preserve">            Retourner noeudValeur ;</w:t>
-      </w:r>
-      <w:r>
-        <w:rPr>
-          <w:b w:val="0"/>
-          <w:bCs w:val="0"/>
-        </w:rPr>
-      </w:r>
-    </w:p>
-    <w:p>
-      <w:pPr>
-        <w:pBdr/>
-        <w:shd w:val="nil" w:color="000000"/>
-        <w:spacing/>
-        <w:ind/>
-        <w:rPr>
-          <w:b w:val="0"/>
-          <w:bCs w:val="0"/>
-        </w:rPr>
-      </w:pPr>
-      <w:r>
-        <w:rPr>
-          <w:b w:val="0"/>
-          <w:bCs w:val="0"/>
-          <w:highlight w:val="none"/>
-          <w:lang w:val="fr-FR" w:bidi="fr-FR"/>
-        </w:rPr>
-        <w:t xml:space="preserve">        }</w:t>
-      </w:r>
-      <w:r>
-        <w:rPr>
-          <w:b w:val="0"/>
-          <w:bCs w:val="0"/>
-        </w:rPr>
-      </w:r>
-    </w:p>
-    <w:p>
-      <w:pPr>
-        <w:pBdr/>
-        <w:shd w:val="nil" w:color="000000"/>
-        <w:spacing/>
-        <w:ind/>
-        <w:rPr>
-          <w:b w:val="0"/>
-          <w:bCs w:val="0"/>
-        </w:rPr>
-      </w:pPr>
-      <w:r>
-        <w:rPr>
-          <w:b w:val="0"/>
-          <w:bCs w:val="0"/>
-          <w:highlight w:val="none"/>
-          <w:lang w:val="fr-FR" w:bidi="fr-FR"/>
-        </w:rPr>
-        <w:t xml:space="preserve">        Attraper (Exception e)</w:t>
-      </w:r>
-      <w:r>
-        <w:rPr>
-          <w:b w:val="0"/>
-          <w:bCs w:val="0"/>
-        </w:rPr>
-      </w:r>
-    </w:p>
-    <w:p>
-      <w:pPr>
-        <w:pBdr/>
-        <w:shd w:val="nil" w:color="000000"/>
-        <w:spacing/>
-        <w:ind/>
-        <w:rPr>
-          <w:b w:val="0"/>
-          <w:bCs w:val="0"/>
-        </w:rPr>
-      </w:pPr>
-      <w:r>
-        <w:rPr>
-          <w:b w:val="0"/>
-          <w:bCs w:val="0"/>
-          <w:highlight w:val="none"/>
-          <w:lang w:val="fr-FR" w:bidi="fr-FR"/>
-        </w:rPr>
-        <w:t xml:space="preserve">        {</w:t>
-      </w:r>
-      <w:r>
-        <w:rPr>
-          <w:b w:val="0"/>
-          <w:bCs w:val="0"/>
-        </w:rPr>
-      </w:r>
-    </w:p>
-    <w:p>
-      <w:pPr>
-        <w:pBdr/>
-        <w:shd w:val="nil" w:color="000000"/>
-        <w:spacing/>
-        <w:ind/>
-        <w:rPr>
-          <w:b w:val="0"/>
-          <w:bCs w:val="0"/>
-        </w:rPr>
-      </w:pPr>
-      <w:r>
-        <w:rPr>
-          <w:b w:val="0"/>
-          <w:bCs w:val="0"/>
-          <w:highlight w:val="none"/>
-          <w:lang w:val="fr-FR" w:bidi="fr-FR"/>
-        </w:rPr>
-        <w:t xml:space="preserve">            Lancer Exception("Erreur: impossible de convertir en nombre") ;</w:t>
-      </w:r>
-      <w:r>
-        <w:rPr>
-          <w:b w:val="0"/>
-          <w:bCs w:val="0"/>
-        </w:rPr>
-      </w:r>
-    </w:p>
-    <w:p>
-      <w:pPr>
-        <w:pBdr/>
-        <w:shd w:val="nil" w:color="000000"/>
-        <w:spacing/>
-        <w:ind/>
-        <w:rPr>
-          <w:b w:val="0"/>
-          <w:bCs w:val="0"/>
-        </w:rPr>
-      </w:pPr>
-      <w:r>
-        <w:rPr>
-          <w:b w:val="0"/>
-          <w:bCs w:val="0"/>
-          <w:highlight w:val="none"/>
-          <w:lang w:val="fr-FR" w:bidi="fr-FR"/>
-        </w:rPr>
-        <w:t xml:space="preserve">        }</w:t>
-      </w:r>
-      <w:r>
-        <w:rPr>
-          <w:b w:val="0"/>
-          <w:bCs w:val="0"/>
-        </w:rPr>
-      </w:r>
-    </w:p>
-    <w:p>
-      <w:pPr>
-        <w:pBdr/>
-        <w:shd w:val="nil" w:color="000000"/>
-        <w:spacing/>
-        <w:ind/>
-        <w:rPr>
-          <w:b w:val="0"/>
-          <w:bCs w:val="0"/>
-        </w:rPr>
-      </w:pPr>
-      <w:r>
-        <w:rPr>
-          <w:b w:val="0"/>
-          <w:bCs w:val="0"/>
-          <w:highlight w:val="none"/>
-          <w:lang w:val="fr-FR" w:bidi="fr-FR"/>
-        </w:rPr>
-        <w:t xml:space="preserve">    }</w:t>
-      </w:r>
-      <w:r>
-        <w:rPr>
-          <w:b w:val="0"/>
-          <w:bCs w:val="0"/>
-        </w:rPr>
-      </w:r>
-    </w:p>
-    <w:p>
-      <w:pPr>
-        <w:pBdr/>
-        <w:shd w:val="nil" w:color="000000"/>
-        <w:spacing/>
-        <w:ind/>
-        <w:rPr>
-          <w:b w:val="0"/>
-          <w:bCs w:val="0"/>
-        </w:rPr>
-      </w:pPr>
-      <w:r>
-        <w:rPr>
-          <w:b w:val="0"/>
-          <w:bCs w:val="0"/>
-          <w:highlight w:val="none"/>
-          <w:lang w:val="fr-FR" w:bidi="fr-FR"/>
-        </w:rPr>
-      </w:r>
-      <w:r>
-        <w:rPr>
-          <w:b w:val="0"/>
-          <w:bCs w:val="0"/>
-        </w:rPr>
-      </w:r>
-    </w:p>
-    <w:p>
-      <w:pPr>
-        <w:pBdr/>
-        <w:shd w:val="nil" w:color="000000"/>
-        <w:spacing/>
-        <w:ind/>
-        <w:rPr>
-          <w:b w:val="0"/>
-          <w:bCs w:val="0"/>
-        </w:rPr>
-      </w:pPr>
-      <w:r>
-        <w:rPr>
-          <w:b w:val="0"/>
-          <w:bCs w:val="0"/>
-          <w:highlight w:val="none"/>
-          <w:lang w:val="fr-FR" w:bidi="fr-FR"/>
-        </w:rPr>
-        <w:t xml:space="preserve">    // Cas récursif : On récupère le noeud correspondant à l'opérateur trouvé</w:t>
-      </w:r>
-      <w:r>
-        <w:rPr>
-          <w:b w:val="0"/>
-          <w:bCs w:val="0"/>
-        </w:rPr>
-      </w:r>
-    </w:p>
-    <w:p>
-      <w:pPr>
-        <w:pBdr/>
-        <w:shd w:val="nil" w:color="000000"/>
-        <w:spacing/>
-        <w:ind/>
-        <w:rPr>
-          <w:b w:val="0"/>
-          <w:bCs w:val="0"/>
-        </w:rPr>
-      </w:pPr>
-      <w:r>
-        <w:rPr>
-          <w:b w:val="0"/>
-          <w:bCs w:val="0"/>
-          <w:highlight w:val="none"/>
-          <w:lang w:val="fr-FR" w:bidi="fr-FR"/>
-        </w:rPr>
-        <w:t xml:space="preserve">    IExpression noeud = _registreSymbole.recupererNoeud(equation[indice].type) ;</w:t>
-      </w:r>
-      <w:r>
-        <w:rPr>
-          <w:b w:val="0"/>
-          <w:bCs w:val="0"/>
-        </w:rPr>
-      </w:r>
-    </w:p>
-    <w:p>
-      <w:pPr>
-        <w:pBdr/>
-        <w:shd w:val="nil" w:color="000000"/>
-        <w:spacing/>
-        <w:ind/>
-        <w:rPr>
-          <w:b w:val="0"/>
-          <w:bCs w:val="0"/>
-        </w:rPr>
-      </w:pPr>
-      <w:r>
-        <w:rPr>
-          <w:b w:val="0"/>
-          <w:bCs w:val="0"/>
-          <w:highlight w:val="none"/>
-          <w:lang w:val="fr-FR" w:bidi="fr-FR"/>
-        </w:rPr>
-      </w:r>
-      <w:r>
-        <w:rPr>
-          <w:b w:val="0"/>
-          <w:bCs w:val="0"/>
-        </w:rPr>
-      </w:r>
-    </w:p>
-    <w:p>
-      <w:pPr>
-        <w:pBdr/>
-        <w:shd w:val="nil" w:color="000000"/>
-        <w:spacing/>
-        <w:ind/>
-        <w:rPr>
-          <w:b w:val="0"/>
-          <w:bCs w:val="0"/>
-        </w:rPr>
-      </w:pPr>
-      <w:r>
-        <w:rPr>
-          <w:b w:val="0"/>
-          <w:bCs w:val="0"/>
-          <w:highlight w:val="none"/>
-          <w:lang w:val="fr-FR" w:bidi="fr-FR"/>
-        </w:rPr>
-        <w:t xml:space="preserve">    // On divise les tokens en deux parties : gauche et droite de l'opérateur</w:t>
-      </w:r>
-      <w:r>
-        <w:rPr>
-          <w:b w:val="0"/>
-          <w:bCs w:val="0"/>
-        </w:rPr>
-      </w:r>
-    </w:p>
-    <w:p>
-      <w:pPr>
-        <w:pBdr/>
-        <w:shd w:val="nil" w:color="000000"/>
-        <w:spacing/>
-        <w:ind/>
-        <w:rPr>
-          <w:b w:val="0"/>
-          <w:bCs w:val="0"/>
-        </w:rPr>
-      </w:pPr>
-      <w:r>
-        <w:rPr>
-          <w:b w:val="0"/>
-          <w:bCs w:val="0"/>
-          <w:highlight w:val="none"/>
-          <w:lang w:val="fr-FR" w:bidi="fr-FR"/>
-        </w:rPr>
-        <w:t xml:space="preserve">    vecteur&lt;Token&gt; gauche = extraireSousVecteur(equation, 0, indice) ;</w:t>
-      </w:r>
-      <w:r>
-        <w:rPr>
-          <w:b w:val="0"/>
-          <w:bCs w:val="0"/>
-        </w:rPr>
-      </w:r>
-    </w:p>
-    <w:p>
-      <w:pPr>
-        <w:pBdr/>
-        <w:shd w:val="nil" w:color="000000"/>
-        <w:spacing/>
-        <w:ind/>
-        <w:rPr>
-          <w:b w:val="0"/>
-          <w:bCs w:val="0"/>
-        </w:rPr>
-      </w:pPr>
-      <w:r>
-        <w:rPr>
-          <w:b w:val="0"/>
-          <w:bCs w:val="0"/>
-          <w:highlight w:val="none"/>
-          <w:lang w:val="fr-FR" w:bidi="fr-FR"/>
-        </w:rPr>
-        <w:t xml:space="preserve">    vecteur&lt;Token&gt; droite = extraireSousVecteur(equation, indice + 1, equation.fin()) ;</w:t>
-      </w:r>
-      <w:r>
-        <w:rPr>
-          <w:b w:val="0"/>
-          <w:bCs w:val="0"/>
-        </w:rPr>
-      </w:r>
-    </w:p>
-    <w:p>
-      <w:pPr>
-        <w:pBdr/>
-        <w:shd w:val="nil" w:color="000000"/>
-        <w:spacing/>
-        <w:ind/>
-        <w:rPr>
-          <w:b w:val="0"/>
-          <w:bCs w:val="0"/>
-        </w:rPr>
-      </w:pPr>
-      <w:r>
-        <w:rPr>
-          <w:b w:val="0"/>
-          <w:bCs w:val="0"/>
-          <w:highlight w:val="none"/>
-          <w:lang w:val="fr-FR" w:bidi="fr-FR"/>
-        </w:rPr>
-      </w:r>
-      <w:r>
-        <w:rPr>
-          <w:b w:val="0"/>
-          <w:bCs w:val="0"/>
-        </w:rPr>
-      </w:r>
-    </w:p>
-    <w:p>
-      <w:pPr>
-        <w:pBdr/>
-        <w:shd w:val="nil" w:color="000000"/>
-        <w:spacing/>
-        <w:ind/>
-        <w:rPr>
-          <w:b w:val="0"/>
-          <w:bCs w:val="0"/>
-        </w:rPr>
-      </w:pPr>
-      <w:r>
-        <w:rPr>
-          <w:b w:val="0"/>
-          <w:bCs w:val="0"/>
-          <w:highlight w:val="none"/>
-          <w:lang w:val="fr-FR" w:bidi="fr-FR"/>
-        </w:rPr>
-        <w:t xml:space="preserve">    // Appels récursifs pour construire les sous-arbres</w:t>
-      </w:r>
-      <w:r>
-        <w:rPr>
-          <w:b w:val="0"/>
-          <w:bCs w:val="0"/>
-        </w:rPr>
-      </w:r>
-    </w:p>
-    <w:p>
-      <w:pPr>
-        <w:pBdr/>
-        <w:shd w:val="nil" w:color="000000"/>
-        <w:spacing/>
-        <w:ind/>
-        <w:rPr>
-          <w:b w:val="0"/>
-          <w:bCs w:val="0"/>
-        </w:rPr>
-      </w:pPr>
-      <w:r>
-        <w:rPr>
-          <w:b w:val="0"/>
-          <w:bCs w:val="0"/>
-          <w:highlight w:val="none"/>
-          <w:lang w:val="fr-FR" w:bidi="fr-FR"/>
-        </w:rPr>
-        <w:t xml:space="preserve">    INoeud exprGauche = construire(gauche) ;</w:t>
-      </w:r>
-      <w:r>
-        <w:rPr>
-          <w:b w:val="0"/>
-          <w:bCs w:val="0"/>
-        </w:rPr>
-      </w:r>
-    </w:p>
-    <w:p>
-      <w:pPr>
-        <w:pBdr/>
-        <w:shd w:val="nil" w:color="000000"/>
-        <w:spacing/>
-        <w:ind/>
-        <w:rPr>
-          <w:b w:val="0"/>
-          <w:bCs w:val="0"/>
-        </w:rPr>
-      </w:pPr>
-      <w:r>
-        <w:rPr>
-          <w:b w:val="0"/>
-          <w:bCs w:val="0"/>
-          <w:highlight w:val="none"/>
-          <w:lang w:val="fr-FR" w:bidi="fr-FR"/>
-        </w:rPr>
-        <w:t xml:space="preserve">    INoeud exprDroite = construire(droite) ;</w:t>
-      </w:r>
-      <w:r>
-        <w:rPr>
-          <w:b w:val="0"/>
-          <w:bCs w:val="0"/>
-        </w:rPr>
-      </w:r>
-    </w:p>
-    <w:p>
-      <w:pPr>
-        <w:pBdr/>
-        <w:shd w:val="nil" w:color="000000"/>
-        <w:spacing/>
-        <w:ind/>
-        <w:rPr>
-          <w:b w:val="0"/>
-          <w:bCs w:val="0"/>
-        </w:rPr>
-      </w:pPr>
-      <w:r>
-        <w:rPr>
-          <w:b w:val="0"/>
-          <w:bCs w:val="0"/>
-          <w:highlight w:val="none"/>
-          <w:lang w:val="fr-FR" w:bidi="fr-FR"/>
-        </w:rPr>
-      </w:r>
-      <w:r>
-        <w:rPr>
-          <w:b w:val="0"/>
-          <w:bCs w:val="0"/>
-        </w:rPr>
-      </w:r>
-    </w:p>
-    <w:p>
-      <w:pPr>
-        <w:pBdr/>
-        <w:shd w:val="nil" w:color="000000"/>
-        <w:spacing/>
-        <w:ind/>
-        <w:rPr>
-          <w:b w:val="0"/>
-          <w:bCs w:val="0"/>
-        </w:rPr>
-      </w:pPr>
-      <w:r>
-        <w:rPr>
-          <w:b w:val="0"/>
-          <w:bCs w:val="0"/>
-          <w:highlight w:val="none"/>
-          <w:lang w:val="fr-FR" w:bidi="fr-FR"/>
-        </w:rPr>
-        <w:t xml:space="preserve">    // On lie les deux sous-arbres au noeud opérateur</w:t>
-      </w:r>
-      <w:r>
-        <w:rPr>
-          <w:b w:val="0"/>
-          <w:bCs w:val="0"/>
-        </w:rPr>
-      </w:r>
-    </w:p>
-    <w:p>
-      <w:pPr>
-        <w:pBdr/>
-        <w:shd w:val="nil" w:color="000000"/>
-        <w:spacing/>
-        <w:ind/>
-        <w:rPr>
-          <w:b w:val="0"/>
-          <w:bCs w:val="0"/>
-        </w:rPr>
-      </w:pPr>
-      <w:r>
-        <w:rPr>
-          <w:b w:val="0"/>
-          <w:bCs w:val="0"/>
-          <w:highlight w:val="none"/>
-          <w:lang w:val="fr-FR" w:bidi="fr-FR"/>
-        </w:rPr>
-        <w:t xml:space="preserve">    noeud.ajouterExpression(exprGauche, exprDroite) ;</w:t>
-      </w:r>
-      <w:r>
-        <w:rPr>
-          <w:b w:val="0"/>
-          <w:bCs w:val="0"/>
-        </w:rPr>
-      </w:r>
-      <w:r>
-        <w:rPr>
-          <w:b w:val="0"/>
-          <w:bCs w:val="0"/>
-          <w:highlight w:val="none"/>
-          <w:lang w:val="fr-FR" w:bidi="fr-FR"/>
-        </w:rPr>
-      </w:r>
-      <w:r>
-        <w:rPr>
-          <w:b w:val="0"/>
-          <w:bCs w:val="0"/>
-        </w:rPr>
-      </w:r>
-      <w:r>
-        <w:rPr>
-          <w:b w:val="0"/>
-          <w:bCs w:val="0"/>
-          <w:highlight w:val="none"/>
-        </w:rPr>
-      </w:r>
-    </w:p>
-    <w:p>
-      <w:pPr>
-        <w:pBdr/>
-        <w:shd w:val="nil" w:color="000000"/>
-        <w:spacing/>
-        <w:ind/>
-        <w:rPr>
-          <w:b w:val="0"/>
-          <w:bCs w:val="0"/>
-        </w:rPr>
-      </w:pPr>
-      <w:r>
-        <w:rPr>
-          <w:b w:val="0"/>
-          <w:bCs w:val="0"/>
-          <w:highlight w:val="none"/>
-          <w:lang w:val="fr-FR" w:bidi="fr-FR"/>
-        </w:rPr>
-        <w:t xml:space="preserve">    Retourner noeud ;</w:t>
-      </w:r>
-      <w:r>
-        <w:rPr>
-          <w:b w:val="0"/>
-          <w:bCs w:val="0"/>
-        </w:rPr>
-      </w:r>
-    </w:p>
-    <w:p>
-      <w:pPr>
-        <w:pBdr/>
-        <w:shd w:val="nil" w:color="000000"/>
-        <w:spacing/>
-        <w:ind/>
-        <w:rPr>
-          <w:b/>
-          <w:bCs/>
-          <w:highlight w:val="none"/>
-          <w:lang w:val="fr-FR" w:bidi="fr-FR"/>
-        </w:rPr>
-      </w:pPr>
-      <w:r>
-        <w:rPr>
-          <w:b w:val="0"/>
-          <w:bCs w:val="0"/>
-          <w:highlight w:val="none"/>
-          <w:lang w:val="fr-FR" w:bidi="fr-FR"/>
-        </w:rPr>
-        <w:t xml:space="preserve">}</w:t>
-      </w:r>
-      <w:r>
-        <w:rPr>
-          <w:b/>
-          <w:bCs/>
-          <w:highlight w:val="none"/>
-          <w:lang w:val="fr-FR" w:bidi="fr-FR"/>
-        </w:rPr>
-        <w:br w:type="page" w:clear="all"/>
-      </w:r>
-      <w:r/>
-      <w:r/>
-    </w:p>
-    <w:p>
-      <w:pPr>
-        <w:pBdr/>
-        <w:spacing/>
-        <w:ind/>
-        <w:rPr>
-          <w:b/>
-          <w:bCs/>
-          <w:highlight w:val="none"/>
-          <w:lang w:val="fr-FR" w:bidi="fr-FR"/>
-        </w:rPr>
-      </w:pPr>
-      <w:r>
-        <w:rPr>
-          <w:b/>
-          <w:bCs/>
-          <w:highlight w:val="none"/>
-          <w:lang w:val="fr-FR" w:bidi="fr-FR"/>
-        </w:rPr>
-        <w:t xml:space="preserve">Explication des entrées sortie. </w:t>
-      </w:r>
-      <w:r>
-        <w:rPr>
-          <w:b/>
-          <w:bCs/>
-          <w:lang w:val="fr-FR"/>
-        </w:rPr>
-      </w:r>
-      <w:r>
-        <w:rPr>
-          <w:b/>
-          <w:bCs/>
-          <w:highlight w:val="none"/>
         </w:rPr>
       </w:r>
     </w:p>
@@ -3622,20 +4496,49 @@
       </w:r>
       <w:r>
         <w:rPr>
+          <w:lang w:val="fr-FR"/>
+        </w:rPr>
+      </w:r>
+      <w:r>
+        <w:rPr>
+          <w:lang w:val="fr-FR"/>
+        </w:rPr>
+      </w:r>
+    </w:p>
+    <w:p>
+      <w:pPr>
+        <w:pBdr/>
+        <w:shd w:val="nil" w:color="auto"/>
+        <w:spacing/>
+        <w:ind/>
+        <w:rPr>
           <w:highlight w:val="none"/>
           <w:lang w:val="fr-FR" w:bidi="fr-FR"/>
         </w:rPr>
-      </w:r>
-      <w:r>
-        <w:rPr>
-          <w:lang w:val="fr-FR"/>
+      </w:pPr>
+      <w:r>
+        <w:rPr>
+          <w:highlight w:val="none"/>
+          <w:lang w:val="fr-FR" w:bidi="fr-FR"/>
+        </w:rPr>
+        <w:br w:type="page" w:clear="all"/>
+      </w:r>
+      <w:r>
+        <w:rPr>
+          <w:highlight w:val="none"/>
+          <w:lang w:val="fr-FR" w:bidi="fr-FR"/>
+        </w:rPr>
+      </w:r>
+      <w:r>
+        <w:rPr>
+          <w:highlight w:val="none"/>
+          <w:lang w:val="fr-FR" w:bidi="fr-FR"/>
         </w:rPr>
       </w:r>
     </w:p>
     <w:p>
       <w:pPr>
         <w:pBdr/>
-        <w:shd w:val="nil"/>
         <w:spacing/>
         <w:ind/>
         <w:rPr>
@@ -3648,13 +4551,18 @@
           <w:highlight w:val="none"/>
           <w:lang w:val="fr-FR" w:bidi="fr-FR"/>
         </w:rPr>
-        <w:br w:type="page" w:clear="all"/>
       </w:r>
       <w:r>
         <w:rPr>
           <w:highlight w:val="none"/>
           <w:lang w:val="fr-FR" w:bidi="fr-FR"/>
         </w:rPr>
+        <w:t xml:space="preserve">Diagramme de classe </w:t>
+      </w:r>
+      <w:r>
+        <w:rPr>
+          <w:lang w:val="fr-FR"/>
+        </w:rPr>
       </w:r>
       <w:r>
         <w:rPr>
@@ -3669,81 +4577,47 @@
         <w:spacing/>
         <w:ind/>
         <w:rPr>
+          <w:lang w:val="fr-FR"/>
+        </w:rPr>
+      </w:pPr>
+      <w:r>
+        <w:rPr>
+          <w:lang w:val="fr-FR"/>
+        </w:rPr>
+      </w:r>
+      <w:r>
+        <w:rPr>
+          <w:lang w:val="fr-FR"/>
+        </w:rPr>
+      </w:r>
+      <w:r>
+        <w:rPr>
+          <w:lang w:val="fr-FR"/>
+        </w:rPr>
+      </w:r>
+    </w:p>
+    <w:p>
+      <w:pPr>
+        <w:pBdr/>
+        <w:spacing/>
+        <w:ind/>
+        <w:rPr>
+          <w:lang w:val="fr-FR"/>
+        </w:rPr>
+      </w:pPr>
+      <w:r>
+        <w:rPr>
           <w:highlight w:val="none"/>
           <w:lang w:val="fr-FR" w:bidi="fr-FR"/>
         </w:rPr>
-      </w:pPr>
-      <w:r>
-        <w:rPr>
-          <w:highlight w:val="none"/>
-          <w:lang w:val="fr-FR" w:bidi="fr-FR"/>
-        </w:rPr>
-      </w:r>
-      <w:r>
-        <w:rPr>
-          <w:highlight w:val="none"/>
-          <w:lang w:val="fr-FR" w:bidi="fr-FR"/>
-        </w:rPr>
-        <w:t xml:space="preserve">Diagramme de classe </w:t>
-      </w:r>
-      <w:r>
-        <w:rPr>
-          <w:highlight w:val="none"/>
-          <w:lang w:val="fr-FR" w:bidi="fr-FR"/>
-        </w:rPr>
-      </w:r>
-      <w:r>
-        <w:rPr>
-          <w:lang w:val="fr-FR"/>
-        </w:rPr>
-      </w:r>
-    </w:p>
-    <w:p>
-      <w:pPr>
-        <w:pBdr/>
-        <w:spacing/>
-        <w:ind/>
-        <w:rPr>
-          <w:lang w:val="fr-FR"/>
-        </w:rPr>
-      </w:pPr>
-      <w:r>
-        <w:rPr>
-          <w:lang w:val="fr-FR"/>
-        </w:rPr>
-      </w:r>
-      <w:r>
-        <w:rPr>
-          <w:lang w:val="fr-FR"/>
-        </w:rPr>
-      </w:r>
-      <w:r>
-        <w:rPr>
-          <w:lang w:val="fr-FR"/>
-        </w:rPr>
-      </w:r>
-    </w:p>
-    <w:p>
-      <w:pPr>
-        <w:pBdr/>
-        <w:spacing/>
-        <w:ind/>
-        <w:rPr>
-          <w:lang w:val="fr-FR"/>
-        </w:rPr>
-      </w:pPr>
-      <w:r>
-        <w:rPr>
-          <w:highlight w:val="none"/>
-          <w:lang w:val="fr-FR" w:bidi="fr-FR"/>
-        </w:rPr>
-      </w:r>
+      </w:r>
+      <w:r/>
       <w:r>
         <mc:AlternateContent>
           <mc:Choice Requires="wpg">
             <w:drawing>
               <wp:inline xmlns:wp="http://schemas.openxmlformats.org/drawingml/2006/wordprocessingDrawing" distT="0" distB="0" distL="0" distR="0">
-                <wp:extent cx="5943600" cy="6416343"/>
+                <wp:extent cx="5977785" cy="1883415"/>
                 <wp:effectExtent l="0" t="0" r="0" b="0"/>
                 <wp:docPr id="3" name=""/>
                 <wp:cNvGraphicFramePr>
@@ -3753,7 +4627,7 @@
                   <a:graphicData uri="http://schemas.openxmlformats.org/drawingml/2006/picture">
                     <pic:pic xmlns:pic="http://schemas.openxmlformats.org/drawingml/2006/picture">
                       <pic:nvPicPr>
-                        <pic:cNvPr id="2027365256" name=""/>
+                        <pic:cNvPr id="1049503101" name=""/>
                         <pic:cNvPicPr>
                           <a:picLocks noChangeAspect="1"/>
                         </pic:cNvPicPr>
@@ -3764,9 +4638,9 @@
                         <a:stretch/>
                       </pic:blipFill>
                       <pic:spPr bwMode="auto">
-                        <a:xfrm>
+                        <a:xfrm flipH="0" flipV="0">
                           <a:off x="0" y="0"/>
-                          <a:ext cx="5943599" cy="6416343"/>
+                          <a:ext cx="5977785" cy="1883415"/>
                         </a:xfrm>
                         <a:prstGeom prst="rect">
                           <a:avLst/>
@@ -3799,7 +4673,7 @@
                 <v:path o:extrusionok="f" gradientshapeok="t" o:connecttype="rect"/>
                 <o:lock v:ext="edit" aspectratio="t"/>
               </v:shapetype>
-              <v:shape id="_x0000_i2" o:spid="_x0000_s2" type="#_x0000_t75" style="width:468.00pt;height:505.22pt;mso-wrap-distance-left:0.00pt;mso-wrap-distance-top:0.00pt;mso-wrap-distance-right:0.00pt;mso-wrap-distance-bottom:0.00pt;z-index:1;" stroked="false">
+              <v:shape id="_x0000_i2" o:spid="_x0000_s2" type="#_x0000_t75" style="width:470.69pt;height:148.30pt;mso-wrap-distance-left:0.00pt;mso-wrap-distance-top:0.00pt;mso-wrap-distance-right:0.00pt;mso-wrap-distance-bottom:0.00pt;z-index:1;" stroked="false">
                 <v:imagedata r:id="rId12" o:title=""/>
                 <o:lock v:ext="edit" rotation="t"/>
               </v:shape>
@@ -3807,12 +4681,14 @@
           </mc:Fallback>
         </mc:AlternateContent>
       </w:r>
+      <w:r/>
       <w:r>
         <w:rPr>
           <w:highlight w:val="none"/>
           <w:lang w:val="fr-FR" w:bidi="fr-FR"/>
         </w:rPr>
       </w:r>
+      <w:r/>
       <w:r>
         <w:rPr>
           <w:highlight w:val="none"/>
@@ -3821,8 +4697,7 @@
       </w:r>
       <w:r>
         <w:rPr>
-          <w:highlight w:val="none"/>
-          <w:lang w:val="fr-FR" w:bidi="fr-FR"/>
+          <w:lang w:val="fr-FR"/>
         </w:rPr>
       </w:r>
     </w:p>
@@ -3942,15 +4817,89 @@
       <w:pBdr/>
       <w:spacing/>
       <w:ind/>
-      <w:rPr/>
+      <w:rPr>
+        <w:highlight w:val="none"/>
+      </w:rPr>
     </w:pPr>
     <w:r>
       <w:t xml:space="preserve">420-626-RK</w:t>
     </w:r>
     <w:r>
-      <w:t xml:space="preserve">PRENOM NOM</w:t>
+      <w:t xml:space="preserve"> Raphael Arseneault </w:t>
     </w:r>
     <w:r/>
+  </w:p>
+  <w:p>
+    <w:pPr>
+      <w:pStyle w:val="927"/>
+      <w:pBdr/>
+      <w:spacing/>
+      <w:ind/>
+      <w:rPr/>
+    </w:pPr>
+    <w:r/>
+    <w:r/>
+    <w:r/>
+  </w:p>
+  <w:p>
+    <w:pPr>
+      <w:pStyle w:val="927"/>
+      <w:pBdr/>
+      <w:spacing/>
+      <w:ind/>
+      <w:rPr/>
+    </w:pPr>
+    <w:r/>
+    <w:r/>
+    <w:r/>
+  </w:p>
+  <w:p>
+    <w:pPr>
+      <w:pStyle w:val="927"/>
+      <w:pBdr/>
+      <w:spacing/>
+      <w:ind/>
+      <w:rPr/>
+    </w:pPr>
+    <w:r/>
+    <w:r/>
+    <w:r/>
+  </w:p>
+  <w:p>
+    <w:pPr>
+      <w:pStyle w:val="927"/>
+      <w:pBdr/>
+      <w:spacing/>
+      <w:ind/>
+      <w:rPr/>
+    </w:pPr>
+    <w:r/>
+    <w:r/>
+    <w:r/>
+  </w:p>
+  <w:p>
+    <w:pPr>
+      <w:pStyle w:val="927"/>
+      <w:pBdr/>
+      <w:spacing/>
+      <w:ind/>
+      <w:rPr/>
+    </w:pPr>
+    <w:r>
+      <w:rPr>
+        <w:highlight w:val="none"/>
+      </w:rPr>
+    </w:r>
+    <w:r>
+      <w:rPr>
+        <w:highlight w:val="none"/>
+      </w:rPr>
+    </w:r>
+    <w:r>
+      <w:rPr>
+        <w:highlight w:val="none"/>
+      </w:rPr>
+    </w:r>
   </w:p>
 </w:hdr>
 </file>
